--- a/Blender.docx
+++ b/Blender.docx
@@ -1,6 +1,6 @@
 
 <file path=word/document.xml><?xml version="1.0" encoding="utf-8"?>
-<w:document xmlns:wpc="http://schemas.microsoft.com/office/word/2010/wordprocessingCanvas" xmlns:cx="http://schemas.microsoft.com/office/drawing/2014/chartex" xmlns:cx1="http://schemas.microsoft.com/office/drawing/2015/9/8/chartex" xmlns:mc="http://schemas.openxmlformats.org/markup-compatibility/2006" xmlns:o="urn:schemas-microsoft-com:office:office" xmlns:r="http://schemas.openxmlformats.org/officeDocument/2006/relationships" xmlns:m="http://schemas.openxmlformats.org/officeDocument/2006/math" xmlns:v="urn:schemas-microsoft-com:vml" xmlns:wp14="http://schemas.microsoft.com/office/word/2010/wordprocessingDrawing" xmlns:wp="http://schemas.openxmlformats.org/drawingml/2006/wordprocessingDrawing" xmlns:w10="urn:schemas-microsoft-com:office:word" xmlns:w="http://schemas.openxmlformats.org/wordprocessingml/2006/main" xmlns:w14="http://schemas.microsoft.com/office/word/2010/wordml" xmlns:w15="http://schemas.microsoft.com/office/word/2012/wordml" xmlns:w16se="http://schemas.microsoft.com/office/word/2015/wordml/symex" xmlns:wpg="http://schemas.microsoft.com/office/word/2010/wordprocessingGroup" xmlns:wpi="http://schemas.microsoft.com/office/word/2010/wordprocessingInk" xmlns:wne="http://schemas.microsoft.com/office/word/2006/wordml" xmlns:wps="http://schemas.microsoft.com/office/word/2010/wordprocessingShape" mc:Ignorable="w14 w15 w16se wp14">
+<w:document xmlns:wpc="http://schemas.microsoft.com/office/word/2010/wordprocessingCanvas" xmlns:cx="http://schemas.microsoft.com/office/drawing/2014/chartex" xmlns:cx1="http://schemas.microsoft.com/office/drawing/2015/9/8/chartex" xmlns:cx2="http://schemas.microsoft.com/office/drawing/2015/10/21/chartex" xmlns:cx3="http://schemas.microsoft.com/office/drawing/2016/5/9/chartex" xmlns:cx4="http://schemas.microsoft.com/office/drawing/2016/5/10/chartex" xmlns:cx5="http://schemas.microsoft.com/office/drawing/2016/5/11/chartex" xmlns:cx6="http://schemas.microsoft.com/office/drawing/2016/5/12/chartex" xmlns:cx7="http://schemas.microsoft.com/office/drawing/2016/5/13/chartex" xmlns:cx8="http://schemas.microsoft.com/office/drawing/2016/5/14/chartex" xmlns:mc="http://schemas.openxmlformats.org/markup-compatibility/2006" xmlns:aink="http://schemas.microsoft.com/office/drawing/2016/ink" xmlns:am3d="http://schemas.microsoft.com/office/drawing/2017/model3d" xmlns:o="urn:schemas-microsoft-com:office:office" xmlns:oel="http://schemas.microsoft.com/office/2019/extlst" xmlns:r="http://schemas.openxmlformats.org/officeDocument/2006/relationships" xmlns:m="http://schemas.openxmlformats.org/officeDocument/2006/math" xmlns:v="urn:schemas-microsoft-com:vml" xmlns:wp14="http://schemas.microsoft.com/office/word/2010/wordprocessingDrawing" xmlns:wp="http://schemas.openxmlformats.org/drawingml/2006/wordprocessingDrawing" xmlns:w10="urn:schemas-microsoft-com:office:word" xmlns:w="http://schemas.openxmlformats.org/wordprocessingml/2006/main" xmlns:w14="http://schemas.microsoft.com/office/word/2010/wordml" xmlns:w15="http://schemas.microsoft.com/office/word/2012/wordml" xmlns:w16cex="http://schemas.microsoft.com/office/word/2018/wordml/cex" xmlns:w16cid="http://schemas.microsoft.com/office/word/2016/wordml/cid" xmlns:w16="http://schemas.microsoft.com/office/word/2018/wordml" xmlns:w16du="http://schemas.microsoft.com/office/word/2023/wordml/word16du" xmlns:w16sdtdh="http://schemas.microsoft.com/office/word/2020/wordml/sdtdatahash" xmlns:w16sdtfl="http://schemas.microsoft.com/office/word/2024/wordml/sdtformatlock" xmlns:w16se="http://schemas.microsoft.com/office/word/2015/wordml/symex" xmlns:wpg="http://schemas.microsoft.com/office/word/2010/wordprocessingGroup" xmlns:wpi="http://schemas.microsoft.com/office/word/2010/wordprocessingInk" xmlns:wne="http://schemas.microsoft.com/office/word/2006/wordml" xmlns:wps="http://schemas.microsoft.com/office/word/2010/wordprocessingShape" mc:Ignorable="w14 w15 w16se w16cid w16 w16cex w16sdtdh w16sdtfl w16du wp14">
   <w:body>
     <w:p>
       <w:pPr>
@@ -60,28 +60,11 @@
     </w:p>
     <w:p>
       <w:pPr>
-        <w:rPr>
-          <w:rFonts w:ascii="Lucida Console" w:hAnsi="Lucida Console"/>
-          <w:b/>
-          <w:sz w:val="24"/>
-        </w:rPr>
-      </w:pPr>
-      <w:r>
-        <w:rPr>
-          <w:rFonts w:ascii="Lucida Console" w:hAnsi="Lucida Console"/>
-          <w:b/>
-          <w:sz w:val="24"/>
-        </w:rPr>
-        <w:t>//todo: fill</w:t>
-      </w:r>
-    </w:p>
-    <w:p>
-      <w:pPr>
         <w:jc w:val="center"/>
         <w:rPr>
           <w:rFonts w:ascii="Lucida Console" w:hAnsi="Lucida Console"/>
           <w:b/>
-          <w:sz w:val="24"/>
+          <w:bCs/>
         </w:rPr>
       </w:pPr>
     </w:p>
@@ -91,113 +74,125 @@
         <w:rPr>
           <w:rFonts w:ascii="Lucida Console" w:hAnsi="Lucida Console"/>
           <w:b/>
-          <w:sz w:val="24"/>
-        </w:rPr>
-      </w:pPr>
-      <w:r>
-        <w:rPr>
-          <w:rFonts w:ascii="Lucida Console" w:hAnsi="Lucida Console"/>
-          <w:b/>
-          <w:sz w:val="24"/>
-        </w:rPr>
-        <w:t xml:space="preserve">ep2 </w:t>
-      </w:r>
-      <w:r>
-        <w:rPr>
-          <w:rFonts w:ascii="Lucida Console" w:hAnsi="Lucida Console"/>
-          <w:b/>
-          <w:sz w:val="24"/>
-        </w:rPr>
-        <w:t xml:space="preserve">modular </w:t>
-      </w:r>
-      <w:r>
-        <w:rPr>
-          <w:rFonts w:ascii="Lucida Console" w:hAnsi="Lucida Console"/>
-          <w:b/>
-          <w:sz w:val="24"/>
-        </w:rPr>
-        <w:t>dungeon</w:t>
-      </w:r>
-    </w:p>
-    <w:p>
-      <w:pPr>
-        <w:jc w:val="center"/>
-        <w:rPr>
-          <w:rFonts w:ascii="Lucida Console" w:hAnsi="Lucida Console"/>
-          <w:b/>
-          <w:sz w:val="24"/>
-        </w:rPr>
-      </w:pPr>
-    </w:p>
-    <w:p>
-      <w:pPr>
-        <w:jc w:val="both"/>
-        <w:rPr>
-          <w:rFonts w:ascii="Lucida Console" w:hAnsi="Lucida Console"/>
-          <w:b/>
-          <w:sz w:val="24"/>
-        </w:rPr>
-      </w:pPr>
-      <w:r>
-        <w:rPr>
-          <w:rFonts w:ascii="Lucida Console" w:hAnsi="Lucida Console"/>
-          <w:b/>
-          <w:sz w:val="24"/>
-        </w:rPr>
-        <w:t>lesson.23</w:t>
-      </w:r>
-      <w:r>
-        <w:rPr>
-          <w:rFonts w:ascii="Lucida Console" w:hAnsi="Lucida Console"/>
-          <w:b/>
-          <w:sz w:val="24"/>
-        </w:rPr>
-        <w:t xml:space="preserve"> barrel</w:t>
-      </w:r>
-    </w:p>
-    <w:p>
-      <w:pPr>
-        <w:jc w:val="both"/>
-        <w:rPr>
-          <w:rFonts w:ascii="Lucida Console" w:hAnsi="Lucida Console"/>
-          <w:sz w:val="24"/>
-        </w:rPr>
-      </w:pPr>
-    </w:p>
-    <w:p>
-      <w:pPr>
-        <w:jc w:val="both"/>
-        <w:rPr>
-          <w:rFonts w:ascii="Lucida Console" w:hAnsi="Lucida Console"/>
-          <w:sz w:val="24"/>
-        </w:rPr>
-      </w:pPr>
-      <w:r>
-        <w:rPr>
-          <w:rFonts w:ascii="Lucida Console" w:hAnsi="Lucida Console"/>
-          <w:sz w:val="24"/>
-        </w:rPr>
-        <w:t xml:space="preserve">ctrl+b : bewel : seçilen edge'i çoğaltır, mouse wheel miktarı arttırır. </w:t>
-      </w:r>
-    </w:p>
-    <w:p>
-      <w:pPr>
-        <w:jc w:val="both"/>
-        <w:rPr>
-          <w:rFonts w:ascii="Lucida Console" w:hAnsi="Lucida Console"/>
-          <w:sz w:val="24"/>
-        </w:rPr>
-      </w:pPr>
-      <w:r>
-        <w:rPr>
-          <w:rFonts w:ascii="Lucida Console" w:hAnsi="Lucida Console"/>
-          <w:sz w:val="24"/>
+          <w:bCs/>
+        </w:rPr>
+      </w:pPr>
+    </w:p>
+    <w:p>
+      <w:pPr>
+        <w:jc w:val="both"/>
+        <w:rPr>
+          <w:rFonts w:ascii="Lucida Console" w:hAnsi="Lucida Console"/>
+          <w:b/>
+          <w:bCs/>
+        </w:rPr>
+      </w:pPr>
+      <w:r>
+        <w:rPr>
+          <w:rFonts w:ascii="Lucida Console" w:hAnsi="Lucida Console"/>
+          <w:b/>
+          <w:bCs/>
+        </w:rPr>
+        <w:t xml:space="preserve">.1. Giriş </w:t>
+      </w:r>
+    </w:p>
+    <w:p>
+      <w:pPr>
+        <w:jc w:val="both"/>
+        <w:rPr>
+          <w:rFonts w:ascii="Lucida Console" w:hAnsi="Lucida Console"/>
+          <w:b/>
+          <w:bCs/>
+        </w:rPr>
+      </w:pPr>
+      <w:r>
+        <w:rPr>
+          <w:rFonts w:ascii="Lucida Console" w:hAnsi="Lucida Console"/>
+          <w:b/>
+          <w:bCs/>
+        </w:rPr>
+        <w:t>.1.1. Bazı Kısayollar</w:t>
+      </w:r>
+    </w:p>
+    <w:p>
+      <w:pPr>
+        <w:jc w:val="both"/>
+        <w:rPr>
+          <w:rFonts w:ascii="Lucida Console" w:hAnsi="Lucida Console"/>
+          <w:b/>
+          <w:bCs/>
+        </w:rPr>
+      </w:pPr>
+      <w:r>
+        <w:rPr>
+          <w:rFonts w:ascii="Lucida Console" w:hAnsi="Lucida Console"/>
+          <w:b/>
+          <w:bCs/>
+        </w:rPr>
+        <w:tab/>
+      </w:r>
+    </w:p>
+    <w:p>
+      <w:pPr>
+        <w:jc w:val="both"/>
+        <w:rPr>
+          <w:rFonts w:ascii="Lucida Console" w:hAnsi="Lucida Console"/>
+        </w:rPr>
+      </w:pPr>
+      <w:r>
+        <w:rPr>
+          <w:rFonts w:ascii="Lucida Console" w:hAnsi="Lucida Console"/>
+        </w:rPr>
+        <w:t>Mouse tekerleğine basılı tutarak viewport hedef üzerinde açısal hareket ettirilebilir.</w:t>
+      </w:r>
+    </w:p>
+    <w:p>
+      <w:pPr>
+        <w:jc w:val="both"/>
+        <w:rPr>
+          <w:rFonts w:ascii="Lucida Console" w:hAnsi="Lucida Console"/>
+        </w:rPr>
+      </w:pPr>
+    </w:p>
+    <w:p>
+      <w:pPr>
+        <w:jc w:val="both"/>
+        <w:rPr>
+          <w:rFonts w:ascii="Lucida Console" w:hAnsi="Lucida Console"/>
+        </w:rPr>
+      </w:pPr>
+      <w:r>
+        <w:rPr>
+          <w:rFonts w:ascii="Lucida Console" w:hAnsi="Lucida Console"/>
+        </w:rPr>
+        <w:t>Shift + Mouse tekerleği: sağa sola hareket</w:t>
+      </w:r>
+    </w:p>
+    <w:p>
+      <w:pPr>
+        <w:jc w:val="both"/>
+        <w:rPr>
+          <w:rFonts w:ascii="Lucida Console" w:hAnsi="Lucida Console"/>
+        </w:rPr>
+      </w:pPr>
+    </w:p>
+    <w:p>
+      <w:pPr>
+        <w:jc w:val="both"/>
+        <w:rPr>
+          <w:rFonts w:ascii="Lucida Console" w:hAnsi="Lucida Console"/>
+        </w:rPr>
+      </w:pPr>
+      <w:r>
+        <w:rPr>
+          <w:rFonts w:ascii="Lucida Console" w:hAnsi="Lucida Console"/>
+          <w:noProof/>
         </w:rPr>
         <w:drawing>
-          <wp:inline distT="0" distB="0" distL="0" distR="0" wp14:anchorId="28614B72" wp14:editId="6402677B">
-            <wp:extent cx="1467055" cy="1752845"/>
-            <wp:effectExtent l="0" t="0" r="0" b="0"/>
-            <wp:docPr id="2" name="Picture 2"/>
+          <wp:inline distT="0" distB="0" distL="0" distR="0" wp14:anchorId="4A5BB80B" wp14:editId="3BB06BC4">
+            <wp:extent cx="1876687" cy="2562583"/>
+            <wp:effectExtent l="0" t="0" r="9525" b="9525"/>
+            <wp:docPr id="2061951752" name="Resim 1" descr="ekran görüntüsü, metin, tasarım içeren bir resim&#10;&#10;Yapay zeka tarafından oluşturulmuş içerik yanlış olabilir."/>
             <wp:cNvGraphicFramePr>
               <a:graphicFrameLocks xmlns:a="http://schemas.openxmlformats.org/drawingml/2006/main" noChangeAspect="1"/>
             </wp:cNvGraphicFramePr>
@@ -205,7 +200,7 @@
               <a:graphicData uri="http://schemas.openxmlformats.org/drawingml/2006/picture">
                 <pic:pic xmlns:pic="http://schemas.openxmlformats.org/drawingml/2006/picture">
                   <pic:nvPicPr>
-                    <pic:cNvPr id="1" name=""/>
+                    <pic:cNvPr id="2061951752" name="Resim 1" descr="ekran görüntüsü, metin, tasarım içeren bir resim&#10;&#10;Yapay zeka tarafından oluşturulmuş içerik yanlış olabilir."/>
                     <pic:cNvPicPr/>
                   </pic:nvPicPr>
                   <pic:blipFill>
@@ -217,7 +212,7 @@
                   <pic:spPr>
                     <a:xfrm>
                       <a:off x="0" y="0"/>
-                      <a:ext cx="1467055" cy="1752845"/>
+                      <a:ext cx="1876687" cy="2562583"/>
                     </a:xfrm>
                     <a:prstGeom prst="rect">
                       <a:avLst/>
@@ -232,29 +227,219 @@
       <w:r>
         <w:rPr>
           <w:rFonts w:ascii="Lucida Console" w:hAnsi="Lucida Console"/>
-          <w:sz w:val="24"/>
-        </w:rPr>
-        <w:t xml:space="preserve"> öncesi</w:t>
-      </w:r>
-    </w:p>
-    <w:p>
-      <w:pPr>
-        <w:jc w:val="both"/>
-        <w:rPr>
-          <w:rFonts w:ascii="Lucida Console" w:hAnsi="Lucida Console"/>
-          <w:sz w:val="24"/>
-        </w:rPr>
-      </w:pPr>
-      <w:r>
-        <w:rPr>
-          <w:rFonts w:ascii="Lucida Console" w:hAnsi="Lucida Console"/>
-          <w:sz w:val="24"/>
+        </w:rPr>
+        <w:t xml:space="preserve"> Ekranın sağındaki grid tuşuyla ortographic görünüşe geçebiliriz</w:t>
+      </w:r>
+    </w:p>
+    <w:p>
+      <w:pPr>
+        <w:jc w:val="both"/>
+        <w:rPr>
+          <w:rFonts w:ascii="Lucida Console" w:hAnsi="Lucida Console"/>
+        </w:rPr>
+      </w:pPr>
+    </w:p>
+    <w:p>
+      <w:pPr>
+        <w:jc w:val="both"/>
+        <w:rPr>
+          <w:rFonts w:ascii="Lucida Console" w:hAnsi="Lucida Console"/>
+        </w:rPr>
+      </w:pPr>
+      <w:r>
+        <w:rPr>
+          <w:rFonts w:ascii="Lucida Console" w:hAnsi="Lucida Console"/>
+        </w:rPr>
+        <w:t>Shift + Sağ click: 3D cursoru konumlandırma</w:t>
+      </w:r>
+    </w:p>
+    <w:p>
+      <w:pPr>
+        <w:jc w:val="both"/>
+        <w:rPr>
+          <w:rFonts w:ascii="Lucida Console" w:hAnsi="Lucida Console"/>
+        </w:rPr>
+      </w:pPr>
+      <w:r>
+        <w:rPr>
+          <w:rFonts w:ascii="Lucida Console" w:hAnsi="Lucida Console"/>
+        </w:rPr>
+        <w:t>Shift + S: Seçenekler arasında Cursor to World Origin var o zaman 3D cursoru 0,0’a koyar</w:t>
+      </w:r>
+    </w:p>
+    <w:p>
+      <w:pPr>
+        <w:jc w:val="both"/>
+        <w:rPr>
+          <w:rFonts w:ascii="Lucida Console" w:hAnsi="Lucida Console"/>
+        </w:rPr>
+      </w:pPr>
+    </w:p>
+    <w:p>
+      <w:pPr>
+        <w:jc w:val="both"/>
+        <w:rPr>
+          <w:rFonts w:ascii="Lucida Console" w:hAnsi="Lucida Console"/>
+        </w:rPr>
+      </w:pPr>
+      <w:r>
+        <w:rPr>
+          <w:rFonts w:ascii="Lucida Console" w:hAnsi="Lucida Console"/>
+        </w:rPr>
+        <w:t>Shift + Sağ click (Mouse obje üzerindeyken) : 3d cursor objenin üzerinde bir konuma gelir</w:t>
+      </w:r>
+    </w:p>
+    <w:p>
+      <w:pPr>
+        <w:jc w:val="both"/>
+        <w:rPr>
+          <w:rFonts w:ascii="Lucida Console" w:hAnsi="Lucida Console"/>
+        </w:rPr>
+      </w:pPr>
+      <w:r>
+        <w:rPr>
+          <w:rFonts w:ascii="Lucida Console" w:hAnsi="Lucida Console"/>
+        </w:rPr>
+        <w:t>Shift + A : add menu</w:t>
+      </w:r>
+    </w:p>
+    <w:p>
+      <w:pPr>
+        <w:jc w:val="both"/>
+        <w:rPr>
+          <w:rFonts w:ascii="Lucida Console" w:hAnsi="Lucida Console"/>
+        </w:rPr>
+      </w:pPr>
+    </w:p>
+    <w:p>
+      <w:pPr>
+        <w:jc w:val="both"/>
+        <w:rPr>
+          <w:rFonts w:ascii="Lucida Console" w:hAnsi="Lucida Console"/>
+        </w:rPr>
+      </w:pPr>
+      <w:r>
+        <w:rPr>
+          <w:rFonts w:ascii="Lucida Console" w:hAnsi="Lucida Console"/>
+        </w:rPr>
+        <w:t>G: hareket</w:t>
+      </w:r>
+    </w:p>
+    <w:p>
+      <w:pPr>
+        <w:jc w:val="both"/>
+        <w:rPr>
+          <w:rFonts w:ascii="Lucida Console" w:hAnsi="Lucida Console"/>
+        </w:rPr>
+      </w:pPr>
+      <w:r>
+        <w:rPr>
+          <w:rFonts w:ascii="Lucida Console" w:hAnsi="Lucida Console"/>
+        </w:rPr>
+        <w:t>G modunda Shift + Axis : Axisi hareket ekseninden çıkarır</w:t>
+      </w:r>
+    </w:p>
+    <w:p>
+      <w:pPr>
+        <w:jc w:val="both"/>
+        <w:rPr>
+          <w:rFonts w:ascii="Lucida Console" w:hAnsi="Lucida Console"/>
+        </w:rPr>
+      </w:pPr>
+    </w:p>
+    <w:p>
+      <w:pPr>
+        <w:jc w:val="both"/>
+        <w:rPr>
+          <w:rFonts w:ascii="Lucida Console" w:hAnsi="Lucida Console"/>
+        </w:rPr>
+      </w:pPr>
+      <w:r>
+        <w:rPr>
+          <w:rFonts w:ascii="Lucida Console" w:hAnsi="Lucida Console"/>
+        </w:rPr>
+        <w:t>S: scale</w:t>
+      </w:r>
+    </w:p>
+    <w:p>
+      <w:pPr>
+        <w:jc w:val="both"/>
+        <w:rPr>
+          <w:rFonts w:ascii="Lucida Console" w:hAnsi="Lucida Console"/>
+        </w:rPr>
+      </w:pPr>
+    </w:p>
+    <w:p>
+      <w:pPr>
+        <w:jc w:val="both"/>
+        <w:rPr>
+          <w:rFonts w:ascii="Lucida Console" w:hAnsi="Lucida Console"/>
+        </w:rPr>
+      </w:pPr>
+      <w:r>
+        <w:rPr>
+          <w:rFonts w:ascii="Lucida Console" w:hAnsi="Lucida Console"/>
+        </w:rPr>
+        <w:t>Birden fazla obje seçiliyken bir objeye shift + sol tık: selections arasında aktif obje haline getirir</w:t>
+      </w:r>
+    </w:p>
+    <w:p>
+      <w:pPr>
+        <w:jc w:val="both"/>
+        <w:rPr>
+          <w:rFonts w:ascii="Lucida Console" w:hAnsi="Lucida Console"/>
+        </w:rPr>
+      </w:pPr>
+    </w:p>
+    <w:p>
+      <w:pPr>
+        <w:jc w:val="both"/>
+        <w:rPr>
+          <w:rFonts w:ascii="Lucida Console" w:hAnsi="Lucida Console"/>
+          <w:b/>
+          <w:bCs/>
+        </w:rPr>
+      </w:pPr>
+      <w:r>
+        <w:rPr>
+          <w:rFonts w:ascii="Lucida Console" w:hAnsi="Lucida Console"/>
+          <w:b/>
+          <w:bCs/>
+        </w:rPr>
+        <w:t>.7. viewport &amp; rendering</w:t>
+      </w:r>
+    </w:p>
+    <w:p>
+      <w:pPr>
+        <w:jc w:val="both"/>
+        <w:rPr>
+          <w:rFonts w:ascii="Lucida Console" w:hAnsi="Lucida Console"/>
+          <w:b/>
+          <w:bCs/>
+        </w:rPr>
+      </w:pPr>
+    </w:p>
+    <w:p>
+      <w:pPr>
+        <w:jc w:val="both"/>
+        <w:rPr>
+          <w:rFonts w:ascii="Lucida Console" w:hAnsi="Lucida Console"/>
+          <w:b/>
+          <w:bCs/>
+        </w:rPr>
+      </w:pPr>
+      <w:r>
+        <w:rPr>
+          <w:rFonts w:ascii="Lucida Console" w:hAnsi="Lucida Console"/>
+          <w:b/>
+          <w:bCs/>
+          <w:noProof/>
         </w:rPr>
         <w:drawing>
-          <wp:inline distT="0" distB="0" distL="0" distR="0" wp14:anchorId="42525003" wp14:editId="7100B37E">
-            <wp:extent cx="2762636" cy="2152950"/>
+          <wp:inline distT="0" distB="0" distL="0" distR="0" wp14:anchorId="6F7AF020" wp14:editId="6C87C7B3">
+            <wp:extent cx="4686954" cy="3162741"/>
             <wp:effectExtent l="0" t="0" r="0" b="0"/>
-            <wp:docPr id="1" name="Picture 1"/>
+            <wp:docPr id="1849109832" name="Resim 1" descr="metin, ekran görüntüsü, multimedya yazılımı, yazılım içeren bir resim&#10;&#10;Yapay zeka tarafından oluşturulmuş içerik yanlış olabilir."/>
             <wp:cNvGraphicFramePr>
               <a:graphicFrameLocks xmlns:a="http://schemas.openxmlformats.org/drawingml/2006/main" noChangeAspect="1"/>
             </wp:cNvGraphicFramePr>
@@ -262,7 +447,7 @@
               <a:graphicData uri="http://schemas.openxmlformats.org/drawingml/2006/picture">
                 <pic:pic xmlns:pic="http://schemas.openxmlformats.org/drawingml/2006/picture">
                   <pic:nvPicPr>
-                    <pic:cNvPr id="1" name=""/>
+                    <pic:cNvPr id="1849109832" name="Resim 1" descr="metin, ekran görüntüsü, multimedya yazılımı, yazılım içeren bir resim&#10;&#10;Yapay zeka tarafından oluşturulmuş içerik yanlış olabilir."/>
                     <pic:cNvPicPr/>
                   </pic:nvPicPr>
                   <pic:blipFill>
@@ -274,7 +459,7 @@
                   <pic:spPr>
                     <a:xfrm>
                       <a:off x="0" y="0"/>
-                      <a:ext cx="2762636" cy="2152950"/>
+                      <a:ext cx="4686954" cy="3162741"/>
                     </a:xfrm>
                     <a:prstGeom prst="rect">
                       <a:avLst/>
@@ -286,95 +471,48 @@
           </wp:inline>
         </w:drawing>
       </w:r>
-      <w:r>
-        <w:rPr>
-          <w:rFonts w:ascii="Lucida Console" w:hAnsi="Lucida Console"/>
-          <w:sz w:val="24"/>
-        </w:rPr>
-        <w:t xml:space="preserve"> sonrası</w:t>
-      </w:r>
-    </w:p>
-    <w:p>
-      <w:pPr>
-        <w:jc w:val="both"/>
-        <w:rPr>
-          <w:rFonts w:ascii="Lucida Console" w:hAnsi="Lucida Console"/>
-          <w:b/>
-          <w:sz w:val="24"/>
-        </w:rPr>
-      </w:pPr>
-    </w:p>
-    <w:p>
-      <w:pPr>
-        <w:jc w:val="both"/>
-        <w:rPr>
-          <w:rFonts w:ascii="Lucida Console" w:hAnsi="Lucida Console"/>
-          <w:sz w:val="24"/>
-        </w:rPr>
-      </w:pPr>
-    </w:p>
-    <w:p>
-      <w:pPr>
-        <w:jc w:val="both"/>
-        <w:rPr>
-          <w:rFonts w:ascii="Lucida Console" w:hAnsi="Lucida Console"/>
-          <w:sz w:val="24"/>
-        </w:rPr>
-      </w:pPr>
-    </w:p>
-    <w:p>
-      <w:pPr>
-        <w:jc w:val="both"/>
-        <w:rPr>
-          <w:rFonts w:ascii="Lucida Console" w:hAnsi="Lucida Console"/>
-          <w:sz w:val="24"/>
-        </w:rPr>
-      </w:pPr>
-    </w:p>
-    <w:p>
-      <w:pPr>
-        <w:jc w:val="both"/>
-        <w:rPr>
-          <w:rFonts w:ascii="Lucida Console" w:hAnsi="Lucida Console"/>
-          <w:sz w:val="24"/>
-        </w:rPr>
-      </w:pPr>
-    </w:p>
-    <w:p>
-      <w:pPr>
-        <w:jc w:val="both"/>
-        <w:rPr>
-          <w:rFonts w:ascii="Lucida Console" w:hAnsi="Lucida Console"/>
-          <w:sz w:val="24"/>
-        </w:rPr>
-      </w:pPr>
-      <w:r>
-        <w:rPr>
-          <w:rFonts w:ascii="Lucida Console" w:hAnsi="Lucida Console"/>
-          <w:sz w:val="24"/>
-        </w:rPr>
-        <w:lastRenderedPageBreak/>
-        <w:t xml:space="preserve">g + g : vertice modunda noktanın kenar üzerinde hareket etmesini sağlar. </w:t>
-      </w:r>
-    </w:p>
-    <w:p>
-      <w:pPr>
-        <w:jc w:val="both"/>
-        <w:rPr>
-          <w:rFonts w:ascii="Lucida Console" w:hAnsi="Lucida Console"/>
-          <w:sz w:val="24"/>
-        </w:rPr>
-      </w:pPr>
-      <w:r>
-        <w:rPr>
-          <w:rFonts w:ascii="Lucida Console" w:hAnsi="Lucida Console"/>
-          <w:sz w:val="24"/>
+    </w:p>
+    <w:p>
+      <w:pPr>
+        <w:jc w:val="both"/>
+        <w:rPr>
+          <w:rFonts w:ascii="Lucida Console" w:hAnsi="Lucida Console"/>
+          <w:b/>
+          <w:bCs/>
+        </w:rPr>
+      </w:pPr>
+    </w:p>
+    <w:p>
+      <w:pPr>
+        <w:jc w:val="both"/>
+        <w:rPr>
+          <w:rFonts w:ascii="Lucida Console" w:hAnsi="Lucida Console"/>
+        </w:rPr>
+      </w:pPr>
+      <w:r>
+        <w:rPr>
+          <w:rFonts w:ascii="Lucida Console" w:hAnsi="Lucida Console"/>
+        </w:rPr>
+        <w:t>Pencerelerin köşelerine tıklayarak yeni pencereler açılabilir</w:t>
+      </w:r>
+    </w:p>
+    <w:p>
+      <w:pPr>
+        <w:jc w:val="both"/>
+        <w:rPr>
+          <w:rFonts w:ascii="Lucida Console" w:hAnsi="Lucida Console"/>
+        </w:rPr>
+      </w:pPr>
+      <w:r>
+        <w:rPr>
+          <w:rFonts w:ascii="Lucida Console" w:hAnsi="Lucida Console"/>
+          <w:noProof/>
         </w:rPr>
         <w:drawing>
-          <wp:inline distT="0" distB="0" distL="0" distR="0" wp14:anchorId="73D5EE7B" wp14:editId="120C7349">
-            <wp:extent cx="2413591" cy="2887938"/>
-            <wp:effectExtent l="0" t="0" r="6350" b="8255"/>
-            <wp:docPr id="3" name="Picture 3"/>
+          <wp:inline distT="0" distB="0" distL="0" distR="0" wp14:anchorId="1DA5FC09" wp14:editId="1C11D426">
+            <wp:extent cx="3277057" cy="2019582"/>
+            <wp:effectExtent l="0" t="0" r="0" b="0"/>
+            <wp:docPr id="1077127557" name="Resim 1" descr="metin, ekran görüntüsü, multimedya yazılımı, yazılım içeren bir resim&#10;&#10;Yapay zeka tarafından oluşturulmuş içerik yanlış olabilir."/>
             <wp:cNvGraphicFramePr>
               <a:graphicFrameLocks xmlns:a="http://schemas.openxmlformats.org/drawingml/2006/main" noChangeAspect="1"/>
             </wp:cNvGraphicFramePr>
@@ -382,7 +520,7 @@
               <a:graphicData uri="http://schemas.openxmlformats.org/drawingml/2006/picture">
                 <pic:pic xmlns:pic="http://schemas.openxmlformats.org/drawingml/2006/picture">
                   <pic:nvPicPr>
-                    <pic:cNvPr id="1" name=""/>
+                    <pic:cNvPr id="1077127557" name="Resim 1" descr="metin, ekran görüntüsü, multimedya yazılımı, yazılım içeren bir resim&#10;&#10;Yapay zeka tarafından oluşturulmuş içerik yanlış olabilir."/>
                     <pic:cNvPicPr/>
                   </pic:nvPicPr>
                   <pic:blipFill>
@@ -394,7 +532,7 @@
                   <pic:spPr>
                     <a:xfrm>
                       <a:off x="0" y="0"/>
-                      <a:ext cx="2423394" cy="2899668"/>
+                      <a:ext cx="3277057" cy="2019582"/>
                     </a:xfrm>
                     <a:prstGeom prst="rect">
                       <a:avLst/>
@@ -412,44 +550,977 @@
         <w:jc w:val="both"/>
         <w:rPr>
           <w:rFonts w:ascii="Lucida Console" w:hAnsi="Lucida Console"/>
-          <w:sz w:val="24"/>
-        </w:rPr>
-      </w:pPr>
-    </w:p>
-    <w:p>
-      <w:pPr>
-        <w:jc w:val="both"/>
-        <w:rPr>
-          <w:rFonts w:ascii="Lucida Console" w:hAnsi="Lucida Console"/>
-          <w:sz w:val="24"/>
-        </w:rPr>
-      </w:pPr>
-      <w:r>
-        <w:rPr>
-          <w:rFonts w:ascii="Lucida Console" w:hAnsi="Lucida Console"/>
-          <w:sz w:val="24"/>
-        </w:rPr>
-        <w:t xml:space="preserve">iki vertice üst üste binerse merge yoluyla bunları teke düşürmek mümkün. </w:t>
-      </w:r>
-    </w:p>
-    <w:p>
-      <w:pPr>
-        <w:jc w:val="both"/>
-        <w:rPr>
-          <w:rFonts w:ascii="Lucida Console" w:hAnsi="Lucida Console"/>
-          <w:sz w:val="24"/>
-        </w:rPr>
-      </w:pPr>
-      <w:r>
-        <w:rPr>
-          <w:rFonts w:ascii="Lucida Console" w:hAnsi="Lucida Console"/>
+        </w:rPr>
+      </w:pPr>
+      <w:r>
+        <w:rPr>
+          <w:rFonts w:ascii="Lucida Console" w:hAnsi="Lucida Console"/>
+        </w:rPr>
+        <w:t xml:space="preserve">Ayrıca kenar çizgilerine sağ tıklayarak join areasa tıklanabilir böylece ekran kapanmış olur </w:t>
+      </w:r>
+    </w:p>
+    <w:p>
+      <w:pPr>
+        <w:jc w:val="both"/>
+        <w:rPr>
+          <w:rFonts w:ascii="Lucida Console" w:hAnsi="Lucida Console"/>
+        </w:rPr>
+      </w:pPr>
+    </w:p>
+    <w:p>
+      <w:pPr>
+        <w:jc w:val="both"/>
+        <w:rPr>
+          <w:rFonts w:ascii="Lucida Console" w:hAnsi="Lucida Console"/>
+        </w:rPr>
+      </w:pPr>
+    </w:p>
+    <w:p>
+      <w:pPr>
+        <w:rPr>
+          <w:rFonts w:ascii="Lucida Console" w:hAnsi="Lucida Console"/>
+        </w:rPr>
+      </w:pPr>
+    </w:p>
+    <w:p>
+      <w:pPr>
+        <w:rPr>
+          <w:rFonts w:ascii="Lucida Console" w:hAnsi="Lucida Console"/>
+          <w:b/>
+          <w:bCs/>
+        </w:rPr>
+      </w:pPr>
+      <w:r>
+        <w:rPr>
+          <w:rFonts w:ascii="Lucida Console" w:hAnsi="Lucida Console"/>
+          <w:b/>
+          <w:bCs/>
+        </w:rPr>
+        <w:lastRenderedPageBreak/>
+        <w:t>.14. making the rocky base</w:t>
+      </w:r>
+    </w:p>
+    <w:p>
+      <w:pPr>
+        <w:rPr>
+          <w:rFonts w:ascii="Lucida Console" w:hAnsi="Lucida Console"/>
+          <w:b/>
+          <w:bCs/>
+        </w:rPr>
+      </w:pPr>
+    </w:p>
+    <w:p>
+      <w:pPr>
+        <w:rPr>
+          <w:rFonts w:ascii="Lucida Console" w:hAnsi="Lucida Console"/>
+        </w:rPr>
+      </w:pPr>
+      <w:r>
+        <w:rPr>
+          <w:rFonts w:ascii="Lucida Console" w:hAnsi="Lucida Console"/>
+        </w:rPr>
+        <w:t>Objeyi ekledikten sonra üst sekmelerden sculpting seçilir. Draw brush default olarak seçiliyken sol tık basılı tutarak meshin genişlediği görülür.</w:t>
+      </w:r>
+    </w:p>
+    <w:p>
+      <w:pPr>
+        <w:rPr>
+          <w:rFonts w:ascii="Lucida Console" w:hAnsi="Lucida Console"/>
+        </w:rPr>
+      </w:pPr>
+      <w:r>
+        <w:rPr>
+          <w:rFonts w:ascii="Lucida Console" w:hAnsi="Lucida Console"/>
+        </w:rPr>
+        <w:t>Üst kısımda brush settings bulunmakta</w:t>
+      </w:r>
+    </w:p>
+    <w:p>
+      <w:pPr>
+        <w:rPr>
+          <w:rFonts w:ascii="Lucida Console" w:hAnsi="Lucida Console"/>
+        </w:rPr>
+      </w:pPr>
+      <w:r>
+        <w:rPr>
+          <w:rFonts w:ascii="Lucida Console" w:hAnsi="Lucida Console"/>
+        </w:rPr>
+        <w:t xml:space="preserve">Klavye kısayolları: </w:t>
+      </w:r>
+    </w:p>
+    <w:p>
+      <w:pPr>
+        <w:rPr>
+          <w:rFonts w:ascii="Lucida Console" w:hAnsi="Lucida Console"/>
+        </w:rPr>
+      </w:pPr>
+      <w:r>
+        <w:rPr>
+          <w:rFonts w:ascii="Lucida Console" w:hAnsi="Lucida Console"/>
+        </w:rPr>
+        <w:t xml:space="preserve">Fırça boyutu : F </w:t>
+      </w:r>
+    </w:p>
+    <w:p>
+      <w:pPr>
+        <w:rPr>
+          <w:rFonts w:ascii="Lucida Console" w:hAnsi="Lucida Console"/>
+        </w:rPr>
+      </w:pPr>
+      <w:r>
+        <w:rPr>
+          <w:rFonts w:ascii="Lucida Console" w:hAnsi="Lucida Console"/>
+        </w:rPr>
+        <w:t xml:space="preserve">Fırça sertliği: shift + F </w:t>
+      </w:r>
+    </w:p>
+    <w:p>
+      <w:pPr>
+        <w:rPr>
+          <w:rFonts w:ascii="Lucida Console" w:hAnsi="Lucida Console"/>
+        </w:rPr>
+      </w:pPr>
+    </w:p>
+    <w:p>
+      <w:pPr>
+        <w:rPr>
+          <w:rFonts w:ascii="Lucida Console" w:hAnsi="Lucida Console"/>
+        </w:rPr>
+      </w:pPr>
+      <w:r>
+        <w:rPr>
+          <w:rFonts w:ascii="Lucida Console" w:hAnsi="Lucida Console"/>
+        </w:rPr>
+        <w:t>Ekranın sağ üstünde dyntopo ve remesh var</w:t>
+      </w:r>
+    </w:p>
+    <w:p>
+      <w:pPr>
+        <w:rPr>
+          <w:rFonts w:ascii="Lucida Console" w:hAnsi="Lucida Console"/>
+        </w:rPr>
+      </w:pPr>
+      <w:r>
+        <w:rPr>
+          <w:rFonts w:ascii="Lucida Console" w:hAnsi="Lucida Console"/>
+        </w:rPr>
+        <w:t>Dyntopo açıldığında brush var olan verticelerin yerini değiştirmek yerine meshe yeni yüzler ekler</w:t>
+      </w:r>
+    </w:p>
+    <w:p>
+      <w:pPr>
+        <w:rPr>
+          <w:rFonts w:ascii="Lucida Console" w:hAnsi="Lucida Console"/>
+        </w:rPr>
+      </w:pPr>
+      <w:r>
+        <w:rPr>
+          <w:rFonts w:ascii="Lucida Console" w:hAnsi="Lucida Console"/>
+        </w:rPr>
+        <w:t>Dyntopo için ayarlarda constant detail seçmek daha mantıklı. Relative detail cameranın yakınlığına göre detay ekler.</w:t>
+      </w:r>
+    </w:p>
+    <w:p>
+      <w:pPr>
+        <w:rPr>
+          <w:rFonts w:ascii="Lucida Console" w:hAnsi="Lucida Console"/>
+        </w:rPr>
+      </w:pPr>
+    </w:p>
+    <w:p>
+      <w:pPr>
+        <w:rPr>
+          <w:rFonts w:ascii="Lucida Console" w:hAnsi="Lucida Console"/>
+        </w:rPr>
+      </w:pPr>
+      <w:r>
+        <w:rPr>
+          <w:rFonts w:ascii="Lucida Console" w:hAnsi="Lucida Console"/>
+        </w:rPr>
+        <w:t>Ctrl + sol tık ile meshi extrude etmek yerine dig yapılabilir</w:t>
+      </w:r>
+    </w:p>
+    <w:p>
+      <w:pPr>
+        <w:rPr>
+          <w:rFonts w:ascii="Lucida Console" w:hAnsi="Lucida Console"/>
+        </w:rPr>
+      </w:pPr>
+      <w:r>
+        <w:rPr>
+          <w:rFonts w:ascii="Lucida Console" w:hAnsi="Lucida Console"/>
+        </w:rPr>
+        <w:t>Shift + sol tık smooth operator</w:t>
+      </w:r>
+    </w:p>
+    <w:p>
+      <w:pPr>
+        <w:rPr>
+          <w:rFonts w:ascii="Lucida Console" w:hAnsi="Lucida Console"/>
+        </w:rPr>
+      </w:pPr>
+    </w:p>
+    <w:p>
+      <w:pPr>
+        <w:rPr>
+          <w:rFonts w:ascii="Lucida Console" w:hAnsi="Lucida Console"/>
+        </w:rPr>
+      </w:pPr>
+      <w:r>
+        <w:rPr>
+          <w:rFonts w:ascii="Lucida Console" w:hAnsi="Lucida Console"/>
+        </w:rPr>
+        <w:t>Grab brush seçilerek mesh şekillendirilebilir</w:t>
+      </w:r>
+    </w:p>
+    <w:p>
+      <w:pPr>
+        <w:rPr>
+          <w:rFonts w:ascii="Lucida Console" w:hAnsi="Lucida Console"/>
+        </w:rPr>
+      </w:pPr>
+    </w:p>
+    <w:p>
+      <w:pPr>
+        <w:rPr>
+          <w:rFonts w:ascii="Lucida Console" w:hAnsi="Lucida Console"/>
+          <w:b/>
+          <w:bCs/>
+        </w:rPr>
+      </w:pPr>
+      <w:r>
+        <w:rPr>
+          <w:rFonts w:ascii="Lucida Console" w:hAnsi="Lucida Console"/>
+          <w:b/>
+          <w:bCs/>
+        </w:rPr>
+        <w:t xml:space="preserve">.16. snapping </w:t>
+      </w:r>
+    </w:p>
+    <w:p>
+      <w:pPr>
+        <w:rPr>
+          <w:rFonts w:ascii="Lucida Console" w:hAnsi="Lucida Console"/>
+          <w:b/>
+          <w:bCs/>
+        </w:rPr>
+      </w:pPr>
+    </w:p>
+    <w:p>
+      <w:pPr>
+        <w:rPr>
+          <w:rFonts w:ascii="Lucida Console" w:hAnsi="Lucida Console"/>
+          <w:bCs/>
+          <w:sz w:val="24"/>
+        </w:rPr>
+      </w:pPr>
+      <w:r>
+        <w:rPr>
+          <w:rFonts w:ascii="Lucida Console" w:hAnsi="Lucida Console"/>
+          <w:bCs/>
+          <w:sz w:val="24"/>
+        </w:rPr>
+        <w:t>Layout ekranında üstteki mıknatısa tıklayarak objeyi hareket ettirirken belli kuralları takip ettirebiliriz.</w:t>
+      </w:r>
+    </w:p>
+    <w:p>
+      <w:pPr>
+        <w:rPr>
+          <w:rFonts w:ascii="Lucida Console" w:hAnsi="Lucida Console"/>
+          <w:bCs/>
+          <w:sz w:val="24"/>
+        </w:rPr>
+      </w:pPr>
+      <w:r>
+        <w:rPr>
+          <w:rFonts w:ascii="Lucida Console" w:hAnsi="Lucida Console"/>
+          <w:bCs/>
+          <w:sz w:val="24"/>
+        </w:rPr>
+        <w:t>İncremental: belli aralıklarla hareket eder</w:t>
+      </w:r>
+    </w:p>
+    <w:p>
+      <w:pPr>
+        <w:rPr>
+          <w:rFonts w:ascii="Lucida Console" w:hAnsi="Lucida Console"/>
+          <w:bCs/>
+          <w:sz w:val="24"/>
+        </w:rPr>
+      </w:pPr>
+      <w:r>
+        <w:rPr>
+          <w:rFonts w:ascii="Lucida Console" w:hAnsi="Lucida Console"/>
+          <w:bCs/>
+          <w:sz w:val="24"/>
+        </w:rPr>
+        <w:t>Grid: ekranın arkasındaki karelere göre hareket eder</w:t>
+      </w:r>
+    </w:p>
+    <w:p>
+      <w:pPr>
+        <w:rPr>
+          <w:rFonts w:ascii="Lucida Console" w:hAnsi="Lucida Console"/>
+          <w:bCs/>
+          <w:sz w:val="24"/>
+        </w:rPr>
+      </w:pPr>
+      <w:r>
+        <w:rPr>
+          <w:rFonts w:ascii="Lucida Console" w:hAnsi="Lucida Console"/>
+          <w:bCs/>
+          <w:sz w:val="24"/>
+        </w:rPr>
+        <w:t>Face: hareket ettirilen obje diğer objelerin yüzüne yapışır</w:t>
+      </w:r>
+    </w:p>
+    <w:p>
+      <w:pPr>
+        <w:ind w:firstLine="708"/>
+        <w:rPr>
+          <w:rFonts w:ascii="Lucida Console" w:hAnsi="Lucida Console"/>
+          <w:bCs/>
+          <w:sz w:val="24"/>
+        </w:rPr>
+      </w:pPr>
+      <w:r>
+        <w:rPr>
+          <w:rFonts w:ascii="Lucida Console" w:hAnsi="Lucida Console"/>
+          <w:bCs/>
+          <w:sz w:val="24"/>
+        </w:rPr>
+        <w:t>Center: objenin center noktasını baz alır</w:t>
+      </w:r>
+    </w:p>
+    <w:p>
+      <w:pPr>
+        <w:ind w:firstLine="708"/>
+        <w:rPr>
+          <w:rFonts w:ascii="Lucida Console" w:hAnsi="Lucida Console"/>
+          <w:bCs/>
+          <w:sz w:val="24"/>
+        </w:rPr>
+      </w:pPr>
+      <w:r>
+        <w:rPr>
+          <w:rFonts w:ascii="Lucida Console" w:hAnsi="Lucida Console"/>
+          <w:bCs/>
+          <w:sz w:val="24"/>
+        </w:rPr>
+        <w:t>Align rotation to target seçeneği de mevcut. (ne olduğu isminden anlaşılıyor)</w:t>
+      </w:r>
+    </w:p>
+    <w:p>
+      <w:pPr>
+        <w:ind w:firstLine="708"/>
+        <w:rPr>
+          <w:rFonts w:ascii="Lucida Console" w:hAnsi="Lucida Console"/>
+          <w:bCs/>
+          <w:sz w:val="24"/>
+        </w:rPr>
+      </w:pPr>
+    </w:p>
+    <w:p>
+      <w:pPr>
+        <w:jc w:val="both"/>
+        <w:rPr>
+          <w:rFonts w:ascii="Lucida Console" w:hAnsi="Lucida Console"/>
+          <w:bCs/>
+          <w:sz w:val="24"/>
+        </w:rPr>
+      </w:pPr>
+      <w:r>
+        <w:rPr>
+          <w:rFonts w:ascii="Lucida Console" w:hAnsi="Lucida Console"/>
+          <w:bCs/>
+          <w:sz w:val="24"/>
+        </w:rPr>
+        <w:t>iki obje aynı seçilip taba basılarak ikisi için de edit mode’a girilebilir</w:t>
+      </w:r>
+      <w:r>
+        <w:rPr>
+          <w:rFonts w:ascii="Lucida Console" w:hAnsi="Lucida Console"/>
+          <w:bCs/>
+          <w:sz w:val="24"/>
+        </w:rPr>
+        <w:t>.</w:t>
+      </w:r>
+    </w:p>
+    <w:p>
+      <w:pPr>
+        <w:jc w:val="both"/>
+        <w:rPr>
+          <w:rFonts w:ascii="Lucida Console" w:hAnsi="Lucida Console"/>
+          <w:bCs/>
+          <w:sz w:val="24"/>
+        </w:rPr>
+      </w:pPr>
+    </w:p>
+    <w:p>
+      <w:pPr>
+        <w:jc w:val="both"/>
+        <w:rPr>
+          <w:rFonts w:ascii="Lucida Console" w:hAnsi="Lucida Console"/>
+          <w:bCs/>
+          <w:sz w:val="24"/>
+        </w:rPr>
+      </w:pPr>
+    </w:p>
+    <w:p>
+      <w:pPr>
+        <w:jc w:val="both"/>
+        <w:rPr>
+          <w:rFonts w:ascii="Lucida Console" w:hAnsi="Lucida Console"/>
+          <w:bCs/>
+          <w:sz w:val="24"/>
+        </w:rPr>
+      </w:pPr>
+    </w:p>
+    <w:p>
+      <w:pPr>
+        <w:jc w:val="both"/>
+        <w:rPr>
+          <w:rFonts w:ascii="Lucida Console" w:hAnsi="Lucida Console"/>
+          <w:b/>
+          <w:sz w:val="24"/>
+        </w:rPr>
+      </w:pPr>
+      <w:r>
+        <w:rPr>
+          <w:rFonts w:ascii="Lucida Console" w:hAnsi="Lucida Console"/>
+          <w:b/>
+          <w:sz w:val="24"/>
+        </w:rPr>
+        <w:lastRenderedPageBreak/>
+        <w:t>.17. linked duplicates</w:t>
+      </w:r>
+    </w:p>
+    <w:p>
+      <w:pPr>
+        <w:jc w:val="both"/>
+        <w:rPr>
+          <w:rFonts w:ascii="Lucida Console" w:hAnsi="Lucida Console"/>
+          <w:b/>
+          <w:sz w:val="24"/>
+        </w:rPr>
+      </w:pPr>
+    </w:p>
+    <w:p>
+      <w:pPr>
+        <w:jc w:val="both"/>
+        <w:rPr>
+          <w:rFonts w:ascii="Lucida Console" w:hAnsi="Lucida Console"/>
+          <w:bCs/>
+          <w:sz w:val="24"/>
+        </w:rPr>
+      </w:pPr>
+      <w:r>
+        <w:rPr>
+          <w:rFonts w:ascii="Lucida Console" w:hAnsi="Lucida Console"/>
+          <w:bCs/>
+          <w:sz w:val="24"/>
+        </w:rPr>
+        <w:t>Snapping tuşunun yanında transform pivot point var</w:t>
+      </w:r>
+    </w:p>
+    <w:p>
+      <w:pPr>
+        <w:jc w:val="both"/>
+        <w:rPr>
+          <w:rFonts w:ascii="Lucida Console" w:hAnsi="Lucida Console"/>
+          <w:bCs/>
+          <w:sz w:val="24"/>
+        </w:rPr>
+      </w:pPr>
+      <w:r>
+        <w:rPr>
+          <w:rFonts w:ascii="Lucida Console" w:hAnsi="Lucida Console"/>
+          <w:bCs/>
+          <w:sz w:val="24"/>
+        </w:rPr>
+        <w:t>İndividual olursa çoklu seçimde her biri için ayrı scale</w:t>
+      </w:r>
+    </w:p>
+    <w:p>
+      <w:pPr>
+        <w:jc w:val="both"/>
+        <w:rPr>
+          <w:rFonts w:ascii="Lucida Console" w:hAnsi="Lucida Console"/>
+          <w:bCs/>
+          <w:sz w:val="24"/>
+        </w:rPr>
+      </w:pPr>
+      <w:r>
+        <w:rPr>
+          <w:rFonts w:ascii="Lucida Console" w:hAnsi="Lucida Console"/>
+          <w:bCs/>
+          <w:sz w:val="24"/>
+        </w:rPr>
+        <w:t>Median olursa ortalama</w:t>
+      </w:r>
+      <w:r>
+        <w:rPr>
+          <w:rFonts w:ascii="Lucida Console" w:hAnsi="Lucida Console"/>
+          <w:bCs/>
+          <w:sz w:val="24"/>
+        </w:rPr>
+        <w:t xml:space="preserve"> (default: median)</w:t>
+      </w:r>
+    </w:p>
+    <w:p>
+      <w:pPr>
+        <w:jc w:val="both"/>
+        <w:rPr>
+          <w:rFonts w:ascii="Lucida Console" w:hAnsi="Lucida Console"/>
+          <w:bCs/>
+          <w:sz w:val="24"/>
+        </w:rPr>
+      </w:pPr>
+    </w:p>
+    <w:p>
+      <w:pPr>
+        <w:jc w:val="both"/>
+        <w:rPr>
+          <w:rFonts w:ascii="Lucida Console" w:hAnsi="Lucida Console"/>
+          <w:bCs/>
+          <w:sz w:val="24"/>
+        </w:rPr>
+      </w:pPr>
+      <w:r>
+        <w:rPr>
+          <w:rFonts w:ascii="Lucida Console" w:hAnsi="Lucida Console"/>
+          <w:bCs/>
+          <w:sz w:val="24"/>
+        </w:rPr>
+        <w:t>Shift + D : normal duplicate</w:t>
+      </w:r>
+    </w:p>
+    <w:p>
+      <w:pPr>
+        <w:jc w:val="both"/>
+        <w:rPr>
+          <w:rFonts w:ascii="Lucida Console" w:hAnsi="Lucida Console"/>
+          <w:bCs/>
+          <w:sz w:val="24"/>
+        </w:rPr>
+      </w:pPr>
+      <w:r>
+        <w:rPr>
+          <w:rFonts w:ascii="Lucida Console" w:hAnsi="Lucida Console"/>
+          <w:bCs/>
+          <w:sz w:val="24"/>
+        </w:rPr>
+        <w:t>Alt + D : linked duplicate</w:t>
+      </w:r>
+    </w:p>
+    <w:p>
+      <w:pPr>
+        <w:jc w:val="both"/>
+        <w:rPr>
+          <w:rFonts w:ascii="Lucida Console" w:hAnsi="Lucida Console"/>
+          <w:bCs/>
+          <w:sz w:val="24"/>
+        </w:rPr>
+      </w:pPr>
+    </w:p>
+    <w:p>
+      <w:pPr>
+        <w:jc w:val="both"/>
+        <w:rPr>
+          <w:rFonts w:ascii="Lucida Console" w:hAnsi="Lucida Console"/>
+          <w:bCs/>
+          <w:sz w:val="24"/>
+        </w:rPr>
+      </w:pPr>
+      <w:r>
+        <w:rPr>
+          <w:rFonts w:ascii="Lucida Console" w:hAnsi="Lucida Console"/>
+          <w:bCs/>
+          <w:sz w:val="24"/>
+        </w:rPr>
+        <w:t>Objeye edit mode / modifier olarak yapılan herhangi bir değişiklik linked duplicate’lerine yansır</w:t>
+      </w:r>
+    </w:p>
+    <w:p>
+      <w:pPr>
+        <w:jc w:val="both"/>
+        <w:rPr>
+          <w:rFonts w:ascii="Lucida Console" w:hAnsi="Lucida Console"/>
+          <w:bCs/>
+          <w:sz w:val="24"/>
+        </w:rPr>
+      </w:pPr>
+    </w:p>
+    <w:p>
+      <w:pPr>
+        <w:jc w:val="both"/>
+        <w:rPr>
+          <w:rFonts w:ascii="Lucida Console" w:hAnsi="Lucida Console"/>
+          <w:bCs/>
+          <w:sz w:val="24"/>
+        </w:rPr>
+      </w:pPr>
+      <w:r>
+        <w:rPr>
+          <w:rFonts w:ascii="Lucida Console" w:hAnsi="Lucida Console"/>
+          <w:bCs/>
+          <w:sz w:val="24"/>
+        </w:rPr>
+        <w:t xml:space="preserve">Linked duplicate’ler unlink edilebilir </w:t>
+      </w:r>
+      <w:r>
+        <w:rPr>
+          <w:rFonts w:ascii="Lucida Console" w:hAnsi="Lucida Console"/>
+          <w:bCs/>
+          <w:sz w:val="24"/>
+        </w:rPr>
+        <w:t>(Object menü -&gt; relations -&gt; make single user -&gt; object &amp; data)</w:t>
+      </w:r>
+    </w:p>
+    <w:p>
+      <w:pPr>
+        <w:jc w:val="both"/>
+        <w:rPr>
+          <w:rFonts w:ascii="Lucida Console" w:hAnsi="Lucida Console"/>
+          <w:bCs/>
+          <w:sz w:val="24"/>
+        </w:rPr>
+      </w:pPr>
+    </w:p>
+    <w:p>
+      <w:pPr>
+        <w:jc w:val="both"/>
+        <w:rPr>
+          <w:rFonts w:ascii="Lucida Console" w:hAnsi="Lucida Console"/>
+          <w:bCs/>
+          <w:sz w:val="24"/>
+        </w:rPr>
+      </w:pPr>
+      <w:r>
+        <w:rPr>
+          <w:rFonts w:ascii="Lucida Console" w:hAnsi="Lucida Console"/>
+          <w:bCs/>
+          <w:sz w:val="24"/>
+        </w:rPr>
+        <w:t>Linked olmayan objeler linked yapılabilir(shift select, ctrl + l)</w:t>
+      </w:r>
+    </w:p>
+    <w:p>
+      <w:pPr>
+        <w:jc w:val="both"/>
+        <w:rPr>
+          <w:rFonts w:ascii="Lucida Console" w:hAnsi="Lucida Console"/>
+          <w:bCs/>
+          <w:sz w:val="24"/>
+        </w:rPr>
+      </w:pPr>
+    </w:p>
+    <w:p>
+      <w:pPr>
+        <w:rPr>
+          <w:rFonts w:ascii="Lucida Console" w:hAnsi="Lucida Console"/>
+          <w:b/>
+          <w:sz w:val="24"/>
+        </w:rPr>
+      </w:pPr>
+      <w:r>
+        <w:rPr>
+          <w:rFonts w:ascii="Lucida Console" w:hAnsi="Lucida Console"/>
+          <w:b/>
+          <w:sz w:val="24"/>
+        </w:rPr>
+        <w:t xml:space="preserve">.18. material slots </w:t>
+      </w:r>
+    </w:p>
+    <w:p>
+      <w:pPr>
+        <w:rPr>
+          <w:rFonts w:ascii="Lucida Console" w:hAnsi="Lucida Console"/>
+          <w:b/>
+          <w:sz w:val="24"/>
+        </w:rPr>
+      </w:pPr>
+    </w:p>
+    <w:p>
+      <w:pPr>
+        <w:rPr>
+          <w:rFonts w:ascii="Lucida Console" w:hAnsi="Lucida Console"/>
+          <w:bCs/>
+          <w:sz w:val="24"/>
+        </w:rPr>
+      </w:pPr>
+      <w:r>
+        <w:rPr>
+          <w:rFonts w:ascii="Lucida Console" w:hAnsi="Lucida Console"/>
+          <w:bCs/>
+          <w:sz w:val="24"/>
+        </w:rPr>
+        <w:t>Rendering altında raytracing aktif edilerek yansımalar güzelleştirilebilir.</w:t>
+      </w:r>
+    </w:p>
+    <w:p>
+      <w:pPr>
+        <w:rPr>
+          <w:rFonts w:ascii="Lucida Console" w:hAnsi="Lucida Console"/>
+          <w:bCs/>
+          <w:sz w:val="24"/>
+        </w:rPr>
+      </w:pPr>
+    </w:p>
+    <w:p>
+      <w:pPr>
+        <w:rPr>
+          <w:rFonts w:ascii="Lucida Console" w:hAnsi="Lucida Console"/>
+          <w:b/>
+          <w:sz w:val="24"/>
+        </w:rPr>
+      </w:pPr>
+      <w:r>
+        <w:rPr>
+          <w:rFonts w:ascii="Lucida Console" w:hAnsi="Lucida Console"/>
+          <w:b/>
+          <w:sz w:val="24"/>
+        </w:rPr>
+        <w:t>.19. compositing &amp; glow</w:t>
+      </w:r>
+    </w:p>
+    <w:p>
+      <w:pPr>
+        <w:rPr>
+          <w:rFonts w:ascii="Lucida Console" w:hAnsi="Lucida Console"/>
+          <w:b/>
+          <w:sz w:val="24"/>
+        </w:rPr>
+      </w:pPr>
+    </w:p>
+    <w:p>
+      <w:pPr>
+        <w:rPr>
+          <w:rFonts w:ascii="Lucida Console" w:hAnsi="Lucida Console"/>
+          <w:bCs/>
+          <w:sz w:val="24"/>
+        </w:rPr>
+      </w:pPr>
+      <w:r>
+        <w:rPr>
+          <w:rFonts w:ascii="Lucida Console" w:hAnsi="Lucida Console"/>
+          <w:bCs/>
+          <w:sz w:val="24"/>
+        </w:rPr>
+        <w:t>Yukarıdaki sekmelerden compositing’e basılır ve use nodes’a geçilir. Burada rendered image’e post processing uygulanıyor</w:t>
+      </w:r>
+      <w:r>
+        <w:rPr>
+          <w:rFonts w:ascii="Lucida Console" w:hAnsi="Lucida Console"/>
+          <w:bCs/>
+          <w:sz w:val="24"/>
+        </w:rPr>
+        <w:t>.</w:t>
+      </w:r>
+    </w:p>
+    <w:p>
+      <w:pPr>
+        <w:rPr>
+          <w:rFonts w:ascii="Lucida Console" w:hAnsi="Lucida Console"/>
+          <w:bCs/>
+          <w:sz w:val="24"/>
+        </w:rPr>
+      </w:pPr>
+    </w:p>
+    <w:p>
+      <w:pPr>
+        <w:rPr>
+          <w:rFonts w:ascii="Lucida Console" w:hAnsi="Lucida Console"/>
+          <w:b/>
+          <w:sz w:val="24"/>
+        </w:rPr>
+      </w:pPr>
+      <w:r>
+        <w:rPr>
+          <w:rFonts w:ascii="Lucida Console" w:hAnsi="Lucida Console"/>
+          <w:bCs/>
+          <w:sz w:val="24"/>
+        </w:rPr>
+        <w:t>Render</w:t>
+      </w:r>
+      <w:r>
+        <w:rPr>
+          <w:rFonts w:ascii="Lucida Console" w:hAnsi="Lucida Console"/>
+          <w:bCs/>
+          <w:sz w:val="24"/>
+        </w:rPr>
+        <w:t xml:space="preserve"> alındıktan sonra backdropa tıklanır ayrıca shift + a ile viewer eklenir ve image’a bağlanır. </w:t>
+      </w:r>
+      <w:r>
+        <w:rPr>
+          <w:rFonts w:ascii="Lucida Console" w:hAnsi="Lucida Console"/>
+          <w:bCs/>
+          <w:sz w:val="24"/>
+        </w:rPr>
+        <w:t>Eklenecek filtrelerin composite’e bağlanması gerekiyor</w:t>
+      </w:r>
+      <w:r>
+        <w:rPr>
+          <w:rFonts w:ascii="Lucida Console" w:hAnsi="Lucida Console"/>
+          <w:bCs/>
+          <w:sz w:val="24"/>
+        </w:rPr>
+        <w:t>.</w:t>
+      </w:r>
+      <w:r>
+        <w:rPr>
+          <w:rFonts w:ascii="Lucida Console" w:hAnsi="Lucida Console"/>
+          <w:bCs/>
+          <w:color w:val="EE0000"/>
+          <w:sz w:val="24"/>
+        </w:rPr>
+        <w:br w:type="page"/>
+      </w:r>
+    </w:p>
+    <w:p>
+      <w:pPr>
+        <w:jc w:val="both"/>
+        <w:rPr>
+          <w:rFonts w:ascii="Lucida Console" w:hAnsi="Lucida Console"/>
+          <w:bCs/>
+          <w:sz w:val="24"/>
+        </w:rPr>
+      </w:pPr>
+    </w:p>
+    <w:p>
+      <w:pPr>
+        <w:jc w:val="center"/>
+        <w:rPr>
+          <w:rFonts w:ascii="Lucida Console" w:hAnsi="Lucida Console"/>
+          <w:b/>
+          <w:sz w:val="24"/>
+        </w:rPr>
+      </w:pPr>
+    </w:p>
+    <w:p>
+      <w:pPr>
+        <w:jc w:val="center"/>
+        <w:rPr>
+          <w:rFonts w:ascii="Lucida Console" w:hAnsi="Lucida Console"/>
+          <w:b/>
+          <w:sz w:val="24"/>
+        </w:rPr>
+      </w:pPr>
+    </w:p>
+    <w:p>
+      <w:pPr>
+        <w:jc w:val="center"/>
+        <w:rPr>
+          <w:rFonts w:ascii="Lucida Console" w:hAnsi="Lucida Console"/>
+          <w:b/>
+          <w:sz w:val="24"/>
+        </w:rPr>
+      </w:pPr>
+      <w:r>
+        <w:rPr>
+          <w:rFonts w:ascii="Lucida Console" w:hAnsi="Lucida Console"/>
+          <w:b/>
+          <w:sz w:val="24"/>
+        </w:rPr>
+        <w:t xml:space="preserve">ep2 </w:t>
+      </w:r>
+      <w:r>
+        <w:rPr>
+          <w:rFonts w:ascii="Lucida Console" w:hAnsi="Lucida Console"/>
+          <w:b/>
+          <w:sz w:val="24"/>
+        </w:rPr>
+        <w:t xml:space="preserve">modular </w:t>
+      </w:r>
+      <w:r>
+        <w:rPr>
+          <w:rFonts w:ascii="Lucida Console" w:hAnsi="Lucida Console"/>
+          <w:b/>
+          <w:sz w:val="24"/>
+        </w:rPr>
+        <w:t>dungeon</w:t>
+      </w:r>
+    </w:p>
+    <w:p>
+      <w:pPr>
+        <w:jc w:val="center"/>
+        <w:rPr>
+          <w:rFonts w:ascii="Lucida Console" w:hAnsi="Lucida Console"/>
+          <w:b/>
+          <w:sz w:val="24"/>
+        </w:rPr>
+      </w:pPr>
+    </w:p>
+    <w:p>
+      <w:pPr>
+        <w:jc w:val="both"/>
+        <w:rPr>
+          <w:rFonts w:ascii="Lucida Console" w:hAnsi="Lucida Console"/>
+          <w:b/>
+          <w:sz w:val="24"/>
+        </w:rPr>
+      </w:pPr>
+      <w:r>
+        <w:rPr>
+          <w:rFonts w:ascii="Lucida Console" w:hAnsi="Lucida Console"/>
+          <w:b/>
+          <w:sz w:val="24"/>
+        </w:rPr>
+        <w:t>lesson.23</w:t>
+      </w:r>
+      <w:r>
+        <w:rPr>
+          <w:rFonts w:ascii="Lucida Console" w:hAnsi="Lucida Console"/>
+          <w:b/>
+          <w:sz w:val="24"/>
+        </w:rPr>
+        <w:t xml:space="preserve"> barrel</w:t>
+      </w:r>
+    </w:p>
+    <w:p>
+      <w:pPr>
+        <w:jc w:val="both"/>
+        <w:rPr>
+          <w:rFonts w:ascii="Lucida Console" w:hAnsi="Lucida Console"/>
+          <w:sz w:val="24"/>
+        </w:rPr>
+      </w:pPr>
+    </w:p>
+    <w:p>
+      <w:pPr>
+        <w:jc w:val="both"/>
+        <w:rPr>
+          <w:rFonts w:ascii="Lucida Console" w:hAnsi="Lucida Console"/>
+          <w:sz w:val="24"/>
+        </w:rPr>
+      </w:pPr>
+      <w:r>
+        <w:rPr>
+          <w:rFonts w:ascii="Lucida Console" w:hAnsi="Lucida Console"/>
+          <w:sz w:val="24"/>
+        </w:rPr>
+        <w:t xml:space="preserve">ctrl+b : bewel : seçilen edge'i çoğaltır, mouse wheel miktarı arttırır. </w:t>
+      </w:r>
+    </w:p>
+    <w:p>
+      <w:pPr>
+        <w:jc w:val="both"/>
+        <w:rPr>
+          <w:rFonts w:ascii="Lucida Console" w:hAnsi="Lucida Console"/>
+          <w:sz w:val="24"/>
+        </w:rPr>
+      </w:pPr>
+      <w:r>
+        <w:rPr>
+          <w:rFonts w:ascii="Lucida Console" w:hAnsi="Lucida Console"/>
+          <w:noProof/>
           <w:sz w:val="24"/>
         </w:rPr>
         <w:drawing>
-          <wp:inline distT="0" distB="0" distL="0" distR="0" wp14:anchorId="2794C9FA" wp14:editId="3C0F3D78">
-            <wp:extent cx="4448796" cy="2353003"/>
-            <wp:effectExtent l="0" t="0" r="9525" b="9525"/>
-            <wp:docPr id="5" name="Picture 5"/>
+          <wp:inline distT="0" distB="0" distL="0" distR="0" wp14:anchorId="28614B72" wp14:editId="6402677B">
+            <wp:extent cx="1467055" cy="1752845"/>
+            <wp:effectExtent l="0" t="0" r="0" b="0"/>
+            <wp:docPr id="2" name="Picture 2"/>
             <wp:cNvGraphicFramePr>
               <a:graphicFrameLocks xmlns:a="http://schemas.openxmlformats.org/drawingml/2006/main" noChangeAspect="1"/>
             </wp:cNvGraphicFramePr>
@@ -469,6 +1540,261 @@
                   <pic:spPr>
                     <a:xfrm>
                       <a:off x="0" y="0"/>
+                      <a:ext cx="1467055" cy="1752845"/>
+                    </a:xfrm>
+                    <a:prstGeom prst="rect">
+                      <a:avLst/>
+                    </a:prstGeom>
+                  </pic:spPr>
+                </pic:pic>
+              </a:graphicData>
+            </a:graphic>
+          </wp:inline>
+        </w:drawing>
+      </w:r>
+      <w:r>
+        <w:rPr>
+          <w:rFonts w:ascii="Lucida Console" w:hAnsi="Lucida Console"/>
+          <w:sz w:val="24"/>
+        </w:rPr>
+        <w:t xml:space="preserve"> öncesi</w:t>
+      </w:r>
+    </w:p>
+    <w:p>
+      <w:pPr>
+        <w:jc w:val="both"/>
+        <w:rPr>
+          <w:rFonts w:ascii="Lucida Console" w:hAnsi="Lucida Console"/>
+          <w:sz w:val="24"/>
+        </w:rPr>
+      </w:pPr>
+      <w:r>
+        <w:rPr>
+          <w:rFonts w:ascii="Lucida Console" w:hAnsi="Lucida Console"/>
+          <w:noProof/>
+          <w:sz w:val="24"/>
+        </w:rPr>
+        <w:drawing>
+          <wp:inline distT="0" distB="0" distL="0" distR="0" wp14:anchorId="42525003" wp14:editId="7100B37E">
+            <wp:extent cx="2762636" cy="2152950"/>
+            <wp:effectExtent l="0" t="0" r="0" b="0"/>
+            <wp:docPr id="1" name="Picture 1"/>
+            <wp:cNvGraphicFramePr>
+              <a:graphicFrameLocks xmlns:a="http://schemas.openxmlformats.org/drawingml/2006/main" noChangeAspect="1"/>
+            </wp:cNvGraphicFramePr>
+            <a:graphic xmlns:a="http://schemas.openxmlformats.org/drawingml/2006/main">
+              <a:graphicData uri="http://schemas.openxmlformats.org/drawingml/2006/picture">
+                <pic:pic xmlns:pic="http://schemas.openxmlformats.org/drawingml/2006/picture">
+                  <pic:nvPicPr>
+                    <pic:cNvPr id="1" name=""/>
+                    <pic:cNvPicPr/>
+                  </pic:nvPicPr>
+                  <pic:blipFill>
+                    <a:blip r:embed="rId10"/>
+                    <a:stretch>
+                      <a:fillRect/>
+                    </a:stretch>
+                  </pic:blipFill>
+                  <pic:spPr>
+                    <a:xfrm>
+                      <a:off x="0" y="0"/>
+                      <a:ext cx="2762636" cy="2152950"/>
+                    </a:xfrm>
+                    <a:prstGeom prst="rect">
+                      <a:avLst/>
+                    </a:prstGeom>
+                  </pic:spPr>
+                </pic:pic>
+              </a:graphicData>
+            </a:graphic>
+          </wp:inline>
+        </w:drawing>
+      </w:r>
+      <w:r>
+        <w:rPr>
+          <w:rFonts w:ascii="Lucida Console" w:hAnsi="Lucida Console"/>
+          <w:sz w:val="24"/>
+        </w:rPr>
+        <w:t xml:space="preserve"> sonrası</w:t>
+      </w:r>
+    </w:p>
+    <w:p>
+      <w:pPr>
+        <w:jc w:val="both"/>
+        <w:rPr>
+          <w:rFonts w:ascii="Lucida Console" w:hAnsi="Lucida Console"/>
+          <w:b/>
+          <w:sz w:val="24"/>
+        </w:rPr>
+      </w:pPr>
+    </w:p>
+    <w:p>
+      <w:pPr>
+        <w:jc w:val="both"/>
+        <w:rPr>
+          <w:rFonts w:ascii="Lucida Console" w:hAnsi="Lucida Console"/>
+          <w:sz w:val="24"/>
+        </w:rPr>
+      </w:pPr>
+    </w:p>
+    <w:p>
+      <w:pPr>
+        <w:jc w:val="both"/>
+        <w:rPr>
+          <w:rFonts w:ascii="Lucida Console" w:hAnsi="Lucida Console"/>
+          <w:sz w:val="24"/>
+        </w:rPr>
+      </w:pPr>
+    </w:p>
+    <w:p>
+      <w:pPr>
+        <w:jc w:val="both"/>
+        <w:rPr>
+          <w:rFonts w:ascii="Lucida Console" w:hAnsi="Lucida Console"/>
+          <w:sz w:val="24"/>
+        </w:rPr>
+      </w:pPr>
+    </w:p>
+    <w:p>
+      <w:pPr>
+        <w:jc w:val="both"/>
+        <w:rPr>
+          <w:rFonts w:ascii="Lucida Console" w:hAnsi="Lucida Console"/>
+          <w:sz w:val="24"/>
+        </w:rPr>
+      </w:pPr>
+    </w:p>
+    <w:p>
+      <w:pPr>
+        <w:jc w:val="both"/>
+        <w:rPr>
+          <w:rFonts w:ascii="Lucida Console" w:hAnsi="Lucida Console"/>
+          <w:sz w:val="24"/>
+        </w:rPr>
+      </w:pPr>
+      <w:r>
+        <w:rPr>
+          <w:rFonts w:ascii="Lucida Console" w:hAnsi="Lucida Console"/>
+          <w:sz w:val="24"/>
+        </w:rPr>
+        <w:t xml:space="preserve">g + g : vertice modunda noktanın kenar üzerinde hareket etmesini sağlar. </w:t>
+      </w:r>
+    </w:p>
+    <w:p>
+      <w:pPr>
+        <w:jc w:val="both"/>
+        <w:rPr>
+          <w:rFonts w:ascii="Lucida Console" w:hAnsi="Lucida Console"/>
+          <w:sz w:val="24"/>
+        </w:rPr>
+      </w:pPr>
+      <w:r>
+        <w:rPr>
+          <w:rFonts w:ascii="Lucida Console" w:hAnsi="Lucida Console"/>
+          <w:noProof/>
+          <w:sz w:val="24"/>
+        </w:rPr>
+        <w:lastRenderedPageBreak/>
+        <w:drawing>
+          <wp:inline distT="0" distB="0" distL="0" distR="0" wp14:anchorId="73D5EE7B" wp14:editId="120C7349">
+            <wp:extent cx="2413591" cy="2887938"/>
+            <wp:effectExtent l="0" t="0" r="6350" b="8255"/>
+            <wp:docPr id="3" name="Picture 3"/>
+            <wp:cNvGraphicFramePr>
+              <a:graphicFrameLocks xmlns:a="http://schemas.openxmlformats.org/drawingml/2006/main" noChangeAspect="1"/>
+            </wp:cNvGraphicFramePr>
+            <a:graphic xmlns:a="http://schemas.openxmlformats.org/drawingml/2006/main">
+              <a:graphicData uri="http://schemas.openxmlformats.org/drawingml/2006/picture">
+                <pic:pic xmlns:pic="http://schemas.openxmlformats.org/drawingml/2006/picture">
+                  <pic:nvPicPr>
+                    <pic:cNvPr id="1" name=""/>
+                    <pic:cNvPicPr/>
+                  </pic:nvPicPr>
+                  <pic:blipFill>
+                    <a:blip r:embed="rId11"/>
+                    <a:stretch>
+                      <a:fillRect/>
+                    </a:stretch>
+                  </pic:blipFill>
+                  <pic:spPr>
+                    <a:xfrm>
+                      <a:off x="0" y="0"/>
+                      <a:ext cx="2423394" cy="2899668"/>
+                    </a:xfrm>
+                    <a:prstGeom prst="rect">
+                      <a:avLst/>
+                    </a:prstGeom>
+                  </pic:spPr>
+                </pic:pic>
+              </a:graphicData>
+            </a:graphic>
+          </wp:inline>
+        </w:drawing>
+      </w:r>
+    </w:p>
+    <w:p>
+      <w:pPr>
+        <w:jc w:val="both"/>
+        <w:rPr>
+          <w:rFonts w:ascii="Lucida Console" w:hAnsi="Lucida Console"/>
+          <w:sz w:val="24"/>
+        </w:rPr>
+      </w:pPr>
+    </w:p>
+    <w:p>
+      <w:pPr>
+        <w:jc w:val="both"/>
+        <w:rPr>
+          <w:rFonts w:ascii="Lucida Console" w:hAnsi="Lucida Console"/>
+          <w:sz w:val="24"/>
+        </w:rPr>
+      </w:pPr>
+      <w:r>
+        <w:rPr>
+          <w:rFonts w:ascii="Lucida Console" w:hAnsi="Lucida Console"/>
+          <w:sz w:val="24"/>
+        </w:rPr>
+        <w:t xml:space="preserve">iki vertice üst üste binerse merge yoluyla bunları teke düşürmek mümkün. </w:t>
+      </w:r>
+    </w:p>
+    <w:p>
+      <w:pPr>
+        <w:jc w:val="both"/>
+        <w:rPr>
+          <w:rFonts w:ascii="Lucida Console" w:hAnsi="Lucida Console"/>
+          <w:sz w:val="24"/>
+        </w:rPr>
+      </w:pPr>
+      <w:r>
+        <w:rPr>
+          <w:rFonts w:ascii="Lucida Console" w:hAnsi="Lucida Console"/>
+          <w:noProof/>
+          <w:sz w:val="24"/>
+        </w:rPr>
+        <w:drawing>
+          <wp:inline distT="0" distB="0" distL="0" distR="0" wp14:anchorId="2794C9FA" wp14:editId="3C0F3D78">
+            <wp:extent cx="4448796" cy="2353003"/>
+            <wp:effectExtent l="0" t="0" r="9525" b="9525"/>
+            <wp:docPr id="5" name="Picture 5"/>
+            <wp:cNvGraphicFramePr>
+              <a:graphicFrameLocks xmlns:a="http://schemas.openxmlformats.org/drawingml/2006/main" noChangeAspect="1"/>
+            </wp:cNvGraphicFramePr>
+            <a:graphic xmlns:a="http://schemas.openxmlformats.org/drawingml/2006/main">
+              <a:graphicData uri="http://schemas.openxmlformats.org/drawingml/2006/picture">
+                <pic:pic xmlns:pic="http://schemas.openxmlformats.org/drawingml/2006/picture">
+                  <pic:nvPicPr>
+                    <pic:cNvPr id="1" name=""/>
+                    <pic:cNvPicPr/>
+                  </pic:nvPicPr>
+                  <pic:blipFill>
+                    <a:blip r:embed="rId12"/>
+                    <a:stretch>
+                      <a:fillRect/>
+                    </a:stretch>
+                  </pic:blipFill>
+                  <pic:spPr>
+                    <a:xfrm>
+                      <a:off x="0" y="0"/>
                       <a:ext cx="4448796" cy="2353003"/>
                     </a:xfrm>
                     <a:prstGeom prst="rect">
@@ -520,8 +1846,69 @@
         </w:rPr>
         <w:t xml:space="preserve">manuel merge: a - m - .bydistance </w:t>
       </w:r>
-      <w:bookmarkStart w:id="0" w:name="_GoBack"/>
-      <w:bookmarkEnd w:id="0"/>
+    </w:p>
+    <w:p>
+      <w:pPr>
+        <w:jc w:val="both"/>
+        <w:rPr>
+          <w:rFonts w:ascii="Lucida Console" w:hAnsi="Lucida Console"/>
+          <w:sz w:val="24"/>
+        </w:rPr>
+      </w:pPr>
+    </w:p>
+    <w:p>
+      <w:pPr>
+        <w:jc w:val="both"/>
+        <w:rPr>
+          <w:rFonts w:ascii="Lucida Console" w:hAnsi="Lucida Console"/>
+          <w:sz w:val="24"/>
+        </w:rPr>
+      </w:pPr>
+    </w:p>
+    <w:p>
+      <w:pPr>
+        <w:jc w:val="both"/>
+        <w:rPr>
+          <w:rFonts w:ascii="Lucida Console" w:hAnsi="Lucida Console"/>
+          <w:sz w:val="24"/>
+        </w:rPr>
+      </w:pPr>
+    </w:p>
+    <w:p>
+      <w:pPr>
+        <w:jc w:val="both"/>
+        <w:rPr>
+          <w:rFonts w:ascii="Lucida Console" w:hAnsi="Lucida Console"/>
+          <w:sz w:val="24"/>
+        </w:rPr>
+      </w:pPr>
+    </w:p>
+    <w:p>
+      <w:pPr>
+        <w:jc w:val="both"/>
+        <w:rPr>
+          <w:rFonts w:ascii="Lucida Console" w:hAnsi="Lucida Console"/>
+          <w:sz w:val="24"/>
+        </w:rPr>
+      </w:pPr>
+    </w:p>
+    <w:p>
+      <w:pPr>
+        <w:jc w:val="both"/>
+        <w:rPr>
+          <w:rFonts w:ascii="Lucida Console" w:hAnsi="Lucida Console"/>
+          <w:sz w:val="24"/>
+        </w:rPr>
+      </w:pPr>
+    </w:p>
+    <w:p>
+      <w:pPr>
+        <w:jc w:val="both"/>
+        <w:rPr>
+          <w:rFonts w:ascii="Lucida Console" w:hAnsi="Lucida Console"/>
+          <w:sz w:val="24"/>
+        </w:rPr>
+      </w:pPr>
     </w:p>
     <w:sectPr>
       <w:pgSz w:w="11906" w:h="16838"/>
@@ -534,7 +1921,7 @@
 </file>
 
 <file path=word/endnotes.xml><?xml version="1.0" encoding="utf-8"?>
-<w:endnotes xmlns:wpc="http://schemas.microsoft.com/office/word/2010/wordprocessingCanvas" xmlns:cx="http://schemas.microsoft.com/office/drawing/2014/chartex" xmlns:cx1="http://schemas.microsoft.com/office/drawing/2015/9/8/chartex" xmlns:mc="http://schemas.openxmlformats.org/markup-compatibility/2006" xmlns:o="urn:schemas-microsoft-com:office:office" xmlns:r="http://schemas.openxmlformats.org/officeDocument/2006/relationships" xmlns:m="http://schemas.openxmlformats.org/officeDocument/2006/math" xmlns:v="urn:schemas-microsoft-com:vml" xmlns:wp14="http://schemas.microsoft.com/office/word/2010/wordprocessingDrawing" xmlns:wp="http://schemas.openxmlformats.org/drawingml/2006/wordprocessingDrawing" xmlns:w10="urn:schemas-microsoft-com:office:word" xmlns:w="http://schemas.openxmlformats.org/wordprocessingml/2006/main" xmlns:w14="http://schemas.microsoft.com/office/word/2010/wordml" xmlns:w15="http://schemas.microsoft.com/office/word/2012/wordml" xmlns:w16se="http://schemas.microsoft.com/office/word/2015/wordml/symex" xmlns:wpg="http://schemas.microsoft.com/office/word/2010/wordprocessingGroup" xmlns:wpi="http://schemas.microsoft.com/office/word/2010/wordprocessingInk" xmlns:wne="http://schemas.microsoft.com/office/word/2006/wordml" xmlns:wps="http://schemas.microsoft.com/office/word/2010/wordprocessingShape" mc:Ignorable="w14 w15 w16se wp14">
+<w:endnotes xmlns:wpc="http://schemas.microsoft.com/office/word/2010/wordprocessingCanvas" xmlns:cx="http://schemas.microsoft.com/office/drawing/2014/chartex" xmlns:cx1="http://schemas.microsoft.com/office/drawing/2015/9/8/chartex" xmlns:cx2="http://schemas.microsoft.com/office/drawing/2015/10/21/chartex" xmlns:cx3="http://schemas.microsoft.com/office/drawing/2016/5/9/chartex" xmlns:cx4="http://schemas.microsoft.com/office/drawing/2016/5/10/chartex" xmlns:cx5="http://schemas.microsoft.com/office/drawing/2016/5/11/chartex" xmlns:cx6="http://schemas.microsoft.com/office/drawing/2016/5/12/chartex" xmlns:cx7="http://schemas.microsoft.com/office/drawing/2016/5/13/chartex" xmlns:cx8="http://schemas.microsoft.com/office/drawing/2016/5/14/chartex" xmlns:mc="http://schemas.openxmlformats.org/markup-compatibility/2006" xmlns:aink="http://schemas.microsoft.com/office/drawing/2016/ink" xmlns:am3d="http://schemas.microsoft.com/office/drawing/2017/model3d" xmlns:o="urn:schemas-microsoft-com:office:office" xmlns:oel="http://schemas.microsoft.com/office/2019/extlst" xmlns:r="http://schemas.openxmlformats.org/officeDocument/2006/relationships" xmlns:m="http://schemas.openxmlformats.org/officeDocument/2006/math" xmlns:v="urn:schemas-microsoft-com:vml" xmlns:wp14="http://schemas.microsoft.com/office/word/2010/wordprocessingDrawing" xmlns:wp="http://schemas.openxmlformats.org/drawingml/2006/wordprocessingDrawing" xmlns:w10="urn:schemas-microsoft-com:office:word" xmlns:w="http://schemas.openxmlformats.org/wordprocessingml/2006/main" xmlns:w14="http://schemas.microsoft.com/office/word/2010/wordml" xmlns:w15="http://schemas.microsoft.com/office/word/2012/wordml" xmlns:w16cex="http://schemas.microsoft.com/office/word/2018/wordml/cex" xmlns:w16cid="http://schemas.microsoft.com/office/word/2016/wordml/cid" xmlns:w16="http://schemas.microsoft.com/office/word/2018/wordml" xmlns:w16du="http://schemas.microsoft.com/office/word/2023/wordml/word16du" xmlns:w16sdtdh="http://schemas.microsoft.com/office/word/2020/wordml/sdtdatahash" xmlns:w16sdtfl="http://schemas.microsoft.com/office/word/2024/wordml/sdtformatlock" xmlns:w16se="http://schemas.microsoft.com/office/word/2015/wordml/symex" xmlns:wpg="http://schemas.microsoft.com/office/word/2010/wordprocessingGroup" xmlns:wpi="http://schemas.microsoft.com/office/word/2010/wordprocessingInk" xmlns:wne="http://schemas.microsoft.com/office/word/2006/wordml" xmlns:wps="http://schemas.microsoft.com/office/word/2010/wordprocessingShape" mc:Ignorable="w14 w15 w16se w16cid w16 w16cex w16sdtdh w16sdtfl w16du wp14">
   <w:endnote w:type="separator" w:id="-1">
     <w:p>
       <w:pPr>
@@ -559,7 +1946,7 @@
 </file>
 
 <file path=word/footnotes.xml><?xml version="1.0" encoding="utf-8"?>
-<w:footnotes xmlns:wpc="http://schemas.microsoft.com/office/word/2010/wordprocessingCanvas" xmlns:cx="http://schemas.microsoft.com/office/drawing/2014/chartex" xmlns:cx1="http://schemas.microsoft.com/office/drawing/2015/9/8/chartex" xmlns:mc="http://schemas.openxmlformats.org/markup-compatibility/2006" xmlns:o="urn:schemas-microsoft-com:office:office" xmlns:r="http://schemas.openxmlformats.org/officeDocument/2006/relationships" xmlns:m="http://schemas.openxmlformats.org/officeDocument/2006/math" xmlns:v="urn:schemas-microsoft-com:vml" xmlns:wp14="http://schemas.microsoft.com/office/word/2010/wordprocessingDrawing" xmlns:wp="http://schemas.openxmlformats.org/drawingml/2006/wordprocessingDrawing" xmlns:w10="urn:schemas-microsoft-com:office:word" xmlns:w="http://schemas.openxmlformats.org/wordprocessingml/2006/main" xmlns:w14="http://schemas.microsoft.com/office/word/2010/wordml" xmlns:w15="http://schemas.microsoft.com/office/word/2012/wordml" xmlns:w16se="http://schemas.microsoft.com/office/word/2015/wordml/symex" xmlns:wpg="http://schemas.microsoft.com/office/word/2010/wordprocessingGroup" xmlns:wpi="http://schemas.microsoft.com/office/word/2010/wordprocessingInk" xmlns:wne="http://schemas.microsoft.com/office/word/2006/wordml" xmlns:wps="http://schemas.microsoft.com/office/word/2010/wordprocessingShape" mc:Ignorable="w14 w15 w16se wp14">
+<w:footnotes xmlns:wpc="http://schemas.microsoft.com/office/word/2010/wordprocessingCanvas" xmlns:cx="http://schemas.microsoft.com/office/drawing/2014/chartex" xmlns:cx1="http://schemas.microsoft.com/office/drawing/2015/9/8/chartex" xmlns:cx2="http://schemas.microsoft.com/office/drawing/2015/10/21/chartex" xmlns:cx3="http://schemas.microsoft.com/office/drawing/2016/5/9/chartex" xmlns:cx4="http://schemas.microsoft.com/office/drawing/2016/5/10/chartex" xmlns:cx5="http://schemas.microsoft.com/office/drawing/2016/5/11/chartex" xmlns:cx6="http://schemas.microsoft.com/office/drawing/2016/5/12/chartex" xmlns:cx7="http://schemas.microsoft.com/office/drawing/2016/5/13/chartex" xmlns:cx8="http://schemas.microsoft.com/office/drawing/2016/5/14/chartex" xmlns:mc="http://schemas.openxmlformats.org/markup-compatibility/2006" xmlns:aink="http://schemas.microsoft.com/office/drawing/2016/ink" xmlns:am3d="http://schemas.microsoft.com/office/drawing/2017/model3d" xmlns:o="urn:schemas-microsoft-com:office:office" xmlns:oel="http://schemas.microsoft.com/office/2019/extlst" xmlns:r="http://schemas.openxmlformats.org/officeDocument/2006/relationships" xmlns:m="http://schemas.openxmlformats.org/officeDocument/2006/math" xmlns:v="urn:schemas-microsoft-com:vml" xmlns:wp14="http://schemas.microsoft.com/office/word/2010/wordprocessingDrawing" xmlns:wp="http://schemas.openxmlformats.org/drawingml/2006/wordprocessingDrawing" xmlns:w10="urn:schemas-microsoft-com:office:word" xmlns:w="http://schemas.openxmlformats.org/wordprocessingml/2006/main" xmlns:w14="http://schemas.microsoft.com/office/word/2010/wordml" xmlns:w15="http://schemas.microsoft.com/office/word/2012/wordml" xmlns:w16cex="http://schemas.microsoft.com/office/word/2018/wordml/cex" xmlns:w16cid="http://schemas.microsoft.com/office/word/2016/wordml/cid" xmlns:w16="http://schemas.microsoft.com/office/word/2018/wordml" xmlns:w16du="http://schemas.microsoft.com/office/word/2023/wordml/word16du" xmlns:w16sdtdh="http://schemas.microsoft.com/office/word/2020/wordml/sdtdatahash" xmlns:w16sdtfl="http://schemas.microsoft.com/office/word/2024/wordml/sdtformatlock" xmlns:w16se="http://schemas.microsoft.com/office/word/2015/wordml/symex" xmlns:wpg="http://schemas.microsoft.com/office/word/2010/wordprocessingGroup" xmlns:wpi="http://schemas.microsoft.com/office/word/2010/wordprocessingInk" xmlns:wne="http://schemas.microsoft.com/office/word/2006/wordml" xmlns:wps="http://schemas.microsoft.com/office/word/2010/wordprocessingShape" mc:Ignorable="w14 w15 w16se w16cid w16 w16cex w16sdtdh w16sdtfl w16du wp14">
   <w:footnote w:type="separator" w:id="-1">
     <w:p>
       <w:pPr>
@@ -584,7 +1971,7 @@
 </file>
 
 <file path=word/styles.xml><?xml version="1.0" encoding="utf-8"?>
-<w:styles xmlns:mc="http://schemas.openxmlformats.org/markup-compatibility/2006" xmlns:r="http://schemas.openxmlformats.org/officeDocument/2006/relationships" xmlns:w="http://schemas.openxmlformats.org/wordprocessingml/2006/main" xmlns:w14="http://schemas.microsoft.com/office/word/2010/wordml" xmlns:w15="http://schemas.microsoft.com/office/word/2012/wordml" xmlns:w16se="http://schemas.microsoft.com/office/word/2015/wordml/symex" mc:Ignorable="w14 w15 w16se">
+<w:styles xmlns:mc="http://schemas.openxmlformats.org/markup-compatibility/2006" xmlns:r="http://schemas.openxmlformats.org/officeDocument/2006/relationships" xmlns:w="http://schemas.openxmlformats.org/wordprocessingml/2006/main" xmlns:w14="http://schemas.microsoft.com/office/word/2010/wordml" xmlns:w15="http://schemas.microsoft.com/office/word/2012/wordml" xmlns:w16cex="http://schemas.microsoft.com/office/word/2018/wordml/cex" xmlns:w16cid="http://schemas.microsoft.com/office/word/2016/wordml/cid" xmlns:w16="http://schemas.microsoft.com/office/word/2018/wordml" xmlns:w16du="http://schemas.microsoft.com/office/word/2023/wordml/word16du" xmlns:w16sdtdh="http://schemas.microsoft.com/office/word/2020/wordml/sdtdatahash" xmlns:w16sdtfl="http://schemas.microsoft.com/office/word/2024/wordml/sdtformatlock" xmlns:w16se="http://schemas.microsoft.com/office/word/2015/wordml/symex" mc:Ignorable="w14 w15 w16se w16cid w16 w16cex w16sdtdh w16sdtfl w16du">
   <w:docDefaults>
     <w:rPrDefault>
       <w:rPr>
@@ -600,7 +1987,7 @@
       </w:pPr>
     </w:pPrDefault>
   </w:docDefaults>
-  <w:latentStyles w:defLockedState="0" w:defUIPriority="99" w:defSemiHidden="0" w:defUnhideWhenUsed="0" w:defQFormat="0" w:count="371">
+  <w:latentStyles w:defLockedState="0" w:defUIPriority="99" w:defSemiHidden="0" w:defUnhideWhenUsed="0" w:defQFormat="0" w:count="376">
     <w:lsdException w:name="Normal" w:uiPriority="0" w:qFormat="1"/>
     <w:lsdException w:name="heading 1" w:uiPriority="9" w:qFormat="1"/>
     <w:lsdException w:name="heading 2" w:semiHidden="1" w:uiPriority="9" w:unhideWhenUsed="1" w:qFormat="1"/>
@@ -972,18 +2359,23 @@
     <w:lsdException w:name="List Table 5 Dark Accent 6" w:uiPriority="50"/>
     <w:lsdException w:name="List Table 6 Colorful Accent 6" w:uiPriority="51"/>
     <w:lsdException w:name="List Table 7 Colorful Accent 6" w:uiPriority="52"/>
+    <w:lsdException w:name="Mention" w:semiHidden="1" w:unhideWhenUsed="1"/>
+    <w:lsdException w:name="Smart Hyperlink" w:semiHidden="1" w:unhideWhenUsed="1"/>
+    <w:lsdException w:name="Hashtag" w:semiHidden="1" w:unhideWhenUsed="1"/>
+    <w:lsdException w:name="Unresolved Mention" w:semiHidden="1" w:unhideWhenUsed="1"/>
+    <w:lsdException w:name="Smart Link" w:semiHidden="1" w:unhideWhenUsed="1"/>
   </w:latentStyles>
   <w:style w:type="paragraph" w:default="1" w:styleId="Normal">
     <w:name w:val="Normal"/>
     <w:qFormat/>
   </w:style>
-  <w:style w:type="character" w:default="1" w:styleId="DefaultParagraphFont">
+  <w:style w:type="character" w:default="1" w:styleId="VarsaylanParagrafYazTipi">
     <w:name w:val="Default Paragraph Font"/>
     <w:uiPriority w:val="1"/>
     <w:semiHidden/>
     <w:unhideWhenUsed/>
   </w:style>
-  <w:style w:type="table" w:default="1" w:styleId="TableNormal">
+  <w:style w:type="table" w:default="1" w:styleId="NormalTablo">
     <w:name w:val="Normal Table"/>
     <w:uiPriority w:val="99"/>
     <w:semiHidden/>
@@ -998,16 +2390,16 @@
       </w:tblCellMar>
     </w:tblPr>
   </w:style>
-  <w:style w:type="numbering" w:default="1" w:styleId="NoList">
+  <w:style w:type="numbering" w:default="1" w:styleId="ListeYok">
     <w:name w:val="No List"/>
     <w:uiPriority w:val="99"/>
     <w:semiHidden/>
     <w:unhideWhenUsed/>
   </w:style>
-  <w:style w:type="paragraph" w:styleId="FootnoteText">
+  <w:style w:type="paragraph" w:styleId="DipnotMetni">
     <w:name w:val="footnote text"/>
     <w:basedOn w:val="Normal"/>
-    <w:link w:val="FootnoteTextChar"/>
+    <w:link w:val="DipnotMetniChar"/>
     <w:uiPriority w:val="99"/>
     <w:semiHidden/>
     <w:unhideWhenUsed/>
@@ -1020,10 +2412,10 @@
       <w:szCs w:val="20"/>
     </w:rPr>
   </w:style>
-  <w:style w:type="character" w:customStyle="1" w:styleId="FootnoteTextChar">
-    <w:name w:val="Footnote Text Char"/>
-    <w:basedOn w:val="DefaultParagraphFont"/>
-    <w:link w:val="FootnoteText"/>
+  <w:style w:type="character" w:customStyle="1" w:styleId="DipnotMetniChar">
+    <w:name w:val="Dipnot Metni Char"/>
+    <w:basedOn w:val="VarsaylanParagrafYazTipi"/>
+    <w:link w:val="DipnotMetni"/>
     <w:uiPriority w:val="99"/>
     <w:semiHidden/>
     <w:rsid w:val="005A6697"/>
@@ -1032,9 +2424,9 @@
       <w:szCs w:val="20"/>
     </w:rPr>
   </w:style>
-  <w:style w:type="character" w:styleId="FootnoteReference">
+  <w:style w:type="character" w:styleId="DipnotBavurusu">
     <w:name w:val="footnote reference"/>
-    <w:basedOn w:val="DefaultParagraphFont"/>
+    <w:basedOn w:val="VarsaylanParagrafYazTipi"/>
     <w:uiPriority w:val="99"/>
     <w:semiHidden/>
     <w:unhideWhenUsed/>

--- a/Blender.docx
+++ b/Blender.docx
@@ -1891,6 +1891,1351 @@
           <w:sz w:val="24"/>
         </w:rPr>
       </w:pPr>
+    </w:p>
+    <w:p>
+      <w:pPr>
+        <w:jc w:val="both"/>
+        <w:rPr>
+          <w:rFonts w:ascii="Lucida Console" w:hAnsi="Lucida Console"/>
+          <w:sz w:val="24"/>
+        </w:rPr>
+      </w:pPr>
+    </w:p>
+    <w:p>
+      <w:pPr>
+        <w:jc w:val="both"/>
+        <w:rPr>
+          <w:rFonts w:ascii="Lucida Console" w:hAnsi="Lucida Console"/>
+          <w:sz w:val="24"/>
+        </w:rPr>
+      </w:pPr>
+    </w:p>
+    <w:p>
+      <w:pPr>
+        <w:jc w:val="both"/>
+        <w:rPr>
+          <w:rFonts w:ascii="Lucida Console" w:hAnsi="Lucida Console"/>
+          <w:sz w:val="24"/>
+        </w:rPr>
+      </w:pPr>
+    </w:p>
+    <w:p>
+      <w:pPr>
+        <w:jc w:val="both"/>
+        <w:rPr>
+          <w:rFonts w:ascii="Lucida Console" w:hAnsi="Lucida Console"/>
+          <w:b/>
+          <w:bCs/>
+          <w:sz w:val="24"/>
+        </w:rPr>
+      </w:pPr>
+      <w:r>
+        <w:rPr>
+          <w:rFonts w:ascii="Lucida Console" w:hAnsi="Lucida Console"/>
+          <w:b/>
+          <w:bCs/>
+          <w:sz w:val="24"/>
+        </w:rPr>
+        <w:lastRenderedPageBreak/>
+        <w:t>Lesson.25 crate</w:t>
+      </w:r>
+    </w:p>
+    <w:p>
+      <w:pPr>
+        <w:jc w:val="both"/>
+        <w:rPr>
+          <w:rFonts w:ascii="Lucida Console" w:hAnsi="Lucida Console"/>
+          <w:b/>
+          <w:bCs/>
+          <w:sz w:val="24"/>
+        </w:rPr>
+      </w:pPr>
+    </w:p>
+    <w:p>
+      <w:pPr>
+        <w:jc w:val="both"/>
+        <w:rPr>
+          <w:rFonts w:ascii="Lucida Console" w:hAnsi="Lucida Console"/>
+          <w:sz w:val="24"/>
+        </w:rPr>
+      </w:pPr>
+      <w:r>
+        <w:rPr>
+          <w:rFonts w:ascii="Lucida Console" w:hAnsi="Lucida Console"/>
+          <w:sz w:val="24"/>
+        </w:rPr>
+        <w:t>G ile obje hareket ettirilirken shift basılı tutularak daha keskin hareketler yapılabilir</w:t>
+      </w:r>
+    </w:p>
+    <w:p>
+      <w:pPr>
+        <w:jc w:val="both"/>
+        <w:rPr>
+          <w:rFonts w:ascii="Lucida Console" w:hAnsi="Lucida Console"/>
+          <w:sz w:val="24"/>
+        </w:rPr>
+      </w:pPr>
+    </w:p>
+    <w:p>
+      <w:pPr>
+        <w:jc w:val="both"/>
+        <w:rPr>
+          <w:rFonts w:ascii="Lucida Console" w:hAnsi="Lucida Console"/>
+          <w:sz w:val="24"/>
+        </w:rPr>
+      </w:pPr>
+      <w:r>
+        <w:rPr>
+          <w:rFonts w:ascii="Lucida Console" w:hAnsi="Lucida Console"/>
+          <w:sz w:val="24"/>
+        </w:rPr>
+        <w:t>T ile toolbar gizlenip tekrar görünür hale getirilebilir</w:t>
+      </w:r>
+    </w:p>
+    <w:p>
+      <w:pPr>
+        <w:jc w:val="both"/>
+        <w:rPr>
+          <w:rFonts w:ascii="Lucida Console" w:hAnsi="Lucida Console"/>
+          <w:sz w:val="24"/>
+        </w:rPr>
+      </w:pPr>
+    </w:p>
+    <w:p>
+      <w:pPr>
+        <w:jc w:val="both"/>
+        <w:rPr>
+          <w:rFonts w:ascii="Lucida Console" w:hAnsi="Lucida Console"/>
+          <w:sz w:val="24"/>
+        </w:rPr>
+      </w:pPr>
+      <w:r>
+        <w:rPr>
+          <w:rFonts w:ascii="Lucida Console" w:hAnsi="Lucida Console"/>
+          <w:sz w:val="24"/>
+        </w:rPr>
+        <w:t>Bütün yüzler seçilip I harfine basarak inset açılabilir. Ama her bir yüze ayrı inset oluşturmak için tekrar I ya basılmalı (ayrıca sol üstteki komut gösteren yerde diğer seçenekler de görünüyor)</w:t>
+      </w:r>
+    </w:p>
+    <w:p>
+      <w:pPr>
+        <w:jc w:val="both"/>
+        <w:rPr>
+          <w:rFonts w:ascii="Lucida Console" w:hAnsi="Lucida Console"/>
+          <w:sz w:val="24"/>
+        </w:rPr>
+      </w:pPr>
+    </w:p>
+    <w:p>
+      <w:pPr>
+        <w:jc w:val="both"/>
+        <w:rPr>
+          <w:rFonts w:ascii="Lucida Console" w:hAnsi="Lucida Console"/>
+          <w:sz w:val="24"/>
+        </w:rPr>
+      </w:pPr>
+      <w:r>
+        <w:rPr>
+          <w:rFonts w:ascii="Lucida Console" w:hAnsi="Lucida Console"/>
+          <w:sz w:val="24"/>
+        </w:rPr>
+        <w:t>Böylece individual faces modu aktif hale gelir</w:t>
+      </w:r>
+    </w:p>
+    <w:p>
+      <w:pPr>
+        <w:jc w:val="both"/>
+        <w:rPr>
+          <w:rFonts w:ascii="Lucida Console" w:hAnsi="Lucida Console"/>
+          <w:sz w:val="24"/>
+        </w:rPr>
+      </w:pPr>
+    </w:p>
+    <w:p>
+      <w:pPr>
+        <w:jc w:val="both"/>
+        <w:rPr>
+          <w:rFonts w:ascii="Lucida Console" w:hAnsi="Lucida Console"/>
+          <w:sz w:val="24"/>
+        </w:rPr>
+      </w:pPr>
+      <w:r>
+        <w:rPr>
+          <w:rFonts w:ascii="Lucida Console" w:hAnsi="Lucida Console"/>
+          <w:sz w:val="24"/>
+        </w:rPr>
+        <w:t>E ile extrude edip size ayarlanmaya çalışılırsa doğal olarak yüz küçülmüş oluyor. Bunun için Alt + E basılmalı ve extrude along normals seçilmeli. (Toolbardan extrude tooluna basılı tutup comboboxdan da seçilebilir)</w:t>
+      </w:r>
+    </w:p>
+    <w:p>
+      <w:pPr>
+        <w:jc w:val="both"/>
+        <w:rPr>
+          <w:rFonts w:ascii="Lucida Console" w:hAnsi="Lucida Console"/>
+          <w:sz w:val="24"/>
+        </w:rPr>
+      </w:pPr>
+    </w:p>
+    <w:p>
+      <w:pPr>
+        <w:jc w:val="both"/>
+        <w:rPr>
+          <w:rFonts w:ascii="Lucida Console" w:hAnsi="Lucida Console"/>
+          <w:sz w:val="24"/>
+        </w:rPr>
+      </w:pPr>
+      <w:r>
+        <w:rPr>
+          <w:rFonts w:ascii="Lucida Console" w:hAnsi="Lucida Console"/>
+          <w:sz w:val="24"/>
+        </w:rPr>
+        <w:drawing>
+          <wp:inline distT="0" distB="0" distL="0" distR="0" wp14:anchorId="5EBF3705" wp14:editId="68AEA9B5">
+            <wp:extent cx="4010025" cy="3452193"/>
+            <wp:effectExtent l="0" t="0" r="0" b="0"/>
+            <wp:docPr id="1439222353" name="Resim 1"/>
+            <wp:cNvGraphicFramePr>
+              <a:graphicFrameLocks xmlns:a="http://schemas.openxmlformats.org/drawingml/2006/main" noChangeAspect="1"/>
+            </wp:cNvGraphicFramePr>
+            <a:graphic xmlns:a="http://schemas.openxmlformats.org/drawingml/2006/main">
+              <a:graphicData uri="http://schemas.openxmlformats.org/drawingml/2006/picture">
+                <pic:pic xmlns:pic="http://schemas.openxmlformats.org/drawingml/2006/picture">
+                  <pic:nvPicPr>
+                    <pic:cNvPr id="1439222353" name=""/>
+                    <pic:cNvPicPr/>
+                  </pic:nvPicPr>
+                  <pic:blipFill>
+                    <a:blip r:embed="rId13"/>
+                    <a:stretch>
+                      <a:fillRect/>
+                    </a:stretch>
+                  </pic:blipFill>
+                  <pic:spPr>
+                    <a:xfrm>
+                      <a:off x="0" y="0"/>
+                      <a:ext cx="4014710" cy="3456226"/>
+                    </a:xfrm>
+                    <a:prstGeom prst="rect">
+                      <a:avLst/>
+                    </a:prstGeom>
+                  </pic:spPr>
+                </pic:pic>
+              </a:graphicData>
+            </a:graphic>
+          </wp:inline>
+        </w:drawing>
+      </w:r>
+    </w:p>
+    <w:p>
+      <w:pPr>
+        <w:jc w:val="both"/>
+        <w:rPr>
+          <w:rFonts w:ascii="Lucida Console" w:hAnsi="Lucida Console"/>
+          <w:sz w:val="24"/>
+        </w:rPr>
+      </w:pPr>
+    </w:p>
+    <w:p>
+      <w:pPr>
+        <w:jc w:val="both"/>
+        <w:rPr>
+          <w:rFonts w:ascii="Lucida Console" w:hAnsi="Lucida Console"/>
+          <w:sz w:val="24"/>
+        </w:rPr>
+      </w:pPr>
+      <w:r>
+        <w:rPr>
+          <w:rFonts w:ascii="Lucida Console" w:hAnsi="Lucida Console"/>
+          <w:sz w:val="24"/>
+        </w:rPr>
+        <w:t>Olmamış hali</w:t>
+      </w:r>
+    </w:p>
+    <w:p>
+      <w:pPr>
+        <w:jc w:val="both"/>
+        <w:rPr>
+          <w:rFonts w:ascii="Lucida Console" w:hAnsi="Lucida Console"/>
+          <w:sz w:val="24"/>
+        </w:rPr>
+      </w:pPr>
+    </w:p>
+    <w:p>
+      <w:pPr>
+        <w:jc w:val="both"/>
+        <w:rPr>
+          <w:rFonts w:ascii="Lucida Console" w:hAnsi="Lucida Console"/>
+          <w:sz w:val="24"/>
+        </w:rPr>
+      </w:pPr>
+    </w:p>
+    <w:p>
+      <w:pPr>
+        <w:jc w:val="both"/>
+        <w:rPr>
+          <w:rFonts w:ascii="Lucida Console" w:hAnsi="Lucida Console"/>
+          <w:sz w:val="24"/>
+        </w:rPr>
+      </w:pPr>
+      <w:r>
+        <w:rPr>
+          <w:rFonts w:ascii="Lucida Console" w:hAnsi="Lucida Console"/>
+          <w:sz w:val="24"/>
+        </w:rPr>
+        <w:lastRenderedPageBreak/>
+        <w:drawing>
+          <wp:inline distT="0" distB="0" distL="0" distR="0" wp14:anchorId="7717F04A" wp14:editId="3863AB43">
+            <wp:extent cx="5760720" cy="4171315"/>
+            <wp:effectExtent l="0" t="0" r="0" b="635"/>
+            <wp:docPr id="1616097716" name="Resim 1"/>
+            <wp:cNvGraphicFramePr>
+              <a:graphicFrameLocks xmlns:a="http://schemas.openxmlformats.org/drawingml/2006/main" noChangeAspect="1"/>
+            </wp:cNvGraphicFramePr>
+            <a:graphic xmlns:a="http://schemas.openxmlformats.org/drawingml/2006/main">
+              <a:graphicData uri="http://schemas.openxmlformats.org/drawingml/2006/picture">
+                <pic:pic xmlns:pic="http://schemas.openxmlformats.org/drawingml/2006/picture">
+                  <pic:nvPicPr>
+                    <pic:cNvPr id="1616097716" name=""/>
+                    <pic:cNvPicPr/>
+                  </pic:nvPicPr>
+                  <pic:blipFill>
+                    <a:blip r:embed="rId14"/>
+                    <a:stretch>
+                      <a:fillRect/>
+                    </a:stretch>
+                  </pic:blipFill>
+                  <pic:spPr>
+                    <a:xfrm>
+                      <a:off x="0" y="0"/>
+                      <a:ext cx="5760720" cy="4171315"/>
+                    </a:xfrm>
+                    <a:prstGeom prst="rect">
+                      <a:avLst/>
+                    </a:prstGeom>
+                  </pic:spPr>
+                </pic:pic>
+              </a:graphicData>
+            </a:graphic>
+          </wp:inline>
+        </w:drawing>
+      </w:r>
+    </w:p>
+    <w:p>
+      <w:pPr>
+        <w:jc w:val="both"/>
+        <w:rPr>
+          <w:rFonts w:ascii="Lucida Console" w:hAnsi="Lucida Console"/>
+          <w:sz w:val="24"/>
+        </w:rPr>
+      </w:pPr>
+    </w:p>
+    <w:p>
+      <w:pPr>
+        <w:jc w:val="both"/>
+        <w:rPr>
+          <w:rFonts w:ascii="Lucida Console" w:hAnsi="Lucida Console"/>
+          <w:sz w:val="24"/>
+        </w:rPr>
+      </w:pPr>
+      <w:r>
+        <w:rPr>
+          <w:rFonts w:ascii="Lucida Console" w:hAnsi="Lucida Console"/>
+          <w:sz w:val="24"/>
+        </w:rPr>
+        <w:t>Olmuş hali</w:t>
+      </w:r>
+    </w:p>
+    <w:p>
+      <w:pPr>
+        <w:jc w:val="both"/>
+        <w:rPr>
+          <w:rFonts w:ascii="Lucida Console" w:hAnsi="Lucida Console"/>
+          <w:sz w:val="24"/>
+        </w:rPr>
+      </w:pPr>
+      <w:r>
+        <w:rPr>
+          <w:rFonts w:ascii="Lucida Console" w:hAnsi="Lucida Console"/>
+          <w:sz w:val="24"/>
+        </w:rPr>
+        <w:drawing>
+          <wp:inline distT="0" distB="0" distL="0" distR="0" wp14:anchorId="77C9751C" wp14:editId="069E98A1">
+            <wp:extent cx="1362265" cy="1505160"/>
+            <wp:effectExtent l="0" t="0" r="9525" b="0"/>
+            <wp:docPr id="936416295" name="Resim 1"/>
+            <wp:cNvGraphicFramePr>
+              <a:graphicFrameLocks xmlns:a="http://schemas.openxmlformats.org/drawingml/2006/main" noChangeAspect="1"/>
+            </wp:cNvGraphicFramePr>
+            <a:graphic xmlns:a="http://schemas.openxmlformats.org/drawingml/2006/main">
+              <a:graphicData uri="http://schemas.openxmlformats.org/drawingml/2006/picture">
+                <pic:pic xmlns:pic="http://schemas.openxmlformats.org/drawingml/2006/picture">
+                  <pic:nvPicPr>
+                    <pic:cNvPr id="936416295" name=""/>
+                    <pic:cNvPicPr/>
+                  </pic:nvPicPr>
+                  <pic:blipFill>
+                    <a:blip r:embed="rId15"/>
+                    <a:stretch>
+                      <a:fillRect/>
+                    </a:stretch>
+                  </pic:blipFill>
+                  <pic:spPr>
+                    <a:xfrm>
+                      <a:off x="0" y="0"/>
+                      <a:ext cx="1362265" cy="1505160"/>
+                    </a:xfrm>
+                    <a:prstGeom prst="rect">
+                      <a:avLst/>
+                    </a:prstGeom>
+                  </pic:spPr>
+                </pic:pic>
+              </a:graphicData>
+            </a:graphic>
+          </wp:inline>
+        </w:drawing>
+      </w:r>
+    </w:p>
+    <w:p>
+      <w:pPr>
+        <w:jc w:val="both"/>
+        <w:rPr>
+          <w:rFonts w:ascii="Lucida Console" w:hAnsi="Lucida Console"/>
+          <w:sz w:val="24"/>
+        </w:rPr>
+      </w:pPr>
+      <w:r>
+        <w:rPr>
+          <w:rFonts w:ascii="Lucida Console" w:hAnsi="Lucida Console"/>
+          <w:sz w:val="24"/>
+        </w:rPr>
+        <w:t>Burdan display normals diyerek normalleri de görebiliriz</w:t>
+      </w:r>
+    </w:p>
+    <w:p>
+      <w:pPr>
+        <w:jc w:val="both"/>
+        <w:rPr>
+          <w:rFonts w:ascii="Lucida Console" w:hAnsi="Lucida Console"/>
+          <w:sz w:val="24"/>
+        </w:rPr>
+      </w:pPr>
+    </w:p>
+    <w:p>
+      <w:pPr>
+        <w:jc w:val="both"/>
+        <w:rPr>
+          <w:rFonts w:ascii="Lucida Console" w:hAnsi="Lucida Console"/>
+          <w:sz w:val="24"/>
+        </w:rPr>
+      </w:pPr>
+    </w:p>
+    <w:p>
+      <w:pPr>
+        <w:jc w:val="both"/>
+        <w:rPr>
+          <w:rFonts w:ascii="Lucida Console" w:hAnsi="Lucida Console"/>
+          <w:sz w:val="24"/>
+        </w:rPr>
+      </w:pPr>
+      <w:r>
+        <w:rPr>
+          <w:rFonts w:ascii="Lucida Console" w:hAnsi="Lucida Console"/>
+          <w:sz w:val="24"/>
+        </w:rPr>
+        <w:t>Küpün etrafına loop cut attıktan sonra loop cutları seçip bevel yapıyoruz. Karşılıklı yüzlerin bevellenmiş edgelerini seçip s + eksen yaparak edgeleri içeri hareket ettiriyoruz</w:t>
+      </w:r>
+    </w:p>
+    <w:p>
+      <w:pPr>
+        <w:jc w:val="both"/>
+        <w:rPr>
+          <w:rFonts w:ascii="Lucida Console" w:hAnsi="Lucida Console"/>
+          <w:sz w:val="24"/>
+        </w:rPr>
+      </w:pPr>
+    </w:p>
+    <w:p>
+      <w:pPr>
+        <w:jc w:val="both"/>
+        <w:rPr>
+          <w:rFonts w:ascii="Lucida Console" w:hAnsi="Lucida Console"/>
+          <w:sz w:val="24"/>
+        </w:rPr>
+      </w:pPr>
+    </w:p>
+    <w:p>
+      <w:pPr>
+        <w:jc w:val="both"/>
+        <w:rPr>
+          <w:rFonts w:ascii="Lucida Console" w:hAnsi="Lucida Console"/>
+          <w:sz w:val="24"/>
+        </w:rPr>
+      </w:pPr>
+    </w:p>
+    <w:p>
+      <w:pPr>
+        <w:jc w:val="both"/>
+        <w:rPr>
+          <w:rFonts w:ascii="Lucida Console" w:hAnsi="Lucida Console"/>
+          <w:sz w:val="24"/>
+        </w:rPr>
+      </w:pPr>
+    </w:p>
+    <w:p>
+      <w:pPr>
+        <w:jc w:val="both"/>
+        <w:rPr>
+          <w:rFonts w:ascii="Lucida Console" w:hAnsi="Lucida Console"/>
+          <w:sz w:val="24"/>
+        </w:rPr>
+      </w:pPr>
+      <w:r>
+        <w:rPr>
+          <w:rFonts w:ascii="Lucida Console" w:hAnsi="Lucida Console"/>
+          <w:sz w:val="24"/>
+        </w:rPr>
+        <w:lastRenderedPageBreak/>
+        <w:drawing>
+          <wp:inline distT="0" distB="0" distL="0" distR="0" wp14:anchorId="418C7EF2" wp14:editId="5BB2B980">
+            <wp:extent cx="5760720" cy="4193540"/>
+            <wp:effectExtent l="0" t="0" r="0" b="0"/>
+            <wp:docPr id="889180626" name="Resim 1"/>
+            <wp:cNvGraphicFramePr>
+              <a:graphicFrameLocks xmlns:a="http://schemas.openxmlformats.org/drawingml/2006/main" noChangeAspect="1"/>
+            </wp:cNvGraphicFramePr>
+            <a:graphic xmlns:a="http://schemas.openxmlformats.org/drawingml/2006/main">
+              <a:graphicData uri="http://schemas.openxmlformats.org/drawingml/2006/picture">
+                <pic:pic xmlns:pic="http://schemas.openxmlformats.org/drawingml/2006/picture">
+                  <pic:nvPicPr>
+                    <pic:cNvPr id="889180626" name=""/>
+                    <pic:cNvPicPr/>
+                  </pic:nvPicPr>
+                  <pic:blipFill>
+                    <a:blip r:embed="rId16"/>
+                    <a:stretch>
+                      <a:fillRect/>
+                    </a:stretch>
+                  </pic:blipFill>
+                  <pic:spPr>
+                    <a:xfrm>
+                      <a:off x="0" y="0"/>
+                      <a:ext cx="5760720" cy="4193540"/>
+                    </a:xfrm>
+                    <a:prstGeom prst="rect">
+                      <a:avLst/>
+                    </a:prstGeom>
+                  </pic:spPr>
+                </pic:pic>
+              </a:graphicData>
+            </a:graphic>
+          </wp:inline>
+        </w:drawing>
+      </w:r>
+    </w:p>
+    <w:p>
+      <w:pPr>
+        <w:jc w:val="both"/>
+        <w:rPr>
+          <w:rFonts w:ascii="Lucida Console" w:hAnsi="Lucida Console"/>
+          <w:sz w:val="24"/>
+        </w:rPr>
+      </w:pPr>
+    </w:p>
+    <w:p>
+      <w:pPr>
+        <w:jc w:val="both"/>
+        <w:rPr>
+          <w:rFonts w:ascii="Lucida Console" w:hAnsi="Lucida Console"/>
+          <w:sz w:val="24"/>
+        </w:rPr>
+      </w:pPr>
+      <w:r>
+        <w:rPr>
+          <w:rFonts w:ascii="Lucida Console" w:hAnsi="Lucida Console"/>
+          <w:sz w:val="24"/>
+        </w:rPr>
+        <w:t xml:space="preserve">Bir köşeyi bevel yapmak istersek (köşeyi kesilmiş gibi gösteriyor) </w:t>
+      </w:r>
+    </w:p>
+    <w:p>
+      <w:pPr>
+        <w:jc w:val="both"/>
+        <w:rPr>
+          <w:rFonts w:ascii="Lucida Console" w:hAnsi="Lucida Console"/>
+          <w:sz w:val="24"/>
+        </w:rPr>
+      </w:pPr>
+    </w:p>
+    <w:p>
+      <w:pPr>
+        <w:jc w:val="both"/>
+        <w:rPr>
+          <w:rFonts w:ascii="Lucida Console" w:hAnsi="Lucida Console"/>
+          <w:sz w:val="24"/>
+        </w:rPr>
+      </w:pPr>
+      <w:r>
+        <w:rPr>
+          <w:rFonts w:ascii="Lucida Console" w:hAnsi="Lucida Console"/>
+          <w:sz w:val="24"/>
+        </w:rPr>
+        <w:t xml:space="preserve">Köşe vertice seçilip ctrl + b basılır, sonra v tuşuna basılır </w:t>
+      </w:r>
+    </w:p>
+    <w:p>
+      <w:pPr>
+        <w:jc w:val="both"/>
+        <w:rPr>
+          <w:rFonts w:ascii="Lucida Console" w:hAnsi="Lucida Console"/>
+          <w:sz w:val="24"/>
+        </w:rPr>
+      </w:pPr>
+      <w:r>
+        <w:rPr>
+          <w:rFonts w:ascii="Lucida Console" w:hAnsi="Lucida Console"/>
+          <w:sz w:val="24"/>
+        </w:rPr>
+        <w:t>Ssde gözükecek şekilde aşağıda kısayolları zaten gösteriyor</w:t>
+      </w:r>
+    </w:p>
+    <w:p>
+      <w:pPr>
+        <w:jc w:val="both"/>
+        <w:rPr>
+          <w:rFonts w:ascii="Lucida Console" w:hAnsi="Lucida Console"/>
+          <w:sz w:val="24"/>
+        </w:rPr>
+      </w:pPr>
+      <w:r>
+        <w:rPr>
+          <w:rFonts w:ascii="Lucida Console" w:hAnsi="Lucida Console"/>
+          <w:sz w:val="24"/>
+        </w:rPr>
+        <w:t>Mouse tekerleğiyle oluşan yüz sayısı ayarlanabilir (kesik göstermek için minimum olmalı)</w:t>
+      </w:r>
+    </w:p>
+    <w:p>
+      <w:pPr>
+        <w:jc w:val="both"/>
+        <w:rPr>
+          <w:rFonts w:ascii="Lucida Console" w:hAnsi="Lucida Console"/>
+          <w:sz w:val="24"/>
+        </w:rPr>
+      </w:pPr>
+      <w:r>
+        <w:rPr>
+          <w:rFonts w:ascii="Lucida Console" w:hAnsi="Lucida Console"/>
+          <w:sz w:val="24"/>
+        </w:rPr>
+        <w:t xml:space="preserve">Bu işlemin sonucunda non-planar yüz oluşur. </w:t>
+      </w:r>
+    </w:p>
+    <w:p>
+      <w:pPr>
+        <w:jc w:val="both"/>
+        <w:rPr>
+          <w:rFonts w:ascii="Lucida Console" w:hAnsi="Lucida Console"/>
+          <w:sz w:val="24"/>
+        </w:rPr>
+      </w:pPr>
+    </w:p>
+    <w:p>
+      <w:pPr>
+        <w:jc w:val="both"/>
+        <w:rPr>
+          <w:rFonts w:ascii="Lucida Console" w:hAnsi="Lucida Console"/>
+          <w:sz w:val="24"/>
+        </w:rPr>
+      </w:pPr>
+    </w:p>
+    <w:p>
+      <w:pPr>
+        <w:jc w:val="both"/>
+        <w:rPr>
+          <w:rFonts w:ascii="Lucida Console" w:hAnsi="Lucida Console"/>
+          <w:sz w:val="24"/>
+        </w:rPr>
+      </w:pPr>
+    </w:p>
+    <w:p>
+      <w:pPr>
+        <w:jc w:val="both"/>
+        <w:rPr>
+          <w:rFonts w:ascii="Lucida Console" w:hAnsi="Lucida Console"/>
+          <w:sz w:val="24"/>
+        </w:rPr>
+      </w:pPr>
+    </w:p>
+    <w:p>
+      <w:pPr>
+        <w:jc w:val="both"/>
+        <w:rPr>
+          <w:rFonts w:ascii="Lucida Console" w:hAnsi="Lucida Console"/>
+          <w:sz w:val="24"/>
+        </w:rPr>
+      </w:pPr>
+    </w:p>
+    <w:p>
+      <w:pPr>
+        <w:jc w:val="both"/>
+        <w:rPr>
+          <w:rFonts w:ascii="Lucida Console" w:hAnsi="Lucida Console"/>
+          <w:sz w:val="24"/>
+        </w:rPr>
+      </w:pPr>
+    </w:p>
+    <w:p>
+      <w:pPr>
+        <w:jc w:val="both"/>
+        <w:rPr>
+          <w:rFonts w:ascii="Lucida Console" w:hAnsi="Lucida Console"/>
+          <w:sz w:val="24"/>
+        </w:rPr>
+      </w:pPr>
+    </w:p>
+    <w:p>
+      <w:pPr>
+        <w:jc w:val="both"/>
+        <w:rPr>
+          <w:rFonts w:ascii="Lucida Console" w:hAnsi="Lucida Console"/>
+          <w:sz w:val="24"/>
+        </w:rPr>
+      </w:pPr>
+    </w:p>
+    <w:p>
+      <w:pPr>
+        <w:jc w:val="both"/>
+        <w:rPr>
+          <w:rFonts w:ascii="Lucida Console" w:hAnsi="Lucida Console"/>
+          <w:sz w:val="24"/>
+        </w:rPr>
+      </w:pPr>
+    </w:p>
+    <w:p>
+      <w:pPr>
+        <w:jc w:val="both"/>
+        <w:rPr>
+          <w:rFonts w:ascii="Lucida Console" w:hAnsi="Lucida Console"/>
+          <w:sz w:val="24"/>
+        </w:rPr>
+      </w:pPr>
+      <w:r>
+        <w:rPr>
+          <w:rFonts w:ascii="Lucida Console" w:hAnsi="Lucida Console"/>
+          <w:sz w:val="24"/>
+        </w:rPr>
+        <w:lastRenderedPageBreak/>
+        <w:drawing>
+          <wp:inline distT="0" distB="0" distL="0" distR="0" wp14:anchorId="608E1C68" wp14:editId="46E4BBEA">
+            <wp:extent cx="3667637" cy="2857899"/>
+            <wp:effectExtent l="0" t="0" r="9525" b="0"/>
+            <wp:docPr id="82505355" name="Resim 1"/>
+            <wp:cNvGraphicFramePr>
+              <a:graphicFrameLocks xmlns:a="http://schemas.openxmlformats.org/drawingml/2006/main" noChangeAspect="1"/>
+            </wp:cNvGraphicFramePr>
+            <a:graphic xmlns:a="http://schemas.openxmlformats.org/drawingml/2006/main">
+              <a:graphicData uri="http://schemas.openxmlformats.org/drawingml/2006/picture">
+                <pic:pic xmlns:pic="http://schemas.openxmlformats.org/drawingml/2006/picture">
+                  <pic:nvPicPr>
+                    <pic:cNvPr id="82505355" name=""/>
+                    <pic:cNvPicPr/>
+                  </pic:nvPicPr>
+                  <pic:blipFill>
+                    <a:blip r:embed="rId17"/>
+                    <a:stretch>
+                      <a:fillRect/>
+                    </a:stretch>
+                  </pic:blipFill>
+                  <pic:spPr>
+                    <a:xfrm>
+                      <a:off x="0" y="0"/>
+                      <a:ext cx="3667637" cy="2857899"/>
+                    </a:xfrm>
+                    <a:prstGeom prst="rect">
+                      <a:avLst/>
+                    </a:prstGeom>
+                  </pic:spPr>
+                </pic:pic>
+              </a:graphicData>
+            </a:graphic>
+          </wp:inline>
+        </w:drawing>
+      </w:r>
+      <w:r>
+        <w:rPr>
+          <w:rFonts w:ascii="Lucida Console" w:hAnsi="Lucida Console"/>
+          <w:sz w:val="24"/>
+        </w:rPr>
+        <w:t xml:space="preserve"> </w:t>
+      </w:r>
+    </w:p>
+    <w:p>
+      <w:pPr>
+        <w:jc w:val="both"/>
+        <w:rPr>
+          <w:rFonts w:ascii="Lucida Console" w:hAnsi="Lucida Console"/>
+          <w:sz w:val="24"/>
+        </w:rPr>
+      </w:pPr>
+    </w:p>
+    <w:p>
+      <w:pPr>
+        <w:jc w:val="both"/>
+        <w:rPr>
+          <w:rFonts w:ascii="Lucida Console" w:hAnsi="Lucida Console"/>
+          <w:sz w:val="24"/>
+        </w:rPr>
+      </w:pPr>
+      <w:r>
+        <w:rPr>
+          <w:rFonts w:ascii="Lucida Console" w:hAnsi="Lucida Console"/>
+          <w:sz w:val="24"/>
+        </w:rPr>
+        <w:t>Benzer işlem kenarda yapıldığında yüz non-planar olduğu için doğru gözükmeyebilir (notch olması gerekiyor)</w:t>
+      </w:r>
+      <w:r>
+        <w:rPr>
+          <w:rFonts w:ascii="Lucida Console" w:hAnsi="Lucida Console"/>
+          <w:sz w:val="24"/>
+        </w:rPr>
+        <w:t xml:space="preserve"> bu yüzden iki vertice seçilip J (Join basılabilir).</w:t>
+      </w:r>
+    </w:p>
+    <w:p>
+      <w:pPr>
+        <w:jc w:val="both"/>
+        <w:rPr>
+          <w:rFonts w:ascii="Lucida Console" w:hAnsi="Lucida Console"/>
+          <w:sz w:val="24"/>
+        </w:rPr>
+      </w:pPr>
+    </w:p>
+    <w:p>
+      <w:pPr>
+        <w:jc w:val="both"/>
+        <w:rPr>
+          <w:rFonts w:ascii="Lucida Console" w:hAnsi="Lucida Console"/>
+          <w:sz w:val="24"/>
+        </w:rPr>
+      </w:pPr>
+      <w:r>
+        <w:rPr>
+          <w:rFonts w:ascii="Lucida Console" w:hAnsi="Lucida Console"/>
+          <w:sz w:val="24"/>
+        </w:rPr>
+        <w:t>J -&gt; join, verticeleri yüz ekseninde birleştiriyor</w:t>
+      </w:r>
+    </w:p>
+    <w:p>
+      <w:pPr>
+        <w:jc w:val="both"/>
+        <w:rPr>
+          <w:rFonts w:ascii="Lucida Console" w:hAnsi="Lucida Console"/>
+          <w:sz w:val="24"/>
+        </w:rPr>
+      </w:pPr>
+      <w:r>
+        <w:rPr>
+          <w:rFonts w:ascii="Lucida Console" w:hAnsi="Lucida Console"/>
+          <w:sz w:val="24"/>
+        </w:rPr>
+        <w:t>F -&gt; iki vertice arasında yeni bir edge oluşturur (yüzden bağımsız)</w:t>
+      </w:r>
+    </w:p>
+    <w:p>
+      <w:pPr>
+        <w:jc w:val="both"/>
+        <w:rPr>
+          <w:rFonts w:ascii="Lucida Console" w:hAnsi="Lucida Console"/>
+          <w:sz w:val="24"/>
+        </w:rPr>
+      </w:pPr>
+    </w:p>
+    <w:p>
+      <w:pPr>
+        <w:jc w:val="both"/>
+        <w:rPr>
+          <w:rFonts w:ascii="Lucida Console" w:hAnsi="Lucida Console"/>
+          <w:sz w:val="24"/>
+        </w:rPr>
+      </w:pPr>
+    </w:p>
+    <w:p>
+      <w:pPr>
+        <w:jc w:val="both"/>
+        <w:rPr>
+          <w:rFonts w:ascii="Lucida Console" w:hAnsi="Lucida Console"/>
+          <w:sz w:val="24"/>
+        </w:rPr>
+      </w:pPr>
+      <w:r>
+        <w:rPr>
+          <w:rFonts w:ascii="Lucida Console" w:hAnsi="Lucida Console"/>
+          <w:sz w:val="24"/>
+        </w:rPr>
+        <w:t>Edit modunda transparan aktif edilerek yüz modunda mouse basılı tutarak bütün yüzleri seçebiliriz</w:t>
+      </w:r>
+    </w:p>
+    <w:p>
+      <w:pPr>
+        <w:jc w:val="both"/>
+        <w:rPr>
+          <w:rFonts w:ascii="Lucida Console" w:hAnsi="Lucida Console"/>
+          <w:sz w:val="24"/>
+        </w:rPr>
+      </w:pPr>
+    </w:p>
+    <w:p>
+      <w:pPr>
+        <w:jc w:val="both"/>
+        <w:rPr>
+          <w:rFonts w:ascii="Lucida Console" w:hAnsi="Lucida Console"/>
+          <w:sz w:val="24"/>
+        </w:rPr>
+      </w:pPr>
+      <w:r>
+        <w:rPr>
+          <w:rFonts w:ascii="Lucida Console" w:hAnsi="Lucida Console"/>
+          <w:sz w:val="24"/>
+        </w:rPr>
+        <w:t>Ctrl + numpad(+) kullanarak seçilen yüzler arttırılabilir</w:t>
+      </w:r>
+    </w:p>
+    <w:p>
+      <w:pPr>
+        <w:jc w:val="both"/>
+        <w:rPr>
+          <w:rFonts w:ascii="Lucida Console" w:hAnsi="Lucida Console"/>
+          <w:sz w:val="24"/>
+        </w:rPr>
+      </w:pPr>
+    </w:p>
+    <w:p>
+      <w:pPr>
+        <w:jc w:val="both"/>
+        <w:rPr>
+          <w:rFonts w:ascii="Lucida Console" w:hAnsi="Lucida Console"/>
+          <w:sz w:val="24"/>
+        </w:rPr>
+      </w:pPr>
+      <w:r>
+        <w:rPr>
+          <w:rFonts w:ascii="Lucida Console" w:hAnsi="Lucida Console"/>
+          <w:sz w:val="24"/>
+        </w:rPr>
+        <w:t>Object modunda objeler seçiliyken m -&gt; new collection ile objeler yeni collection’a taşınabilir.</w:t>
+      </w:r>
+    </w:p>
+    <w:p>
+      <w:pPr>
+        <w:jc w:val="both"/>
+        <w:rPr>
+          <w:rFonts w:ascii="Lucida Console" w:hAnsi="Lucida Console"/>
+          <w:sz w:val="24"/>
+        </w:rPr>
+      </w:pPr>
+    </w:p>
+    <w:p>
+      <w:pPr>
+        <w:jc w:val="both"/>
+        <w:rPr>
+          <w:rFonts w:ascii="Lucida Console" w:hAnsi="Lucida Console"/>
+          <w:sz w:val="24"/>
+        </w:rPr>
+      </w:pPr>
+      <w:r>
+        <w:rPr>
+          <w:rFonts w:ascii="Lucida Console" w:hAnsi="Lucida Console"/>
+          <w:sz w:val="24"/>
+        </w:rPr>
+        <w:t>Blender objeye uygulanan toollarda scale değerlerini de referans olarak kullanır. Scale değerlerinin non-uniform olması (x=1,y=1,z=3) yapılan işlemin de doğruluğunu etkileyebilir.</w:t>
+      </w:r>
+    </w:p>
+    <w:p>
+      <w:pPr>
+        <w:jc w:val="both"/>
+        <w:rPr>
+          <w:rFonts w:ascii="Lucida Console" w:hAnsi="Lucida Console"/>
+          <w:sz w:val="24"/>
+        </w:rPr>
+      </w:pPr>
+      <w:r>
+        <w:rPr>
+          <w:rFonts w:ascii="Lucida Console" w:hAnsi="Lucida Console"/>
+          <w:sz w:val="24"/>
+        </w:rPr>
+        <w:t>Object mode’da ctrl + a -&gt; scale diyerek scale değerleri standarda çekilebilir. objenin boyunu etkilemez</w:t>
+      </w:r>
+    </w:p>
+    <w:p>
+      <w:pPr>
+        <w:jc w:val="both"/>
+        <w:rPr>
+          <w:rFonts w:ascii="Lucida Console" w:hAnsi="Lucida Console"/>
+          <w:sz w:val="24"/>
+        </w:rPr>
+      </w:pPr>
+    </w:p>
+    <w:p>
+      <w:pPr>
+        <w:jc w:val="both"/>
+        <w:rPr>
+          <w:rFonts w:ascii="Lucida Console" w:hAnsi="Lucida Console"/>
+          <w:sz w:val="24"/>
+        </w:rPr>
+      </w:pPr>
+    </w:p>
+    <w:p>
+      <w:pPr>
+        <w:jc w:val="both"/>
+        <w:rPr>
+          <w:rFonts w:ascii="Lucida Console" w:hAnsi="Lucida Console"/>
+          <w:sz w:val="24"/>
+        </w:rPr>
+      </w:pPr>
+      <w:r>
+        <w:rPr>
+          <w:rFonts w:ascii="Lucida Console" w:hAnsi="Lucida Console"/>
+          <w:sz w:val="24"/>
+        </w:rPr>
+        <w:lastRenderedPageBreak/>
+        <w:drawing>
+          <wp:inline distT="0" distB="0" distL="0" distR="0" wp14:anchorId="462FFFBD" wp14:editId="3A72D259">
+            <wp:extent cx="2391109" cy="1286054"/>
+            <wp:effectExtent l="0" t="0" r="9525" b="0"/>
+            <wp:docPr id="1362478513" name="Resim 1"/>
+            <wp:cNvGraphicFramePr>
+              <a:graphicFrameLocks xmlns:a="http://schemas.openxmlformats.org/drawingml/2006/main" noChangeAspect="1"/>
+            </wp:cNvGraphicFramePr>
+            <a:graphic xmlns:a="http://schemas.openxmlformats.org/drawingml/2006/main">
+              <a:graphicData uri="http://schemas.openxmlformats.org/drawingml/2006/picture">
+                <pic:pic xmlns:pic="http://schemas.openxmlformats.org/drawingml/2006/picture">
+                  <pic:nvPicPr>
+                    <pic:cNvPr id="1362478513" name=""/>
+                    <pic:cNvPicPr/>
+                  </pic:nvPicPr>
+                  <pic:blipFill>
+                    <a:blip r:embed="rId18"/>
+                    <a:stretch>
+                      <a:fillRect/>
+                    </a:stretch>
+                  </pic:blipFill>
+                  <pic:spPr>
+                    <a:xfrm>
+                      <a:off x="0" y="0"/>
+                      <a:ext cx="2391109" cy="1286054"/>
+                    </a:xfrm>
+                    <a:prstGeom prst="rect">
+                      <a:avLst/>
+                    </a:prstGeom>
+                  </pic:spPr>
+                </pic:pic>
+              </a:graphicData>
+            </a:graphic>
+          </wp:inline>
+        </w:drawing>
+      </w:r>
+      <w:r>
+        <w:rPr>
+          <w:rFonts w:ascii="Lucida Console" w:hAnsi="Lucida Console"/>
+          <w:sz w:val="24"/>
+        </w:rPr>
+        <w:t xml:space="preserve"> </w:t>
+      </w:r>
+    </w:p>
+    <w:p>
+      <w:pPr>
+        <w:jc w:val="both"/>
+        <w:rPr>
+          <w:rFonts w:ascii="Lucida Console" w:hAnsi="Lucida Console"/>
+          <w:sz w:val="24"/>
+        </w:rPr>
+      </w:pPr>
+      <w:r>
+        <w:rPr>
+          <w:rFonts w:ascii="Lucida Console" w:hAnsi="Lucida Console"/>
+          <w:sz w:val="24"/>
+        </w:rPr>
+        <w:t>Ayrıca buradaki mirror editing kullanılarak axis üzerinde aynasal işlemler yapılabilir</w:t>
+      </w:r>
+    </w:p>
+    <w:p>
+      <w:pPr>
+        <w:jc w:val="both"/>
+        <w:rPr>
+          <w:rFonts w:ascii="Lucida Console" w:hAnsi="Lucida Console"/>
+          <w:sz w:val="24"/>
+        </w:rPr>
+      </w:pPr>
+    </w:p>
+    <w:p>
+      <w:pPr>
+        <w:jc w:val="both"/>
+        <w:rPr>
+          <w:rFonts w:ascii="Lucida Console" w:hAnsi="Lucida Console"/>
+          <w:sz w:val="24"/>
+        </w:rPr>
+      </w:pPr>
+    </w:p>
+    <w:p>
+      <w:pPr>
+        <w:jc w:val="both"/>
+        <w:rPr>
+          <w:rFonts w:ascii="Lucida Console" w:hAnsi="Lucida Console"/>
+          <w:b/>
+          <w:bCs/>
+          <w:sz w:val="24"/>
+        </w:rPr>
+      </w:pPr>
+      <w:r>
+        <w:rPr>
+          <w:rFonts w:ascii="Lucida Console" w:hAnsi="Lucida Console"/>
+          <w:b/>
+          <w:bCs/>
+          <w:sz w:val="24"/>
+        </w:rPr>
+        <w:t>Lesson. 28 knife &amp; bisect</w:t>
+      </w:r>
+    </w:p>
+    <w:p>
+      <w:pPr>
+        <w:jc w:val="both"/>
+        <w:rPr>
+          <w:rFonts w:ascii="Lucida Console" w:hAnsi="Lucida Console"/>
+          <w:b/>
+          <w:bCs/>
+          <w:sz w:val="24"/>
+        </w:rPr>
+      </w:pPr>
+    </w:p>
+    <w:p>
+      <w:pPr>
+        <w:jc w:val="both"/>
+        <w:rPr>
+          <w:rFonts w:ascii="Lucida Console" w:hAnsi="Lucida Console"/>
+          <w:sz w:val="24"/>
+        </w:rPr>
+      </w:pPr>
+      <w:r>
+        <w:rPr>
+          <w:rFonts w:ascii="Lucida Console" w:hAnsi="Lucida Console"/>
+          <w:sz w:val="24"/>
+        </w:rPr>
+        <w:t xml:space="preserve">Knife tool (shortcut K): </w:t>
+      </w:r>
+      <w:r>
+        <w:rPr>
+          <w:rFonts w:ascii="Lucida Console" w:hAnsi="Lucida Console"/>
+          <w:sz w:val="24"/>
+        </w:rPr>
+        <w:t>yüzleri isteğe özel kesmeye yarar. Yüzler üzerinde yeni edgeler oluşturur. Objenin etrafı tam tur kesildikten sonra başlangıç noktasına tıklanır ve enter a basılır.</w:t>
+      </w:r>
+    </w:p>
+    <w:p>
+      <w:pPr>
+        <w:jc w:val="both"/>
+        <w:rPr>
+          <w:rFonts w:ascii="Lucida Console" w:hAnsi="Lucida Console"/>
+          <w:sz w:val="24"/>
+        </w:rPr>
+      </w:pPr>
+    </w:p>
+    <w:p>
+      <w:pPr>
+        <w:jc w:val="both"/>
+        <w:rPr>
+          <w:rFonts w:ascii="Lucida Console" w:hAnsi="Lucida Console"/>
+          <w:sz w:val="24"/>
+        </w:rPr>
+      </w:pPr>
+      <w:r>
+        <w:rPr>
+          <w:rFonts w:ascii="Lucida Console" w:hAnsi="Lucida Console"/>
+          <w:sz w:val="24"/>
+        </w:rPr>
+        <w:t>Bisect tool (shortcut yok) : edit modunda gerekli yüzler seçilir ve bisect tool ile kesilir. Ayrıca üst kısmı sil, alt kısmı sil, kestiğin yeri doldur gibi seçenekleri de vardır</w:t>
+      </w:r>
+    </w:p>
+    <w:p>
+      <w:pPr>
+        <w:jc w:val="both"/>
+        <w:rPr>
+          <w:rFonts w:ascii="Lucida Console" w:hAnsi="Lucida Console"/>
+          <w:sz w:val="24"/>
+        </w:rPr>
+      </w:pPr>
+    </w:p>
+    <w:p>
+      <w:pPr>
+        <w:jc w:val="both"/>
+        <w:rPr>
+          <w:rFonts w:ascii="Lucida Console" w:hAnsi="Lucida Console"/>
+          <w:sz w:val="24"/>
+        </w:rPr>
+      </w:pPr>
+    </w:p>
+    <w:p>
+      <w:pPr>
+        <w:jc w:val="both"/>
+        <w:rPr>
+          <w:rFonts w:ascii="Lucida Console" w:hAnsi="Lucida Console"/>
+          <w:b/>
+          <w:bCs/>
+          <w:sz w:val="24"/>
+        </w:rPr>
+      </w:pPr>
+      <w:r>
+        <w:rPr>
+          <w:rFonts w:ascii="Lucida Console" w:hAnsi="Lucida Console"/>
+          <w:b/>
+          <w:bCs/>
+          <w:sz w:val="24"/>
+        </w:rPr>
+        <w:t xml:space="preserve">Lesson. 29 adding materials </w:t>
+      </w:r>
+    </w:p>
+    <w:p>
+      <w:pPr>
+        <w:jc w:val="both"/>
+        <w:rPr>
+          <w:rFonts w:ascii="Lucida Console" w:hAnsi="Lucida Console"/>
+          <w:b/>
+          <w:bCs/>
+          <w:sz w:val="24"/>
+        </w:rPr>
+      </w:pPr>
+    </w:p>
+    <w:p>
+      <w:pPr>
+        <w:jc w:val="both"/>
+        <w:rPr>
+          <w:rFonts w:ascii="Lucida Console" w:hAnsi="Lucida Console"/>
+          <w:sz w:val="24"/>
+        </w:rPr>
+      </w:pPr>
+      <w:r>
+        <w:rPr>
+          <w:rFonts w:ascii="Lucida Console" w:hAnsi="Lucida Console"/>
+          <w:sz w:val="24"/>
+        </w:rPr>
+        <w:t>Objelere otomatik yamultma eklemek için:</w:t>
+      </w:r>
+    </w:p>
+    <w:p>
+      <w:pPr>
+        <w:jc w:val="both"/>
+        <w:rPr>
+          <w:rFonts w:ascii="Lucida Console" w:hAnsi="Lucida Console"/>
+          <w:sz w:val="24"/>
+        </w:rPr>
+      </w:pPr>
+    </w:p>
+    <w:p>
+      <w:pPr>
+        <w:jc w:val="both"/>
+        <w:rPr>
+          <w:rFonts w:ascii="Lucida Console" w:hAnsi="Lucida Console"/>
+          <w:sz w:val="24"/>
+        </w:rPr>
+      </w:pPr>
+      <w:r>
+        <w:rPr>
+          <w:rFonts w:ascii="Lucida Console" w:hAnsi="Lucida Console"/>
+          <w:sz w:val="24"/>
+        </w:rPr>
+        <w:t xml:space="preserve">Vertice modunda verticeleri seç </w:t>
+      </w:r>
+    </w:p>
+    <w:p>
+      <w:pPr>
+        <w:jc w:val="both"/>
+        <w:rPr>
+          <w:rFonts w:ascii="Lucida Console" w:hAnsi="Lucida Console"/>
+          <w:sz w:val="24"/>
+        </w:rPr>
+      </w:pPr>
+      <w:r>
+        <w:rPr>
+          <w:rFonts w:ascii="Lucida Console" w:hAnsi="Lucida Console"/>
+          <w:sz w:val="24"/>
+        </w:rPr>
+        <w:t xml:space="preserve">Yukarda mesh -&gt; transform -&gt; randomize </w:t>
+      </w:r>
+    </w:p>
+    <w:p>
+      <w:pPr>
+        <w:jc w:val="both"/>
+        <w:rPr>
+          <w:rFonts w:ascii="Lucida Console" w:hAnsi="Lucida Console"/>
+          <w:sz w:val="24"/>
+        </w:rPr>
+      </w:pPr>
+      <w:r>
+        <w:rPr>
+          <w:rFonts w:ascii="Lucida Console" w:hAnsi="Lucida Console"/>
+          <w:sz w:val="24"/>
+        </w:rPr>
+        <w:t>Değerler oynanarak uygun sonuç elde edilebilir</w:t>
+      </w:r>
+    </w:p>
+    <w:p>
+      <w:pPr>
+        <w:jc w:val="both"/>
+        <w:rPr>
+          <w:rFonts w:ascii="Lucida Console" w:hAnsi="Lucida Console"/>
+          <w:sz w:val="24"/>
+        </w:rPr>
+      </w:pPr>
+    </w:p>
+    <w:p>
+      <w:pPr>
+        <w:jc w:val="both"/>
+        <w:rPr>
+          <w:rFonts w:ascii="Lucida Console" w:hAnsi="Lucida Console"/>
+          <w:sz w:val="24"/>
+        </w:rPr>
+      </w:pPr>
+    </w:p>
+    <w:p>
+      <w:pPr>
+        <w:jc w:val="both"/>
+        <w:rPr>
+          <w:rFonts w:ascii="Lucida Console" w:hAnsi="Lucida Console"/>
+          <w:sz w:val="24"/>
+        </w:rPr>
+      </w:pPr>
+      <w:r>
+        <w:rPr>
+          <w:rFonts w:ascii="Lucida Console" w:hAnsi="Lucida Console"/>
+          <w:sz w:val="24"/>
+        </w:rPr>
+        <w:t>Shading modunda birden fazla objeyi seçip ctrl  + L basılarak materyaller diğer objelere aktarılabilir (aktif objenin materyali aktarılır)</w:t>
+      </w:r>
+    </w:p>
+    <w:p>
+      <w:pPr>
+        <w:jc w:val="both"/>
+        <w:rPr>
+          <w:rFonts w:ascii="Lucida Console" w:hAnsi="Lucida Console"/>
+          <w:sz w:val="24"/>
+        </w:rPr>
+      </w:pPr>
+    </w:p>
+    <w:p>
+      <w:pPr>
+        <w:jc w:val="both"/>
+        <w:rPr>
+          <w:rFonts w:ascii="Lucida Console" w:hAnsi="Lucida Console"/>
+          <w:sz w:val="24"/>
+        </w:rPr>
+      </w:pPr>
+      <w:r>
+        <w:rPr>
+          <w:rFonts w:ascii="Lucida Console" w:hAnsi="Lucida Console"/>
+          <w:sz w:val="24"/>
+        </w:rPr>
+        <w:t>Not: yüzleri seçerken wireframe modunda mouse ile bölgenin etrafı seçilebilir.</w:t>
+      </w:r>
     </w:p>
     <w:p>
       <w:pPr>

--- a/Blender.docx
+++ b/Blender.docx
@@ -2087,6 +2087,7 @@
       <w:r>
         <w:rPr>
           <w:rFonts w:ascii="Lucida Console" w:hAnsi="Lucida Console"/>
+          <w:noProof/>
           <w:sz w:val="24"/>
         </w:rPr>
         <w:drawing>
@@ -2180,6 +2181,7 @@
       <w:r>
         <w:rPr>
           <w:rFonts w:ascii="Lucida Console" w:hAnsi="Lucida Console"/>
+          <w:noProof/>
           <w:sz w:val="24"/>
         </w:rPr>
         <w:lastRenderedPageBreak/>
@@ -2256,6 +2258,7 @@
       <w:r>
         <w:rPr>
           <w:rFonts w:ascii="Lucida Console" w:hAnsi="Lucida Console"/>
+          <w:noProof/>
           <w:sz w:val="24"/>
         </w:rPr>
         <w:drawing>
@@ -2392,6 +2395,7 @@
       <w:r>
         <w:rPr>
           <w:rFonts w:ascii="Lucida Console" w:hAnsi="Lucida Console"/>
+          <w:noProof/>
           <w:sz w:val="24"/>
         </w:rPr>
         <w:lastRenderedPageBreak/>
@@ -2622,6 +2626,7 @@
       <w:r>
         <w:rPr>
           <w:rFonts w:ascii="Lucida Console" w:hAnsi="Lucida Console"/>
+          <w:noProof/>
           <w:sz w:val="24"/>
         </w:rPr>
         <w:lastRenderedPageBreak/>
@@ -2896,6 +2901,7 @@
       <w:r>
         <w:rPr>
           <w:rFonts w:ascii="Lucida Console" w:hAnsi="Lucida Console"/>
+          <w:noProof/>
           <w:sz w:val="24"/>
         </w:rPr>
         <w:lastRenderedPageBreak/>
@@ -3053,6 +3059,38 @@
           <w:rFonts w:ascii="Lucida Console" w:hAnsi="Lucida Console"/>
           <w:sz w:val="24"/>
         </w:rPr>
+        <w:t xml:space="preserve">Not: Sağ tıka basılarak </w:t>
+      </w:r>
+      <w:r>
+        <w:rPr>
+          <w:rFonts w:ascii="Lucida Console" w:hAnsi="Lucida Console"/>
+          <w:sz w:val="24"/>
+        </w:rPr>
+        <w:t>yeni kesime başlanabilir (tamamlanması için entera basılması gerekiyor)</w:t>
+      </w:r>
+    </w:p>
+    <w:p>
+      <w:pPr>
+        <w:jc w:val="both"/>
+        <w:rPr>
+          <w:rFonts w:ascii="Lucida Console" w:hAnsi="Lucida Console"/>
+          <w:sz w:val="24"/>
+        </w:rPr>
+      </w:pPr>
+    </w:p>
+    <w:p>
+      <w:pPr>
+        <w:jc w:val="both"/>
+        <w:rPr>
+          <w:rFonts w:ascii="Lucida Console" w:hAnsi="Lucida Console"/>
+          <w:sz w:val="24"/>
+        </w:rPr>
+      </w:pPr>
+      <w:r>
+        <w:rPr>
+          <w:rFonts w:ascii="Lucida Console" w:hAnsi="Lucida Console"/>
+          <w:sz w:val="24"/>
+        </w:rPr>
         <w:t>Bisect tool (shortcut yok) : edit modunda gerekli yüzler seçilir ve bisect tool ile kesilir. Ayrıca üst kısmı sil, alt kısmı sil, kestiğin yeri doldur gibi seçenekleri de vardır</w:t>
       </w:r>
     </w:p>
@@ -3234,6 +3272,7 @@
           <w:rFonts w:ascii="Lucida Console" w:hAnsi="Lucida Console"/>
           <w:sz w:val="24"/>
         </w:rPr>
+        <w:lastRenderedPageBreak/>
         <w:t>Not: yüzleri seçerken wireframe modunda mouse ile bölgenin etrafı seçilebilir.</w:t>
       </w:r>
     </w:p>
@@ -3251,9 +3290,500 @@
         <w:jc w:val="both"/>
         <w:rPr>
           <w:rFonts w:ascii="Lucida Console" w:hAnsi="Lucida Console"/>
-          <w:sz w:val="24"/>
-        </w:rPr>
-      </w:pPr>
+          <w:b/>
+          <w:bCs/>
+          <w:sz w:val="24"/>
+        </w:rPr>
+      </w:pPr>
+      <w:r>
+        <w:rPr>
+          <w:rFonts w:ascii="Lucida Console" w:hAnsi="Lucida Console"/>
+          <w:b/>
+          <w:bCs/>
+          <w:sz w:val="24"/>
+        </w:rPr>
+        <w:t>Lesson.31 mirror modifier</w:t>
+      </w:r>
+    </w:p>
+    <w:p>
+      <w:pPr>
+        <w:jc w:val="both"/>
+        <w:rPr>
+          <w:rFonts w:ascii="Lucida Console" w:hAnsi="Lucida Console"/>
+          <w:b/>
+          <w:bCs/>
+          <w:sz w:val="24"/>
+        </w:rPr>
+      </w:pPr>
+    </w:p>
+    <w:p>
+      <w:pPr>
+        <w:jc w:val="both"/>
+        <w:rPr>
+          <w:rFonts w:ascii="Lucida Console" w:hAnsi="Lucida Console"/>
+          <w:b/>
+          <w:bCs/>
+          <w:sz w:val="24"/>
+        </w:rPr>
+      </w:pPr>
+      <w:r>
+        <w:rPr>
+          <w:rFonts w:ascii="Lucida Console" w:hAnsi="Lucida Console"/>
+          <w:b/>
+          <w:bCs/>
+          <w:noProof/>
+          <w:sz w:val="24"/>
+        </w:rPr>
+        <w:drawing>
+          <wp:inline distT="0" distB="0" distL="0" distR="0" wp14:anchorId="10873672" wp14:editId="23778DCE">
+            <wp:extent cx="5760720" cy="4229735"/>
+            <wp:effectExtent l="0" t="0" r="0" b="0"/>
+            <wp:docPr id="384729318" name="Resim 1"/>
+            <wp:cNvGraphicFramePr>
+              <a:graphicFrameLocks xmlns:a="http://schemas.openxmlformats.org/drawingml/2006/main" noChangeAspect="1"/>
+            </wp:cNvGraphicFramePr>
+            <a:graphic xmlns:a="http://schemas.openxmlformats.org/drawingml/2006/main">
+              <a:graphicData uri="http://schemas.openxmlformats.org/drawingml/2006/picture">
+                <pic:pic xmlns:pic="http://schemas.openxmlformats.org/drawingml/2006/picture">
+                  <pic:nvPicPr>
+                    <pic:cNvPr id="384729318" name=""/>
+                    <pic:cNvPicPr/>
+                  </pic:nvPicPr>
+                  <pic:blipFill>
+                    <a:blip r:embed="rId19"/>
+                    <a:stretch>
+                      <a:fillRect/>
+                    </a:stretch>
+                  </pic:blipFill>
+                  <pic:spPr>
+                    <a:xfrm>
+                      <a:off x="0" y="0"/>
+                      <a:ext cx="5760720" cy="4229735"/>
+                    </a:xfrm>
+                    <a:prstGeom prst="rect">
+                      <a:avLst/>
+                    </a:prstGeom>
+                  </pic:spPr>
+                </pic:pic>
+              </a:graphicData>
+            </a:graphic>
+          </wp:inline>
+        </w:drawing>
+      </w:r>
+    </w:p>
+    <w:p>
+      <w:pPr>
+        <w:jc w:val="both"/>
+        <w:rPr>
+          <w:rFonts w:ascii="Lucida Console" w:hAnsi="Lucida Console"/>
+          <w:b/>
+          <w:bCs/>
+          <w:sz w:val="24"/>
+        </w:rPr>
+      </w:pPr>
+    </w:p>
+    <w:p>
+      <w:pPr>
+        <w:jc w:val="both"/>
+        <w:rPr>
+          <w:rFonts w:ascii="Lucida Console" w:hAnsi="Lucida Console"/>
+          <w:sz w:val="24"/>
+        </w:rPr>
+      </w:pPr>
+      <w:r>
+        <w:rPr>
+          <w:rFonts w:ascii="Lucida Console" w:hAnsi="Lucida Console"/>
+          <w:sz w:val="24"/>
+        </w:rPr>
+        <w:t xml:space="preserve">Mirror modifier objenin local axisine göre işlem yapar, local axisi görebilmek için object gizmos resimdeki gibi aktifleştirilebilir. </w:t>
+      </w:r>
+    </w:p>
+    <w:p>
+      <w:pPr>
+        <w:jc w:val="both"/>
+        <w:rPr>
+          <w:rFonts w:ascii="Lucida Console" w:hAnsi="Lucida Console"/>
+          <w:sz w:val="24"/>
+        </w:rPr>
+      </w:pPr>
+    </w:p>
+    <w:p>
+      <w:pPr>
+        <w:jc w:val="both"/>
+        <w:rPr>
+          <w:rFonts w:ascii="Lucida Console" w:hAnsi="Lucida Console"/>
+          <w:sz w:val="24"/>
+        </w:rPr>
+      </w:pPr>
+      <w:r>
+        <w:rPr>
+          <w:rFonts w:ascii="Lucida Console" w:hAnsi="Lucida Console"/>
+          <w:sz w:val="24"/>
+        </w:rPr>
+        <w:t>Rotation değerlerini resetlemek için ctrl + a basarak rotation seçilir.</w:t>
+      </w:r>
+    </w:p>
+    <w:p>
+      <w:pPr>
+        <w:jc w:val="both"/>
+        <w:rPr>
+          <w:rFonts w:ascii="Lucida Console" w:hAnsi="Lucida Console"/>
+          <w:sz w:val="24"/>
+        </w:rPr>
+      </w:pPr>
+    </w:p>
+    <w:p>
+      <w:pPr>
+        <w:jc w:val="both"/>
+        <w:rPr>
+          <w:rFonts w:ascii="Lucida Console" w:hAnsi="Lucida Console"/>
+          <w:sz w:val="24"/>
+        </w:rPr>
+      </w:pPr>
+      <w:r>
+        <w:rPr>
+          <w:rFonts w:ascii="Lucida Console" w:hAnsi="Lucida Console"/>
+          <w:sz w:val="24"/>
+        </w:rPr>
+        <w:t>Objenin üzerinde herhangi bir amaca hizmet etmeyen edgeler</w:t>
+      </w:r>
+    </w:p>
+    <w:p>
+      <w:pPr>
+        <w:jc w:val="both"/>
+        <w:rPr>
+          <w:rFonts w:ascii="Lucida Console" w:hAnsi="Lucida Console"/>
+          <w:sz w:val="24"/>
+        </w:rPr>
+      </w:pPr>
+      <w:r>
+        <w:rPr>
+          <w:rFonts w:ascii="Lucida Console" w:hAnsi="Lucida Console"/>
+          <w:sz w:val="24"/>
+        </w:rPr>
+        <w:t>Seçilip delete basılarak “dissolve edges” seçeneği işaretlenebilir.</w:t>
+      </w:r>
+    </w:p>
+    <w:p>
+      <w:pPr>
+        <w:jc w:val="both"/>
+        <w:rPr>
+          <w:rFonts w:ascii="Lucida Console" w:hAnsi="Lucida Console"/>
+          <w:sz w:val="24"/>
+        </w:rPr>
+      </w:pPr>
+    </w:p>
+    <w:p>
+      <w:pPr>
+        <w:jc w:val="both"/>
+        <w:rPr>
+          <w:rFonts w:ascii="Lucida Console" w:hAnsi="Lucida Console"/>
+          <w:sz w:val="24"/>
+        </w:rPr>
+      </w:pPr>
+    </w:p>
+    <w:p>
+      <w:pPr>
+        <w:jc w:val="both"/>
+        <w:rPr>
+          <w:rFonts w:ascii="Lucida Console" w:hAnsi="Lucida Console"/>
+          <w:sz w:val="24"/>
+        </w:rPr>
+      </w:pPr>
+    </w:p>
+    <w:p>
+      <w:pPr>
+        <w:jc w:val="both"/>
+        <w:rPr>
+          <w:rFonts w:ascii="Lucida Console" w:hAnsi="Lucida Console"/>
+          <w:b/>
+          <w:bCs/>
+          <w:sz w:val="24"/>
+        </w:rPr>
+      </w:pPr>
+      <w:r>
+        <w:rPr>
+          <w:rFonts w:ascii="Lucida Console" w:hAnsi="Lucida Console"/>
+          <w:b/>
+          <w:bCs/>
+          <w:sz w:val="24"/>
+        </w:rPr>
+        <w:lastRenderedPageBreak/>
+        <w:t>Lesson.33 door surround</w:t>
+      </w:r>
+    </w:p>
+    <w:p>
+      <w:pPr>
+        <w:jc w:val="both"/>
+        <w:rPr>
+          <w:rFonts w:ascii="Lucida Console" w:hAnsi="Lucida Console"/>
+          <w:b/>
+          <w:bCs/>
+          <w:sz w:val="24"/>
+        </w:rPr>
+      </w:pPr>
+    </w:p>
+    <w:p>
+      <w:pPr>
+        <w:jc w:val="both"/>
+        <w:rPr>
+          <w:rFonts w:ascii="Lucida Console" w:hAnsi="Lucida Console"/>
+          <w:sz w:val="24"/>
+        </w:rPr>
+      </w:pPr>
+      <w:r>
+        <w:rPr>
+          <w:rFonts w:ascii="Lucida Console" w:hAnsi="Lucida Console"/>
+          <w:sz w:val="24"/>
+        </w:rPr>
+        <w:t xml:space="preserve">Numpad / : local view (sadece objeyi görüntülüyorsun) </w:t>
+      </w:r>
+    </w:p>
+    <w:p>
+      <w:pPr>
+        <w:jc w:val="both"/>
+        <w:rPr>
+          <w:rFonts w:ascii="Lucida Console" w:hAnsi="Lucida Console"/>
+          <w:sz w:val="24"/>
+        </w:rPr>
+      </w:pPr>
+    </w:p>
+    <w:p>
+      <w:pPr>
+        <w:jc w:val="both"/>
+        <w:rPr>
+          <w:rFonts w:ascii="Lucida Console" w:hAnsi="Lucida Console"/>
+          <w:sz w:val="24"/>
+        </w:rPr>
+      </w:pPr>
+    </w:p>
+    <w:p>
+      <w:pPr>
+        <w:jc w:val="both"/>
+        <w:rPr>
+          <w:rFonts w:ascii="Lucida Console" w:hAnsi="Lucida Console"/>
+          <w:sz w:val="24"/>
+        </w:rPr>
+      </w:pPr>
+      <w:r>
+        <w:rPr>
+          <w:rFonts w:ascii="Lucida Console" w:hAnsi="Lucida Console"/>
+          <w:sz w:val="24"/>
+        </w:rPr>
+        <w:t>Z tuşu : wireframe – solid modları arasında geçiş</w:t>
+      </w:r>
+    </w:p>
+    <w:p>
+      <w:pPr>
+        <w:jc w:val="both"/>
+        <w:rPr>
+          <w:rFonts w:ascii="Lucida Console" w:hAnsi="Lucida Console"/>
+          <w:sz w:val="24"/>
+        </w:rPr>
+      </w:pPr>
+    </w:p>
+    <w:p>
+      <w:pPr>
+        <w:jc w:val="both"/>
+        <w:rPr>
+          <w:rFonts w:ascii="Lucida Console" w:hAnsi="Lucida Console"/>
+          <w:b/>
+          <w:bCs/>
+          <w:sz w:val="24"/>
+        </w:rPr>
+      </w:pPr>
+      <w:r>
+        <w:rPr>
+          <w:rFonts w:ascii="Lucida Console" w:hAnsi="Lucida Console"/>
+          <w:b/>
+          <w:bCs/>
+          <w:sz w:val="24"/>
+        </w:rPr>
+        <w:t>Lesson.35 shading the walls</w:t>
+      </w:r>
+    </w:p>
+    <w:p>
+      <w:pPr>
+        <w:jc w:val="both"/>
+        <w:rPr>
+          <w:rFonts w:ascii="Lucida Console" w:hAnsi="Lucida Console"/>
+          <w:b/>
+          <w:bCs/>
+          <w:sz w:val="24"/>
+        </w:rPr>
+      </w:pPr>
+    </w:p>
+    <w:p>
+      <w:pPr>
+        <w:jc w:val="both"/>
+        <w:rPr>
+          <w:rFonts w:ascii="Lucida Console" w:hAnsi="Lucida Console"/>
+          <w:sz w:val="24"/>
+        </w:rPr>
+      </w:pPr>
+      <w:r>
+        <w:rPr>
+          <w:rFonts w:ascii="Lucida Console" w:hAnsi="Lucida Console"/>
+          <w:sz w:val="24"/>
+        </w:rPr>
+        <w:t xml:space="preserve">Ctrl + j ile birleştirilmiş objeler vertice bazında birbirine bağlı olmadıkları için mouse üzerindeyken L tuşuna basılarak biri seçilebilir (edit mode). </w:t>
+      </w:r>
+    </w:p>
+    <w:p>
+      <w:pPr>
+        <w:jc w:val="both"/>
+        <w:rPr>
+          <w:rFonts w:ascii="Lucida Console" w:hAnsi="Lucida Console"/>
+          <w:sz w:val="24"/>
+        </w:rPr>
+      </w:pPr>
+    </w:p>
+    <w:p>
+      <w:pPr>
+        <w:jc w:val="both"/>
+        <w:rPr>
+          <w:rFonts w:ascii="Lucida Console" w:hAnsi="Lucida Console"/>
+          <w:sz w:val="24"/>
+        </w:rPr>
+      </w:pPr>
+      <w:r>
+        <w:rPr>
+          <w:rFonts w:ascii="Lucida Console" w:hAnsi="Lucida Console"/>
+          <w:sz w:val="24"/>
+        </w:rPr>
+        <w:t>Ctrl + I ile tam tersi seçilebilir ve H tuşuna basılarak seçili kısım gizlenebilir.</w:t>
+      </w:r>
+    </w:p>
+    <w:p>
+      <w:pPr>
+        <w:jc w:val="both"/>
+        <w:rPr>
+          <w:rFonts w:ascii="Lucida Console" w:hAnsi="Lucida Console"/>
+          <w:sz w:val="24"/>
+        </w:rPr>
+      </w:pPr>
+    </w:p>
+    <w:p>
+      <w:pPr>
+        <w:jc w:val="both"/>
+        <w:rPr>
+          <w:rFonts w:ascii="Lucida Console" w:hAnsi="Lucida Console"/>
+          <w:sz w:val="24"/>
+        </w:rPr>
+      </w:pPr>
+      <w:r>
+        <w:rPr>
+          <w:rFonts w:ascii="Lucida Console" w:hAnsi="Lucida Console"/>
+          <w:sz w:val="24"/>
+        </w:rPr>
+        <w:t>Alt + H basılarak gizlenen kısım geri ortaya çıkartılabilir.</w:t>
+      </w:r>
+    </w:p>
+    <w:p>
+      <w:pPr>
+        <w:jc w:val="both"/>
+        <w:rPr>
+          <w:rFonts w:ascii="Lucida Console" w:hAnsi="Lucida Console"/>
+          <w:sz w:val="24"/>
+        </w:rPr>
+      </w:pPr>
+    </w:p>
+    <w:p>
+      <w:pPr>
+        <w:jc w:val="both"/>
+        <w:rPr>
+          <w:rFonts w:ascii="Lucida Console" w:hAnsi="Lucida Console"/>
+          <w:b/>
+          <w:bCs/>
+          <w:sz w:val="24"/>
+        </w:rPr>
+      </w:pPr>
+      <w:r>
+        <w:rPr>
+          <w:rFonts w:ascii="Lucida Console" w:hAnsi="Lucida Console"/>
+          <w:b/>
+          <w:bCs/>
+          <w:sz w:val="24"/>
+        </w:rPr>
+        <w:t>Lesson.38 background color</w:t>
+      </w:r>
+    </w:p>
+    <w:p>
+      <w:pPr>
+        <w:jc w:val="both"/>
+        <w:rPr>
+          <w:rFonts w:ascii="Lucida Console" w:hAnsi="Lucida Console"/>
+          <w:b/>
+          <w:bCs/>
+          <w:sz w:val="24"/>
+        </w:rPr>
+      </w:pPr>
+    </w:p>
+    <w:p>
+      <w:pPr>
+        <w:jc w:val="both"/>
+        <w:rPr>
+          <w:rFonts w:ascii="Lucida Console" w:hAnsi="Lucida Console"/>
+          <w:sz w:val="24"/>
+        </w:rPr>
+      </w:pPr>
+      <w:r>
+        <w:rPr>
+          <w:rFonts w:ascii="Lucida Console" w:hAnsi="Lucida Console"/>
+          <w:sz w:val="24"/>
+        </w:rPr>
+        <w:t xml:space="preserve">For rendered world, background color can be changed in shading window </w:t>
+      </w:r>
+    </w:p>
+    <w:p>
+      <w:pPr>
+        <w:jc w:val="both"/>
+        <w:rPr>
+          <w:rFonts w:ascii="Lucida Console" w:hAnsi="Lucida Console"/>
+          <w:sz w:val="24"/>
+        </w:rPr>
+      </w:pPr>
+      <w:r>
+        <w:rPr>
+          <w:rFonts w:ascii="Lucida Console" w:hAnsi="Lucida Console"/>
+          <w:sz w:val="24"/>
+        </w:rPr>
+        <w:drawing>
+          <wp:inline distT="0" distB="0" distL="0" distR="0" wp14:anchorId="4C1FDCE1" wp14:editId="5DDA7875">
+            <wp:extent cx="5760720" cy="1746885"/>
+            <wp:effectExtent l="0" t="0" r="0" b="5715"/>
+            <wp:docPr id="1537152810" name="Resim 1"/>
+            <wp:cNvGraphicFramePr>
+              <a:graphicFrameLocks xmlns:a="http://schemas.openxmlformats.org/drawingml/2006/main" noChangeAspect="1"/>
+            </wp:cNvGraphicFramePr>
+            <a:graphic xmlns:a="http://schemas.openxmlformats.org/drawingml/2006/main">
+              <a:graphicData uri="http://schemas.openxmlformats.org/drawingml/2006/picture">
+                <pic:pic xmlns:pic="http://schemas.openxmlformats.org/drawingml/2006/picture">
+                  <pic:nvPicPr>
+                    <pic:cNvPr id="1537152810" name=""/>
+                    <pic:cNvPicPr/>
+                  </pic:nvPicPr>
+                  <pic:blipFill>
+                    <a:blip r:embed="rId20"/>
+                    <a:stretch>
+                      <a:fillRect/>
+                    </a:stretch>
+                  </pic:blipFill>
+                  <pic:spPr>
+                    <a:xfrm>
+                      <a:off x="0" y="0"/>
+                      <a:ext cx="5760720" cy="1746885"/>
+                    </a:xfrm>
+                    <a:prstGeom prst="rect">
+                      <a:avLst/>
+                    </a:prstGeom>
+                  </pic:spPr>
+                </pic:pic>
+              </a:graphicData>
+            </a:graphic>
+          </wp:inline>
+        </w:drawing>
+      </w:r>
     </w:p>
     <w:sectPr>
       <w:pgSz w:w="11906" w:h="16838"/>

--- a/Blender.docx
+++ b/Blender.docx
@@ -3746,6 +3746,7 @@
       <w:r>
         <w:rPr>
           <w:rFonts w:ascii="Lucida Console" w:hAnsi="Lucida Console"/>
+          <w:noProof/>
           <w:sz w:val="24"/>
         </w:rPr>
         <w:drawing>
@@ -3783,6 +3784,800 @@
             </a:graphic>
           </wp:inline>
         </w:drawing>
+      </w:r>
+    </w:p>
+    <w:p>
+      <w:pPr>
+        <w:jc w:val="both"/>
+        <w:rPr>
+          <w:rFonts w:ascii="Lucida Console" w:hAnsi="Lucida Console"/>
+          <w:sz w:val="24"/>
+        </w:rPr>
+      </w:pPr>
+    </w:p>
+    <w:p>
+      <w:pPr>
+        <w:jc w:val="both"/>
+        <w:rPr>
+          <w:rFonts w:ascii="Lucida Console" w:hAnsi="Lucida Console"/>
+          <w:sz w:val="24"/>
+        </w:rPr>
+      </w:pPr>
+    </w:p>
+    <w:p>
+      <w:pPr>
+        <w:jc w:val="both"/>
+        <w:rPr>
+          <w:rFonts w:ascii="Lucida Console" w:hAnsi="Lucida Console"/>
+          <w:sz w:val="24"/>
+        </w:rPr>
+      </w:pPr>
+    </w:p>
+    <w:p>
+      <w:pPr>
+        <w:jc w:val="both"/>
+        <w:rPr>
+          <w:rFonts w:ascii="Lucida Console" w:hAnsi="Lucida Console"/>
+          <w:sz w:val="24"/>
+        </w:rPr>
+      </w:pPr>
+    </w:p>
+    <w:p>
+      <w:pPr>
+        <w:jc w:val="both"/>
+        <w:rPr>
+          <w:rFonts w:ascii="Lucida Console" w:hAnsi="Lucida Console"/>
+          <w:sz w:val="24"/>
+        </w:rPr>
+      </w:pPr>
+    </w:p>
+    <w:p>
+      <w:pPr>
+        <w:jc w:val="both"/>
+        <w:rPr>
+          <w:rFonts w:ascii="Lucida Console" w:hAnsi="Lucida Console"/>
+          <w:sz w:val="24"/>
+        </w:rPr>
+      </w:pPr>
+    </w:p>
+    <w:p>
+      <w:pPr>
+        <w:jc w:val="center"/>
+        <w:rPr>
+          <w:rFonts w:ascii="Lucida Console" w:hAnsi="Lucida Console"/>
+          <w:b/>
+          <w:bCs/>
+          <w:sz w:val="24"/>
+        </w:rPr>
+      </w:pPr>
+      <w:r>
+        <w:rPr>
+          <w:rFonts w:ascii="Lucida Console" w:hAnsi="Lucida Console"/>
+          <w:b/>
+          <w:bCs/>
+          <w:sz w:val="24"/>
+        </w:rPr>
+        <w:lastRenderedPageBreak/>
+        <w:t>Section.3 dinozor</w:t>
+      </w:r>
+    </w:p>
+    <w:p>
+      <w:pPr>
+        <w:jc w:val="center"/>
+        <w:rPr>
+          <w:rFonts w:ascii="Lucida Console" w:hAnsi="Lucida Console"/>
+          <w:b/>
+          <w:bCs/>
+          <w:sz w:val="24"/>
+        </w:rPr>
+      </w:pPr>
+    </w:p>
+    <w:p>
+      <w:pPr>
+        <w:jc w:val="center"/>
+        <w:rPr>
+          <w:rFonts w:ascii="Lucida Console" w:hAnsi="Lucida Console"/>
+          <w:b/>
+          <w:bCs/>
+          <w:sz w:val="24"/>
+        </w:rPr>
+      </w:pPr>
+    </w:p>
+    <w:p>
+      <w:pPr>
+        <w:rPr>
+          <w:rFonts w:ascii="Lucida Console" w:hAnsi="Lucida Console"/>
+          <w:b/>
+          <w:bCs/>
+          <w:sz w:val="24"/>
+        </w:rPr>
+      </w:pPr>
+      <w:r>
+        <w:rPr>
+          <w:rFonts w:ascii="Lucida Console" w:hAnsi="Lucida Console"/>
+          <w:b/>
+          <w:bCs/>
+          <w:sz w:val="24"/>
+        </w:rPr>
+        <w:t>Lesson.42 background images</w:t>
+      </w:r>
+    </w:p>
+    <w:p>
+      <w:pPr>
+        <w:rPr>
+          <w:rFonts w:ascii="Lucida Console" w:hAnsi="Lucida Console"/>
+          <w:b/>
+          <w:bCs/>
+          <w:sz w:val="24"/>
+        </w:rPr>
+      </w:pPr>
+    </w:p>
+    <w:p>
+      <w:pPr>
+        <w:rPr>
+          <w:rFonts w:ascii="Lucida Console" w:hAnsi="Lucida Console"/>
+          <w:sz w:val="24"/>
+        </w:rPr>
+      </w:pPr>
+      <w:r>
+        <w:rPr>
+          <w:rFonts w:ascii="Lucida Console" w:hAnsi="Lucida Console"/>
+          <w:sz w:val="24"/>
+        </w:rPr>
+        <w:t>Resim projeye sürükleyerek eklenebilir</w:t>
+      </w:r>
+    </w:p>
+    <w:p>
+      <w:pPr>
+        <w:rPr>
+          <w:rFonts w:ascii="Lucida Console" w:hAnsi="Lucida Console"/>
+          <w:sz w:val="24"/>
+        </w:rPr>
+      </w:pPr>
+      <w:r>
+        <w:rPr>
+          <w:rFonts w:ascii="Lucida Console" w:hAnsi="Lucida Console"/>
+          <w:sz w:val="24"/>
+        </w:rPr>
+        <w:t>Alt + G : konumu sıfırla</w:t>
+      </w:r>
+    </w:p>
+    <w:p>
+      <w:pPr>
+        <w:rPr>
+          <w:rFonts w:ascii="Lucida Console" w:hAnsi="Lucida Console"/>
+          <w:sz w:val="24"/>
+        </w:rPr>
+      </w:pPr>
+      <w:r>
+        <w:rPr>
+          <w:rFonts w:ascii="Lucida Console" w:hAnsi="Lucida Console"/>
+          <w:sz w:val="24"/>
+        </w:rPr>
+        <w:t>Alt + R : rotation sıfırla</w:t>
+      </w:r>
+    </w:p>
+    <w:p>
+      <w:pPr>
+        <w:rPr>
+          <w:rFonts w:ascii="Lucida Console" w:hAnsi="Lucida Console"/>
+          <w:sz w:val="24"/>
+        </w:rPr>
+      </w:pPr>
+    </w:p>
+    <w:p>
+      <w:pPr>
+        <w:rPr>
+          <w:rFonts w:ascii="Lucida Console" w:hAnsi="Lucida Console"/>
+          <w:sz w:val="24"/>
+        </w:rPr>
+      </w:pPr>
+      <w:r>
+        <w:rPr>
+          <w:rFonts w:ascii="Lucida Console" w:hAnsi="Lucida Console"/>
+          <w:sz w:val="24"/>
+        </w:rPr>
+        <w:drawing>
+          <wp:inline distT="0" distB="0" distL="0" distR="0" wp14:anchorId="37081FD0" wp14:editId="4DB94840">
+            <wp:extent cx="2715004" cy="2067213"/>
+            <wp:effectExtent l="0" t="0" r="9525" b="0"/>
+            <wp:docPr id="1082317210" name="Resim 1"/>
+            <wp:cNvGraphicFramePr>
+              <a:graphicFrameLocks xmlns:a="http://schemas.openxmlformats.org/drawingml/2006/main" noChangeAspect="1"/>
+            </wp:cNvGraphicFramePr>
+            <a:graphic xmlns:a="http://schemas.openxmlformats.org/drawingml/2006/main">
+              <a:graphicData uri="http://schemas.openxmlformats.org/drawingml/2006/picture">
+                <pic:pic xmlns:pic="http://schemas.openxmlformats.org/drawingml/2006/picture">
+                  <pic:nvPicPr>
+                    <pic:cNvPr id="1082317210" name=""/>
+                    <pic:cNvPicPr/>
+                  </pic:nvPicPr>
+                  <pic:blipFill>
+                    <a:blip r:embed="rId21"/>
+                    <a:stretch>
+                      <a:fillRect/>
+                    </a:stretch>
+                  </pic:blipFill>
+                  <pic:spPr>
+                    <a:xfrm>
+                      <a:off x="0" y="0"/>
+                      <a:ext cx="2715004" cy="2067213"/>
+                    </a:xfrm>
+                    <a:prstGeom prst="rect">
+                      <a:avLst/>
+                    </a:prstGeom>
+                  </pic:spPr>
+                </pic:pic>
+              </a:graphicData>
+            </a:graphic>
+          </wp:inline>
+        </w:drawing>
+      </w:r>
+    </w:p>
+    <w:p>
+      <w:pPr>
+        <w:rPr>
+          <w:rFonts w:ascii="Lucida Console" w:hAnsi="Lucida Console"/>
+          <w:sz w:val="24"/>
+        </w:rPr>
+      </w:pPr>
+      <w:r>
+        <w:rPr>
+          <w:rFonts w:ascii="Lucida Console" w:hAnsi="Lucida Console"/>
+          <w:sz w:val="24"/>
+        </w:rPr>
+        <w:t>Buradan 3d cursor seçilerek ve cursor merkezdeyken (shift + s)</w:t>
+      </w:r>
+    </w:p>
+    <w:p>
+      <w:pPr>
+        <w:rPr>
+          <w:rFonts w:ascii="Lucida Console" w:hAnsi="Lucida Console"/>
+          <w:sz w:val="24"/>
+        </w:rPr>
+      </w:pPr>
+      <w:r>
+        <w:rPr>
+          <w:rFonts w:ascii="Lucida Console" w:hAnsi="Lucida Console"/>
+          <w:sz w:val="24"/>
+        </w:rPr>
+        <w:t>Scale dinozorun ayağı merkezde kalacak şekilde arttırılabilir</w:t>
+      </w:r>
+    </w:p>
+    <w:p>
+      <w:pPr>
+        <w:rPr>
+          <w:rFonts w:ascii="Lucida Console" w:hAnsi="Lucida Console"/>
+          <w:sz w:val="24"/>
+        </w:rPr>
+      </w:pPr>
+    </w:p>
+    <w:p>
+      <w:pPr>
+        <w:rPr>
+          <w:rFonts w:ascii="Lucida Console" w:hAnsi="Lucida Console"/>
+          <w:sz w:val="24"/>
+        </w:rPr>
+      </w:pPr>
+      <w:r>
+        <w:rPr>
+          <w:rFonts w:ascii="Lucida Console" w:hAnsi="Lucida Console"/>
+          <w:sz w:val="24"/>
+        </w:rPr>
+        <w:drawing>
+          <wp:inline distT="0" distB="0" distL="0" distR="0" wp14:anchorId="775A08EF" wp14:editId="5415B787">
+            <wp:extent cx="3057952" cy="2591162"/>
+            <wp:effectExtent l="0" t="0" r="9525" b="0"/>
+            <wp:docPr id="1160812309" name="Resim 1"/>
+            <wp:cNvGraphicFramePr>
+              <a:graphicFrameLocks xmlns:a="http://schemas.openxmlformats.org/drawingml/2006/main" noChangeAspect="1"/>
+            </wp:cNvGraphicFramePr>
+            <a:graphic xmlns:a="http://schemas.openxmlformats.org/drawingml/2006/main">
+              <a:graphicData uri="http://schemas.openxmlformats.org/drawingml/2006/picture">
+                <pic:pic xmlns:pic="http://schemas.openxmlformats.org/drawingml/2006/picture">
+                  <pic:nvPicPr>
+                    <pic:cNvPr id="1160812309" name=""/>
+                    <pic:cNvPicPr/>
+                  </pic:nvPicPr>
+                  <pic:blipFill>
+                    <a:blip r:embed="rId22"/>
+                    <a:stretch>
+                      <a:fillRect/>
+                    </a:stretch>
+                  </pic:blipFill>
+                  <pic:spPr>
+                    <a:xfrm>
+                      <a:off x="0" y="0"/>
+                      <a:ext cx="3057952" cy="2591162"/>
+                    </a:xfrm>
+                    <a:prstGeom prst="rect">
+                      <a:avLst/>
+                    </a:prstGeom>
+                  </pic:spPr>
+                </pic:pic>
+              </a:graphicData>
+            </a:graphic>
+          </wp:inline>
+        </w:drawing>
+      </w:r>
+      <w:r>
+        <w:rPr>
+          <w:rFonts w:ascii="Lucida Console" w:hAnsi="Lucida Console"/>
+          <w:sz w:val="24"/>
+        </w:rPr>
+        <w:t xml:space="preserve"> </w:t>
+      </w:r>
+    </w:p>
+    <w:p>
+      <w:pPr>
+        <w:rPr>
+          <w:rFonts w:ascii="Lucida Console" w:hAnsi="Lucida Console"/>
+          <w:sz w:val="24"/>
+        </w:rPr>
+      </w:pPr>
+      <w:r>
+        <w:rPr>
+          <w:rFonts w:ascii="Lucida Console" w:hAnsi="Lucida Console"/>
+          <w:sz w:val="24"/>
+        </w:rPr>
+        <w:t>Buradan selectable aktif edilip resimlerin selectable olup olmadığı devre dışı bırakılabilir.</w:t>
+      </w:r>
+    </w:p>
+    <w:p>
+      <w:pPr>
+        <w:rPr>
+          <w:rFonts w:ascii="Lucida Console" w:hAnsi="Lucida Console"/>
+          <w:sz w:val="24"/>
+        </w:rPr>
+      </w:pPr>
+    </w:p>
+    <w:p>
+      <w:pPr>
+        <w:rPr>
+          <w:rFonts w:ascii="Lucida Console" w:hAnsi="Lucida Console"/>
+          <w:sz w:val="24"/>
+        </w:rPr>
+      </w:pPr>
+      <w:r>
+        <w:rPr>
+          <w:rFonts w:ascii="Lucida Console" w:hAnsi="Lucida Console"/>
+          <w:sz w:val="24"/>
+        </w:rPr>
+        <w:lastRenderedPageBreak/>
+        <w:drawing>
+          <wp:inline distT="0" distB="0" distL="0" distR="0" wp14:anchorId="0E444B8E" wp14:editId="6D132F45">
+            <wp:extent cx="3743847" cy="3315163"/>
+            <wp:effectExtent l="0" t="0" r="0" b="0"/>
+            <wp:docPr id="1418149464" name="Resim 1"/>
+            <wp:cNvGraphicFramePr>
+              <a:graphicFrameLocks xmlns:a="http://schemas.openxmlformats.org/drawingml/2006/main" noChangeAspect="1"/>
+            </wp:cNvGraphicFramePr>
+            <a:graphic xmlns:a="http://schemas.openxmlformats.org/drawingml/2006/main">
+              <a:graphicData uri="http://schemas.openxmlformats.org/drawingml/2006/picture">
+                <pic:pic xmlns:pic="http://schemas.openxmlformats.org/drawingml/2006/picture">
+                  <pic:nvPicPr>
+                    <pic:cNvPr id="1418149464" name=""/>
+                    <pic:cNvPicPr/>
+                  </pic:nvPicPr>
+                  <pic:blipFill>
+                    <a:blip r:embed="rId23"/>
+                    <a:stretch>
+                      <a:fillRect/>
+                    </a:stretch>
+                  </pic:blipFill>
+                  <pic:spPr>
+                    <a:xfrm>
+                      <a:off x="0" y="0"/>
+                      <a:ext cx="3743847" cy="3315163"/>
+                    </a:xfrm>
+                    <a:prstGeom prst="rect">
+                      <a:avLst/>
+                    </a:prstGeom>
+                  </pic:spPr>
+                </pic:pic>
+              </a:graphicData>
+            </a:graphic>
+          </wp:inline>
+        </w:drawing>
+      </w:r>
+    </w:p>
+    <w:p>
+      <w:pPr>
+        <w:rPr>
+          <w:rFonts w:ascii="Lucida Console" w:hAnsi="Lucida Console"/>
+          <w:sz w:val="24"/>
+        </w:rPr>
+      </w:pPr>
+      <w:r>
+        <w:rPr>
+          <w:rFonts w:ascii="Lucida Console" w:hAnsi="Lucida Console"/>
+          <w:sz w:val="24"/>
+        </w:rPr>
+        <w:t>İmage propertiesde perspective modu devre dışı bırakılarak resimlerin sadece orto modunda görülmesi sağlanabilir</w:t>
+      </w:r>
+    </w:p>
+    <w:p>
+      <w:pPr>
+        <w:rPr>
+          <w:rFonts w:ascii="Lucida Console" w:hAnsi="Lucida Console"/>
+          <w:sz w:val="24"/>
+        </w:rPr>
+      </w:pPr>
+      <w:r>
+        <w:rPr>
+          <w:rFonts w:ascii="Lucida Console" w:hAnsi="Lucida Console"/>
+          <w:sz w:val="24"/>
+        </w:rPr>
+        <w:t>Ayrıca opacity ayarlanabilir</w:t>
+      </w:r>
+    </w:p>
+    <w:p>
+      <w:pPr>
+        <w:rPr>
+          <w:rFonts w:ascii="Lucida Console" w:hAnsi="Lucida Console"/>
+          <w:sz w:val="24"/>
+        </w:rPr>
+      </w:pPr>
+    </w:p>
+    <w:p>
+      <w:pPr>
+        <w:rPr>
+          <w:rFonts w:ascii="Lucida Console" w:hAnsi="Lucida Console"/>
+          <w:b/>
+          <w:bCs/>
+          <w:sz w:val="24"/>
+        </w:rPr>
+      </w:pPr>
+      <w:r>
+        <w:rPr>
+          <w:rFonts w:ascii="Lucida Console" w:hAnsi="Lucida Console"/>
+          <w:b/>
+          <w:bCs/>
+          <w:sz w:val="24"/>
+        </w:rPr>
+        <w:t xml:space="preserve">Lesson.43 dinasour body </w:t>
+      </w:r>
+    </w:p>
+    <w:p>
+      <w:pPr>
+        <w:rPr>
+          <w:rFonts w:ascii="Lucida Console" w:hAnsi="Lucida Console"/>
+          <w:b/>
+          <w:bCs/>
+          <w:sz w:val="24"/>
+        </w:rPr>
+      </w:pPr>
+    </w:p>
+    <w:p>
+      <w:pPr>
+        <w:rPr>
+          <w:rFonts w:ascii="Lucida Console" w:hAnsi="Lucida Console"/>
+          <w:sz w:val="24"/>
+        </w:rPr>
+      </w:pPr>
+      <w:r>
+        <w:rPr>
+          <w:rFonts w:ascii="Lucida Console" w:hAnsi="Lucida Console"/>
+          <w:sz w:val="24"/>
+        </w:rPr>
+        <w:t>Bir plane oluşturup y ekseninde 90 döndürerek başlanır. (dikey)</w:t>
+      </w:r>
+    </w:p>
+    <w:p>
+      <w:pPr>
+        <w:rPr>
+          <w:rFonts w:ascii="Lucida Console" w:hAnsi="Lucida Console"/>
+          <w:sz w:val="24"/>
+        </w:rPr>
+      </w:pPr>
+      <w:r>
+        <w:rPr>
+          <w:rFonts w:ascii="Lucida Console" w:hAnsi="Lucida Console"/>
+          <w:sz w:val="24"/>
+        </w:rPr>
+        <w:t xml:space="preserve">Modifierların sonradan yanlış çalışmaması için döndürülden sonra ctrl + a yapılarak dönüş sıfırlanır. </w:t>
+      </w:r>
+    </w:p>
+    <w:p>
+      <w:pPr>
+        <w:rPr>
+          <w:rFonts w:ascii="Lucida Console" w:hAnsi="Lucida Console"/>
+          <w:sz w:val="24"/>
+        </w:rPr>
+      </w:pPr>
+      <w:r>
+        <w:rPr>
+          <w:rFonts w:ascii="Lucida Console" w:hAnsi="Lucida Console"/>
+          <w:sz w:val="24"/>
+        </w:rPr>
+        <w:t xml:space="preserve">Yatay görüş modunda pilot resim takip edilerek plane extrude edilip uygun şekilde scale, move, rotate edilerek obje oluşturulur. </w:t>
+      </w:r>
+    </w:p>
+    <w:p>
+      <w:pPr>
+        <w:rPr>
+          <w:rFonts w:ascii="Lucida Console" w:hAnsi="Lucida Console"/>
+          <w:sz w:val="24"/>
+        </w:rPr>
+      </w:pPr>
+      <w:r>
+        <w:rPr>
+          <w:rFonts w:ascii="Lucida Console" w:hAnsi="Lucida Console"/>
+          <w:sz w:val="24"/>
+        </w:rPr>
+        <w:drawing>
+          <wp:inline distT="0" distB="0" distL="0" distR="0" wp14:anchorId="347FBFF7" wp14:editId="23F424A0">
+            <wp:extent cx="2048161" cy="1638529"/>
+            <wp:effectExtent l="0" t="0" r="9525" b="0"/>
+            <wp:docPr id="1967590132" name="Resim 1"/>
+            <wp:cNvGraphicFramePr>
+              <a:graphicFrameLocks xmlns:a="http://schemas.openxmlformats.org/drawingml/2006/main" noChangeAspect="1"/>
+            </wp:cNvGraphicFramePr>
+            <a:graphic xmlns:a="http://schemas.openxmlformats.org/drawingml/2006/main">
+              <a:graphicData uri="http://schemas.openxmlformats.org/drawingml/2006/picture">
+                <pic:pic xmlns:pic="http://schemas.openxmlformats.org/drawingml/2006/picture">
+                  <pic:nvPicPr>
+                    <pic:cNvPr id="1967590132" name=""/>
+                    <pic:cNvPicPr/>
+                  </pic:nvPicPr>
+                  <pic:blipFill>
+                    <a:blip r:embed="rId24"/>
+                    <a:stretch>
+                      <a:fillRect/>
+                    </a:stretch>
+                  </pic:blipFill>
+                  <pic:spPr>
+                    <a:xfrm>
+                      <a:off x="0" y="0"/>
+                      <a:ext cx="2048161" cy="1638529"/>
+                    </a:xfrm>
+                    <a:prstGeom prst="rect">
+                      <a:avLst/>
+                    </a:prstGeom>
+                  </pic:spPr>
+                </pic:pic>
+              </a:graphicData>
+            </a:graphic>
+          </wp:inline>
+        </w:drawing>
+      </w:r>
+      <w:r>
+        <w:rPr>
+          <w:rFonts w:ascii="Lucida Console" w:hAnsi="Lucida Console"/>
+          <w:sz w:val="24"/>
+        </w:rPr>
+        <w:t xml:space="preserve"> medyan point kullanmak bu işlemi kolaylaştırabilir.</w:t>
+      </w:r>
+    </w:p>
+    <w:p>
+      <w:pPr>
+        <w:rPr>
+          <w:rFonts w:ascii="Lucida Console" w:hAnsi="Lucida Console"/>
+          <w:sz w:val="24"/>
+        </w:rPr>
+      </w:pPr>
+    </w:p>
+    <w:p>
+      <w:pPr>
+        <w:rPr>
+          <w:rFonts w:ascii="Lucida Console" w:hAnsi="Lucida Console"/>
+          <w:sz w:val="24"/>
+        </w:rPr>
+      </w:pPr>
+    </w:p>
+    <w:p>
+      <w:pPr>
+        <w:rPr>
+          <w:rFonts w:ascii="Lucida Console" w:hAnsi="Lucida Console"/>
+          <w:sz w:val="24"/>
+        </w:rPr>
+      </w:pPr>
+      <w:r>
+        <w:rPr>
+          <w:rFonts w:ascii="Lucida Console" w:hAnsi="Lucida Console"/>
+          <w:sz w:val="24"/>
+        </w:rPr>
+        <w:lastRenderedPageBreak/>
+        <w:t>Edit modunda tüm yüzler seçilerek sağa ya da sola hareket ettirilir. Böylece mirror modifier kullanılabilir.</w:t>
+      </w:r>
+    </w:p>
+    <w:p>
+      <w:pPr>
+        <w:rPr>
+          <w:rFonts w:ascii="Lucida Console" w:hAnsi="Lucida Console"/>
+          <w:sz w:val="24"/>
+        </w:rPr>
+      </w:pPr>
+    </w:p>
+    <w:p>
+      <w:pPr>
+        <w:rPr>
+          <w:rFonts w:ascii="Lucida Console" w:hAnsi="Lucida Console"/>
+          <w:sz w:val="24"/>
+        </w:rPr>
+      </w:pPr>
+    </w:p>
+    <w:p>
+      <w:pPr>
+        <w:rPr>
+          <w:rFonts w:ascii="Lucida Console" w:hAnsi="Lucida Console"/>
+          <w:sz w:val="24"/>
+        </w:rPr>
+      </w:pPr>
+      <w:r>
+        <w:rPr>
+          <w:rFonts w:ascii="Lucida Console" w:hAnsi="Lucida Console"/>
+          <w:sz w:val="24"/>
+        </w:rPr>
+        <w:drawing>
+          <wp:inline distT="0" distB="0" distL="0" distR="0" wp14:anchorId="44AC8132" wp14:editId="4DD15C8F">
+            <wp:extent cx="5760720" cy="5611495"/>
+            <wp:effectExtent l="0" t="0" r="0" b="8255"/>
+            <wp:docPr id="828773037" name="Resim 1"/>
+            <wp:cNvGraphicFramePr>
+              <a:graphicFrameLocks xmlns:a="http://schemas.openxmlformats.org/drawingml/2006/main" noChangeAspect="1"/>
+            </wp:cNvGraphicFramePr>
+            <a:graphic xmlns:a="http://schemas.openxmlformats.org/drawingml/2006/main">
+              <a:graphicData uri="http://schemas.openxmlformats.org/drawingml/2006/picture">
+                <pic:pic xmlns:pic="http://schemas.openxmlformats.org/drawingml/2006/picture">
+                  <pic:nvPicPr>
+                    <pic:cNvPr id="828773037" name=""/>
+                    <pic:cNvPicPr/>
+                  </pic:nvPicPr>
+                  <pic:blipFill>
+                    <a:blip r:embed="rId25"/>
+                    <a:stretch>
+                      <a:fillRect/>
+                    </a:stretch>
+                  </pic:blipFill>
+                  <pic:spPr>
+                    <a:xfrm>
+                      <a:off x="0" y="0"/>
+                      <a:ext cx="5760720" cy="5611495"/>
+                    </a:xfrm>
+                    <a:prstGeom prst="rect">
+                      <a:avLst/>
+                    </a:prstGeom>
+                  </pic:spPr>
+                </pic:pic>
+              </a:graphicData>
+            </a:graphic>
+          </wp:inline>
+        </w:drawing>
+      </w:r>
+      <w:r>
+        <w:rPr>
+          <w:rFonts w:ascii="Lucida Console" w:hAnsi="Lucida Console"/>
+          <w:sz w:val="24"/>
+        </w:rPr>
+        <w:t xml:space="preserve"> </w:t>
+      </w:r>
+    </w:p>
+    <w:p>
+      <w:pPr>
+        <w:rPr>
+          <w:rFonts w:ascii="Lucida Console" w:hAnsi="Lucida Console"/>
+          <w:sz w:val="24"/>
+        </w:rPr>
+      </w:pPr>
+      <w:r>
+        <w:rPr>
+          <w:rFonts w:ascii="Lucida Console" w:hAnsi="Lucida Console"/>
+          <w:sz w:val="24"/>
+        </w:rPr>
+        <w:t xml:space="preserve">Overlay tabında face orientation açılır. Yüzler mavi renkte ise normaller dışarı doğru, kırmızı ise normaller içeri doğrudur. </w:t>
+      </w:r>
+    </w:p>
+    <w:p>
+      <w:pPr>
+        <w:rPr>
+          <w:rFonts w:ascii="Lucida Console" w:hAnsi="Lucida Console"/>
+          <w:sz w:val="24"/>
+        </w:rPr>
+      </w:pPr>
+      <w:r>
+        <w:rPr>
+          <w:rFonts w:ascii="Lucida Console" w:hAnsi="Lucida Console"/>
+          <w:sz w:val="24"/>
+        </w:rPr>
+        <w:t>Shift + N : recalculate normals basılarak normaller tekrar hesaplanabilir.</w:t>
+      </w:r>
+    </w:p>
+    <w:p>
+      <w:pPr>
+        <w:rPr>
+          <w:rFonts w:ascii="Lucida Console" w:hAnsi="Lucida Console"/>
+          <w:sz w:val="24"/>
+        </w:rPr>
+      </w:pPr>
+    </w:p>
+    <w:p>
+      <w:pPr>
+        <w:rPr>
+          <w:rFonts w:ascii="Lucida Console" w:hAnsi="Lucida Console"/>
+          <w:sz w:val="24"/>
+        </w:rPr>
+      </w:pPr>
+    </w:p>
+    <w:p>
+      <w:pPr>
+        <w:rPr>
+          <w:rFonts w:ascii="Lucida Console" w:hAnsi="Lucida Console"/>
+          <w:sz w:val="24"/>
+        </w:rPr>
+      </w:pPr>
+    </w:p>
+    <w:p>
+      <w:pPr>
+        <w:rPr>
+          <w:rFonts w:ascii="Lucida Console" w:hAnsi="Lucida Console"/>
+          <w:sz w:val="24"/>
+        </w:rPr>
+      </w:pPr>
+    </w:p>
+    <w:p>
+      <w:pPr>
+        <w:rPr>
+          <w:rFonts w:ascii="Lucida Console" w:hAnsi="Lucida Console"/>
+          <w:sz w:val="24"/>
+        </w:rPr>
+      </w:pPr>
+      <w:r>
+        <w:rPr>
+          <w:rFonts w:ascii="Lucida Console" w:hAnsi="Lucida Console"/>
+          <w:sz w:val="24"/>
+        </w:rPr>
+        <w:lastRenderedPageBreak/>
+        <w:drawing>
+          <wp:inline distT="0" distB="0" distL="0" distR="0" wp14:anchorId="66AC5F1B" wp14:editId="7DC97DA0">
+            <wp:extent cx="5306165" cy="4944165"/>
+            <wp:effectExtent l="0" t="0" r="8890" b="8890"/>
+            <wp:docPr id="375580306" name="Resim 1"/>
+            <wp:cNvGraphicFramePr>
+              <a:graphicFrameLocks xmlns:a="http://schemas.openxmlformats.org/drawingml/2006/main" noChangeAspect="1"/>
+            </wp:cNvGraphicFramePr>
+            <a:graphic xmlns:a="http://schemas.openxmlformats.org/drawingml/2006/main">
+              <a:graphicData uri="http://schemas.openxmlformats.org/drawingml/2006/picture">
+                <pic:pic xmlns:pic="http://schemas.openxmlformats.org/drawingml/2006/picture">
+                  <pic:nvPicPr>
+                    <pic:cNvPr id="375580306" name=""/>
+                    <pic:cNvPicPr/>
+                  </pic:nvPicPr>
+                  <pic:blipFill>
+                    <a:blip r:embed="rId26"/>
+                    <a:stretch>
+                      <a:fillRect/>
+                    </a:stretch>
+                  </pic:blipFill>
+                  <pic:spPr>
+                    <a:xfrm>
+                      <a:off x="0" y="0"/>
+                      <a:ext cx="5306165" cy="4944165"/>
+                    </a:xfrm>
+                    <a:prstGeom prst="rect">
+                      <a:avLst/>
+                    </a:prstGeom>
+                  </pic:spPr>
+                </pic:pic>
+              </a:graphicData>
+            </a:graphic>
+          </wp:inline>
+        </w:drawing>
+      </w:r>
+    </w:p>
+    <w:p>
+      <w:pPr>
+        <w:rPr>
+          <w:rFonts w:ascii="Lucida Console" w:hAnsi="Lucida Console"/>
+          <w:sz w:val="24"/>
+        </w:rPr>
+      </w:pPr>
+      <w:r>
+        <w:rPr>
+          <w:rFonts w:ascii="Lucida Console" w:hAnsi="Lucida Console"/>
+          <w:sz w:val="24"/>
+        </w:rPr>
+        <w:t>Dikdörtgensel duran dinazorun şekli üst köşeleri seçilerek (alt + sol tık) ve hem aşağı hem de yana edge slide (iki kere G) yapılarak yuvarlaklaştırılabilir (alt köşeye de yapılmalı).</w:t>
       </w:r>
     </w:p>
     <w:sectPr>

--- a/Blender.docx
+++ b/Blender.docx
@@ -3975,6 +3975,7 @@
       <w:r>
         <w:rPr>
           <w:rFonts w:ascii="Lucida Console" w:hAnsi="Lucida Console"/>
+          <w:noProof/>
           <w:sz w:val="24"/>
         </w:rPr>
         <w:drawing>
@@ -4062,6 +4063,7 @@
       <w:r>
         <w:rPr>
           <w:rFonts w:ascii="Lucida Console" w:hAnsi="Lucida Console"/>
+          <w:noProof/>
           <w:sz w:val="24"/>
         </w:rPr>
         <w:drawing>
@@ -4141,6 +4143,7 @@
       <w:r>
         <w:rPr>
           <w:rFonts w:ascii="Lucida Console" w:hAnsi="Lucida Console"/>
+          <w:noProof/>
           <w:sz w:val="24"/>
         </w:rPr>
         <w:lastRenderedPageBreak/>
@@ -4303,6 +4306,7 @@
       <w:r>
         <w:rPr>
           <w:rFonts w:ascii="Lucida Console" w:hAnsi="Lucida Console"/>
+          <w:noProof/>
           <w:sz w:val="24"/>
         </w:rPr>
         <w:drawing>
@@ -4407,6 +4411,7 @@
       <w:r>
         <w:rPr>
           <w:rFonts w:ascii="Lucida Console" w:hAnsi="Lucida Console"/>
+          <w:noProof/>
           <w:sz w:val="24"/>
         </w:rPr>
         <w:drawing>
@@ -4525,6 +4530,7 @@
       <w:r>
         <w:rPr>
           <w:rFonts w:ascii="Lucida Console" w:hAnsi="Lucida Console"/>
+          <w:noProof/>
           <w:sz w:val="24"/>
         </w:rPr>
         <w:lastRenderedPageBreak/>
@@ -4578,6 +4584,324 @@
           <w:sz w:val="24"/>
         </w:rPr>
         <w:t>Dikdörtgensel duran dinazorun şekli üst köşeleri seçilerek (alt + sol tık) ve hem aşağı hem de yana edge slide (iki kere G) yapılarak yuvarlaklaştırılabilir (alt köşeye de yapılmalı).</w:t>
+      </w:r>
+    </w:p>
+    <w:p>
+      <w:pPr>
+        <w:rPr>
+          <w:rFonts w:ascii="Lucida Console" w:hAnsi="Lucida Console"/>
+          <w:sz w:val="24"/>
+        </w:rPr>
+      </w:pPr>
+    </w:p>
+    <w:p>
+      <w:pPr>
+        <w:rPr>
+          <w:rFonts w:ascii="Lucida Console" w:hAnsi="Lucida Console"/>
+          <w:sz w:val="24"/>
+        </w:rPr>
+      </w:pPr>
+    </w:p>
+    <w:p>
+      <w:pPr>
+        <w:rPr>
+          <w:rFonts w:ascii="Lucida Console" w:hAnsi="Lucida Console"/>
+          <w:b/>
+          <w:bCs/>
+          <w:sz w:val="24"/>
+        </w:rPr>
+      </w:pPr>
+      <w:r>
+        <w:rPr>
+          <w:rFonts w:ascii="Lucida Console" w:hAnsi="Lucida Console"/>
+          <w:b/>
+          <w:bCs/>
+          <w:sz w:val="24"/>
+        </w:rPr>
+        <w:t xml:space="preserve">Lesson.45 dino legs </w:t>
+      </w:r>
+    </w:p>
+    <w:p>
+      <w:pPr>
+        <w:rPr>
+          <w:rFonts w:ascii="Lucida Console" w:hAnsi="Lucida Console"/>
+          <w:b/>
+          <w:bCs/>
+          <w:sz w:val="24"/>
+        </w:rPr>
+      </w:pPr>
+    </w:p>
+    <w:p>
+      <w:pPr>
+        <w:rPr>
+          <w:rFonts w:ascii="Lucida Console" w:hAnsi="Lucida Console"/>
+          <w:sz w:val="24"/>
+        </w:rPr>
+      </w:pPr>
+      <w:r>
+        <w:rPr>
+          <w:rFonts w:ascii="Lucida Console" w:hAnsi="Lucida Console"/>
+          <w:sz w:val="24"/>
+        </w:rPr>
+        <w:t>I + B -&gt; inset, use boundary (yeni yüzü kenara yapıştırır)</w:t>
+      </w:r>
+    </w:p>
+    <w:p>
+      <w:pPr>
+        <w:rPr>
+          <w:rFonts w:ascii="Lucida Console" w:hAnsi="Lucida Console"/>
+          <w:sz w:val="24"/>
+        </w:rPr>
+      </w:pPr>
+    </w:p>
+    <w:p>
+      <w:pPr>
+        <w:rPr>
+          <w:rFonts w:ascii="Lucida Console" w:hAnsi="Lucida Console"/>
+          <w:sz w:val="24"/>
+        </w:rPr>
+      </w:pPr>
+      <w:r>
+        <w:rPr>
+          <w:rFonts w:ascii="Lucida Console" w:hAnsi="Lucida Console"/>
+          <w:sz w:val="24"/>
+        </w:rPr>
+        <w:t>I + I -&gt; indiviual insets açar kapatır</w:t>
+      </w:r>
+    </w:p>
+    <w:p>
+      <w:pPr>
+        <w:rPr>
+          <w:rFonts w:ascii="Lucida Console" w:hAnsi="Lucida Console"/>
+          <w:sz w:val="24"/>
+        </w:rPr>
+      </w:pPr>
+    </w:p>
+    <w:p>
+      <w:pPr>
+        <w:rPr>
+          <w:rFonts w:ascii="Lucida Console" w:hAnsi="Lucida Console"/>
+          <w:sz w:val="24"/>
+        </w:rPr>
+      </w:pPr>
+    </w:p>
+    <w:p>
+      <w:pPr>
+        <w:rPr>
+          <w:rFonts w:ascii="Lucida Console" w:hAnsi="Lucida Console"/>
+          <w:sz w:val="24"/>
+        </w:rPr>
+      </w:pPr>
+    </w:p>
+    <w:p>
+      <w:pPr>
+        <w:rPr>
+          <w:rFonts w:ascii="Lucida Console" w:hAnsi="Lucida Console"/>
+          <w:sz w:val="24"/>
+        </w:rPr>
+      </w:pPr>
+    </w:p>
+    <w:p>
+      <w:pPr>
+        <w:rPr>
+          <w:rFonts w:ascii="Lucida Console" w:hAnsi="Lucida Console"/>
+          <w:sz w:val="24"/>
+        </w:rPr>
+      </w:pPr>
+    </w:p>
+    <w:p>
+      <w:pPr>
+        <w:rPr>
+          <w:rFonts w:ascii="Lucida Console" w:hAnsi="Lucida Console"/>
+          <w:b/>
+          <w:bCs/>
+          <w:sz w:val="24"/>
+        </w:rPr>
+      </w:pPr>
+      <w:r>
+        <w:rPr>
+          <w:rFonts w:ascii="Lucida Console" w:hAnsi="Lucida Console"/>
+          <w:b/>
+          <w:bCs/>
+          <w:sz w:val="24"/>
+        </w:rPr>
+        <w:lastRenderedPageBreak/>
+        <w:t>lesson.48</w:t>
+      </w:r>
+      <w:r>
+        <w:rPr>
+          <w:rFonts w:ascii="Lucida Console" w:hAnsi="Lucida Console"/>
+          <w:b/>
+          <w:bCs/>
+          <w:sz w:val="24"/>
+        </w:rPr>
+        <w:t xml:space="preserve"> the</w:t>
+      </w:r>
+      <w:r>
+        <w:rPr>
+          <w:rFonts w:ascii="Lucida Console" w:hAnsi="Lucida Console"/>
+          <w:b/>
+          <w:bCs/>
+          <w:sz w:val="24"/>
+        </w:rPr>
+        <w:t xml:space="preserve"> </w:t>
+      </w:r>
+      <w:r>
+        <w:rPr>
+          <w:rFonts w:ascii="Lucida Console" w:hAnsi="Lucida Console"/>
+          <w:b/>
+          <w:bCs/>
+          <w:sz w:val="24"/>
+        </w:rPr>
+        <w:t>landscape</w:t>
+      </w:r>
+    </w:p>
+    <w:p>
+      <w:pPr>
+        <w:rPr>
+          <w:rFonts w:ascii="Lucida Console" w:hAnsi="Lucida Console"/>
+          <w:b/>
+          <w:bCs/>
+          <w:sz w:val="24"/>
+        </w:rPr>
+      </w:pPr>
+    </w:p>
+    <w:p>
+      <w:pPr>
+        <w:rPr>
+          <w:rFonts w:ascii="Lucida Console" w:hAnsi="Lucida Console"/>
+          <w:sz w:val="24"/>
+        </w:rPr>
+      </w:pPr>
+    </w:p>
+    <w:p>
+      <w:pPr>
+        <w:rPr>
+          <w:rFonts w:ascii="Lucida Console" w:hAnsi="Lucida Console"/>
+          <w:sz w:val="24"/>
+        </w:rPr>
+      </w:pPr>
+      <w:r>
+        <w:rPr>
+          <w:rFonts w:ascii="Lucida Console" w:hAnsi="Lucida Console"/>
+          <w:sz w:val="24"/>
+        </w:rPr>
+        <w:t>shading altında material nodes var</w:t>
+      </w:r>
+    </w:p>
+    <w:p>
+      <w:pPr>
+        <w:rPr>
+          <w:rFonts w:ascii="Lucida Console" w:hAnsi="Lucida Console"/>
+          <w:sz w:val="24"/>
+        </w:rPr>
+      </w:pPr>
+    </w:p>
+    <w:p>
+      <w:pPr>
+        <w:rPr>
+          <w:rFonts w:ascii="Lucida Console" w:hAnsi="Lucida Console"/>
+          <w:sz w:val="24"/>
+        </w:rPr>
+      </w:pPr>
+      <w:r>
+        <w:rPr>
+          <w:rFonts w:ascii="Lucida Console" w:hAnsi="Lucida Console"/>
+          <w:sz w:val="24"/>
+        </w:rPr>
+        <w:t>texture coordinate objenin hangi prosedüre göre texture alacağını ayarlar (default uv map)</w:t>
+      </w:r>
+    </w:p>
+    <w:p>
+      <w:pPr>
+        <w:rPr>
+          <w:rFonts w:ascii="Lucida Console" w:hAnsi="Lucida Console"/>
+          <w:sz w:val="24"/>
+        </w:rPr>
+      </w:pPr>
+    </w:p>
+    <w:p>
+      <w:pPr>
+        <w:rPr>
+          <w:rFonts w:ascii="Lucida Console" w:hAnsi="Lucida Console"/>
+          <w:sz w:val="24"/>
+        </w:rPr>
+      </w:pPr>
+      <w:r>
+        <w:rPr>
+          <w:rFonts w:ascii="Lucida Console" w:hAnsi="Lucida Console"/>
+          <w:sz w:val="24"/>
+        </w:rPr>
+        <w:t>node wrangler eklentisi kısayolları etkinleştirir</w:t>
+      </w:r>
+    </w:p>
+    <w:p>
+      <w:pPr>
+        <w:rPr>
+          <w:rFonts w:ascii="Lucida Console" w:hAnsi="Lucida Console"/>
+          <w:sz w:val="24"/>
+        </w:rPr>
+      </w:pPr>
+    </w:p>
+    <w:p>
+      <w:pPr>
+        <w:rPr>
+          <w:rFonts w:ascii="Lucida Console" w:hAnsi="Lucida Console"/>
+          <w:sz w:val="24"/>
+        </w:rPr>
+      </w:pPr>
+      <w:r>
+        <w:rPr>
+          <w:rFonts w:ascii="Lucida Console" w:hAnsi="Lucida Console"/>
+          <w:sz w:val="24"/>
+        </w:rPr>
+        <w:t>ctrl + shift + t -&gt; texture coordinate image texture nodelarını getirir</w:t>
+      </w:r>
+    </w:p>
+    <w:p>
+      <w:pPr>
+        <w:rPr>
+          <w:rFonts w:ascii="Lucida Console" w:hAnsi="Lucida Console"/>
+          <w:sz w:val="24"/>
+        </w:rPr>
+      </w:pPr>
+    </w:p>
+    <w:p>
+      <w:pPr>
+        <w:rPr>
+          <w:rFonts w:ascii="Lucida Console" w:hAnsi="Lucida Console"/>
+          <w:sz w:val="24"/>
+        </w:rPr>
+      </w:pPr>
+      <w:r>
+        <w:rPr>
+          <w:rFonts w:ascii="Lucida Console" w:hAnsi="Lucida Console"/>
+          <w:sz w:val="24"/>
+        </w:rPr>
+        <w:t>node üzerine ctrl + shift + sol tık: nodu direk görüntüye bağlar</w:t>
+      </w:r>
+    </w:p>
+    <w:p>
+      <w:pPr>
+        <w:rPr>
+          <w:rFonts w:ascii="Lucida Console" w:hAnsi="Lucida Console"/>
+          <w:sz w:val="24"/>
+        </w:rPr>
+      </w:pPr>
+    </w:p>
+    <w:p>
+      <w:pPr>
+        <w:rPr>
+          <w:rFonts w:ascii="Lucida Console" w:hAnsi="Lucida Console"/>
+          <w:sz w:val="24"/>
+        </w:rPr>
+      </w:pPr>
+      <w:r>
+        <w:rPr>
+          <w:rFonts w:ascii="Lucida Console" w:hAnsi="Lucida Console"/>
+          <w:sz w:val="24"/>
+        </w:rPr>
+        <w:t xml:space="preserve">texture coordinate – seperate xyz (z) – colorRamp – color bağlantısı ile objeye dikey gradient renk verebiliriz </w:t>
       </w:r>
     </w:p>
     <w:sectPr>

--- a/Blender.docx
+++ b/Blender.docx
@@ -310,6 +310,26 @@
           <w:rFonts w:ascii="Lucida Console" w:hAnsi="Lucida Console"/>
         </w:rPr>
       </w:pPr>
+      <w:r>
+        <w:rPr>
+          <w:rFonts w:ascii="Lucida Console" w:hAnsi="Lucida Console"/>
+        </w:rPr>
+        <w:t>Alt + G : reset movement</w:t>
+      </w:r>
+    </w:p>
+    <w:p>
+      <w:pPr>
+        <w:jc w:val="both"/>
+        <w:rPr>
+          <w:rFonts w:ascii="Lucida Console" w:hAnsi="Lucida Console"/>
+        </w:rPr>
+      </w:pPr>
+      <w:r>
+        <w:rPr>
+          <w:rFonts w:ascii="Lucida Console" w:hAnsi="Lucida Console"/>
+        </w:rPr>
+        <w:t>Alt + R : reset rotation</w:t>
+      </w:r>
     </w:p>
     <w:p>
       <w:pPr>
@@ -336,6 +356,7 @@
         <w:rPr>
           <w:rFonts w:ascii="Lucida Console" w:hAnsi="Lucida Console"/>
         </w:rPr>
+        <w:lastRenderedPageBreak/>
         <w:t>G modunda Shift + Axis : Axisi hareket ekseninden çıkarır</w:t>
       </w:r>
     </w:p>
@@ -596,7 +617,6 @@
           <w:b/>
           <w:bCs/>
         </w:rPr>
-        <w:lastRenderedPageBreak/>
         <w:t>.14. making the rocky base</w:t>
       </w:r>
     </w:p>
@@ -991,7 +1011,6 @@
           <w:b/>
           <w:sz w:val="24"/>
         </w:rPr>
-        <w:lastRenderedPageBreak/>
         <w:t>.17. linked duplicates</w:t>
       </w:r>
     </w:p>
@@ -4903,6 +4922,420 @@
         </w:rPr>
         <w:t xml:space="preserve">texture coordinate – seperate xyz (z) – colorRamp – color bağlantısı ile objeye dikey gradient renk verebiliriz </w:t>
       </w:r>
+    </w:p>
+    <w:p>
+      <w:pPr>
+        <w:rPr>
+          <w:rFonts w:ascii="Lucida Console" w:hAnsi="Lucida Console"/>
+          <w:sz w:val="24"/>
+        </w:rPr>
+      </w:pPr>
+      <w:r>
+        <w:rPr>
+          <w:rFonts w:ascii="Lucida Console" w:hAnsi="Lucida Console"/>
+          <w:sz w:val="24"/>
+        </w:rPr>
+        <w:br w:type="page"/>
+      </w:r>
+    </w:p>
+    <w:p>
+      <w:pPr>
+        <w:jc w:val="center"/>
+        <w:rPr>
+          <w:rFonts w:ascii="Lucida Console" w:hAnsi="Lucida Console"/>
+          <w:b/>
+          <w:bCs/>
+          <w:sz w:val="24"/>
+        </w:rPr>
+      </w:pPr>
+      <w:r>
+        <w:rPr>
+          <w:rFonts w:ascii="Lucida Console" w:hAnsi="Lucida Console"/>
+          <w:b/>
+          <w:bCs/>
+          <w:sz w:val="24"/>
+        </w:rPr>
+        <w:lastRenderedPageBreak/>
+        <w:t>section.4 UV maps</w:t>
+      </w:r>
+    </w:p>
+    <w:p>
+      <w:pPr>
+        <w:jc w:val="center"/>
+        <w:rPr>
+          <w:rFonts w:ascii="Lucida Console" w:hAnsi="Lucida Console"/>
+          <w:b/>
+          <w:bCs/>
+          <w:sz w:val="24"/>
+        </w:rPr>
+      </w:pPr>
+    </w:p>
+    <w:p>
+      <w:pPr>
+        <w:jc w:val="both"/>
+        <w:rPr>
+          <w:rFonts w:ascii="Lucida Console" w:hAnsi="Lucida Console"/>
+          <w:b/>
+          <w:bCs/>
+          <w:sz w:val="24"/>
+        </w:rPr>
+      </w:pPr>
+      <w:r>
+        <w:rPr>
+          <w:rFonts w:ascii="Lucida Console" w:hAnsi="Lucida Console"/>
+          <w:b/>
+          <w:bCs/>
+          <w:sz w:val="24"/>
+        </w:rPr>
+        <w:t xml:space="preserve">lesson.55 </w:t>
+      </w:r>
+    </w:p>
+    <w:p>
+      <w:pPr>
+        <w:jc w:val="both"/>
+        <w:rPr>
+          <w:rFonts w:ascii="Lucida Console" w:hAnsi="Lucida Console"/>
+          <w:b/>
+          <w:bCs/>
+          <w:sz w:val="24"/>
+        </w:rPr>
+      </w:pPr>
+    </w:p>
+    <w:p>
+      <w:pPr>
+        <w:jc w:val="both"/>
+        <w:rPr>
+          <w:rFonts w:ascii="Lucida Console" w:hAnsi="Lucida Console"/>
+          <w:sz w:val="24"/>
+        </w:rPr>
+      </w:pPr>
+      <w:r>
+        <w:rPr>
+          <w:rFonts w:ascii="Lucida Console" w:hAnsi="Lucida Console"/>
+          <w:sz w:val="24"/>
+        </w:rPr>
+        <w:t>ctrl + space: seçili tabı tam ekran yapar, tekrar basılırsa eski düzene geri döner</w:t>
+      </w:r>
+    </w:p>
+    <w:p>
+      <w:pPr>
+        <w:jc w:val="both"/>
+        <w:rPr>
+          <w:rFonts w:ascii="Lucida Console" w:hAnsi="Lucida Console"/>
+          <w:sz w:val="24"/>
+        </w:rPr>
+      </w:pPr>
+    </w:p>
+    <w:p>
+      <w:pPr>
+        <w:jc w:val="both"/>
+        <w:rPr>
+          <w:rFonts w:ascii="Lucida Console" w:hAnsi="Lucida Console"/>
+          <w:sz w:val="24"/>
+        </w:rPr>
+      </w:pPr>
+      <w:r>
+        <w:rPr>
+          <w:rFonts w:ascii="Lucida Console" w:hAnsi="Lucida Console"/>
+          <w:sz w:val="24"/>
+        </w:rPr>
+        <w:t>ctr</w:t>
+      </w:r>
+      <w:r>
+        <w:rPr>
+          <w:rFonts w:ascii="Lucida Console" w:hAnsi="Lucida Console"/>
+          <w:sz w:val="24"/>
+        </w:rPr>
+        <w:t xml:space="preserve">l + e: </w:t>
+      </w:r>
+      <w:r>
+        <w:rPr>
+          <w:rFonts w:ascii="Lucida Console" w:hAnsi="Lucida Console"/>
+          <w:sz w:val="24"/>
+        </w:rPr>
+        <w:t>dropdown kısayolu</w:t>
+      </w:r>
+    </w:p>
+    <w:p>
+      <w:pPr>
+        <w:jc w:val="both"/>
+        <w:rPr>
+          <w:rFonts w:ascii="Lucida Console" w:hAnsi="Lucida Console"/>
+          <w:sz w:val="24"/>
+        </w:rPr>
+      </w:pPr>
+    </w:p>
+    <w:p>
+      <w:pPr>
+        <w:jc w:val="both"/>
+        <w:rPr>
+          <w:rFonts w:ascii="Lucida Console" w:hAnsi="Lucida Console"/>
+          <w:sz w:val="24"/>
+        </w:rPr>
+      </w:pPr>
+      <w:r>
+        <w:rPr>
+          <w:rFonts w:ascii="Lucida Console" w:hAnsi="Lucida Console"/>
+          <w:sz w:val="24"/>
+        </w:rPr>
+        <w:t>blenderda oluşturulan her mesh uv mapiyle birlikte gelir.</w:t>
+      </w:r>
+    </w:p>
+    <w:p>
+      <w:pPr>
+        <w:jc w:val="both"/>
+        <w:rPr>
+          <w:rFonts w:ascii="Lucida Console" w:hAnsi="Lucida Console"/>
+          <w:sz w:val="24"/>
+        </w:rPr>
+      </w:pPr>
+      <w:r>
+        <w:rPr>
+          <w:rFonts w:ascii="Lucida Console" w:hAnsi="Lucida Console"/>
+          <w:sz w:val="24"/>
+        </w:rPr>
+        <w:t xml:space="preserve">uv map tabında vertice, edge, face selection dışında bir de island selection vardır. </w:t>
+      </w:r>
+    </w:p>
+    <w:p>
+      <w:pPr>
+        <w:jc w:val="both"/>
+        <w:rPr>
+          <w:rFonts w:ascii="Lucida Console" w:hAnsi="Lucida Console"/>
+          <w:sz w:val="24"/>
+        </w:rPr>
+      </w:pPr>
+      <w:r>
+        <w:rPr>
+          <w:rFonts w:ascii="Lucida Console" w:hAnsi="Lucida Console"/>
+          <w:sz w:val="24"/>
+        </w:rPr>
+        <w:t xml:space="preserve">burada island uv mapte bulunan ayrık şekiller anlamına gelir. </w:t>
+      </w:r>
+    </w:p>
+    <w:p>
+      <w:pPr>
+        <w:jc w:val="both"/>
+        <w:rPr>
+          <w:rFonts w:ascii="Lucida Console" w:hAnsi="Lucida Console"/>
+          <w:sz w:val="24"/>
+        </w:rPr>
+      </w:pPr>
+    </w:p>
+    <w:p>
+      <w:pPr>
+        <w:jc w:val="both"/>
+        <w:rPr>
+          <w:rFonts w:ascii="Lucida Console" w:hAnsi="Lucida Console"/>
+          <w:sz w:val="24"/>
+        </w:rPr>
+      </w:pPr>
+      <w:r>
+        <w:rPr>
+          <w:rFonts w:ascii="Lucida Console" w:hAnsi="Lucida Console"/>
+          <w:sz w:val="24"/>
+        </w:rPr>
+        <w:drawing>
+          <wp:inline distT="0" distB="0" distL="0" distR="0" wp14:anchorId="5ECC90C9" wp14:editId="7A5A5842">
+            <wp:extent cx="3638550" cy="3070776"/>
+            <wp:effectExtent l="0" t="0" r="0" b="0"/>
+            <wp:docPr id="1651121544" name="Resim 1"/>
+            <wp:cNvGraphicFramePr>
+              <a:graphicFrameLocks xmlns:a="http://schemas.openxmlformats.org/drawingml/2006/main" noChangeAspect="1"/>
+            </wp:cNvGraphicFramePr>
+            <a:graphic xmlns:a="http://schemas.openxmlformats.org/drawingml/2006/main">
+              <a:graphicData uri="http://schemas.openxmlformats.org/drawingml/2006/picture">
+                <pic:pic xmlns:pic="http://schemas.openxmlformats.org/drawingml/2006/picture">
+                  <pic:nvPicPr>
+                    <pic:cNvPr id="1651121544" name=""/>
+                    <pic:cNvPicPr/>
+                  </pic:nvPicPr>
+                  <pic:blipFill>
+                    <a:blip r:embed="rId27"/>
+                    <a:stretch>
+                      <a:fillRect/>
+                    </a:stretch>
+                  </pic:blipFill>
+                  <pic:spPr>
+                    <a:xfrm>
+                      <a:off x="0" y="0"/>
+                      <a:ext cx="3640290" cy="3072244"/>
+                    </a:xfrm>
+                    <a:prstGeom prst="rect">
+                      <a:avLst/>
+                    </a:prstGeom>
+                  </pic:spPr>
+                </pic:pic>
+              </a:graphicData>
+            </a:graphic>
+          </wp:inline>
+        </w:drawing>
+      </w:r>
+      <w:r>
+        <w:rPr>
+          <w:rFonts w:ascii="Lucida Console" w:hAnsi="Lucida Console"/>
+          <w:sz w:val="24"/>
+        </w:rPr>
+        <w:t xml:space="preserve"> </w:t>
+      </w:r>
+    </w:p>
+    <w:p>
+      <w:pPr>
+        <w:jc w:val="both"/>
+        <w:rPr>
+          <w:rFonts w:ascii="Lucida Console" w:hAnsi="Lucida Console"/>
+          <w:sz w:val="24"/>
+        </w:rPr>
+      </w:pPr>
+      <w:r>
+        <w:rPr>
+          <w:rFonts w:ascii="Lucida Console" w:hAnsi="Lucida Console"/>
+          <w:sz w:val="24"/>
+        </w:rPr>
+        <w:t>silindirin üst-alt yüzü ayrı birer island, yan kısmı ayrı tek bir island</w:t>
+      </w:r>
+    </w:p>
+    <w:p>
+      <w:pPr>
+        <w:jc w:val="both"/>
+        <w:rPr>
+          <w:rFonts w:ascii="Lucida Console" w:hAnsi="Lucida Console"/>
+          <w:sz w:val="24"/>
+        </w:rPr>
+      </w:pPr>
+    </w:p>
+    <w:p>
+      <w:pPr>
+        <w:jc w:val="both"/>
+        <w:rPr>
+          <w:rFonts w:ascii="Lucida Console" w:hAnsi="Lucida Console"/>
+          <w:sz w:val="24"/>
+        </w:rPr>
+      </w:pPr>
+      <w:r>
+        <w:rPr>
+          <w:rFonts w:ascii="Lucida Console" w:hAnsi="Lucida Console"/>
+          <w:sz w:val="24"/>
+        </w:rPr>
+        <w:t xml:space="preserve">a tuşuna basarak tüm uvyi seçtikten sonra uv markdroptan “seams from islands” seçilerek her bir island etrafı seam olarak seçilebilir. </w:t>
+      </w:r>
+    </w:p>
+    <w:p>
+      <w:pPr>
+        <w:jc w:val="both"/>
+        <w:rPr>
+          <w:rFonts w:ascii="Lucida Console" w:hAnsi="Lucida Console"/>
+          <w:sz w:val="24"/>
+        </w:rPr>
+      </w:pPr>
+      <w:r>
+        <w:rPr>
+          <w:rFonts w:ascii="Lucida Console" w:hAnsi="Lucida Console"/>
+          <w:sz w:val="24"/>
+        </w:rPr>
+        <w:lastRenderedPageBreak/>
+        <w:drawing>
+          <wp:inline distT="0" distB="0" distL="0" distR="0" wp14:anchorId="6EB74F19" wp14:editId="096275F6">
+            <wp:extent cx="2896004" cy="990738"/>
+            <wp:effectExtent l="0" t="0" r="0" b="0"/>
+            <wp:docPr id="239466245" name="Resim 1"/>
+            <wp:cNvGraphicFramePr>
+              <a:graphicFrameLocks xmlns:a="http://schemas.openxmlformats.org/drawingml/2006/main" noChangeAspect="1"/>
+            </wp:cNvGraphicFramePr>
+            <a:graphic xmlns:a="http://schemas.openxmlformats.org/drawingml/2006/main">
+              <a:graphicData uri="http://schemas.openxmlformats.org/drawingml/2006/picture">
+                <pic:pic xmlns:pic="http://schemas.openxmlformats.org/drawingml/2006/picture">
+                  <pic:nvPicPr>
+                    <pic:cNvPr id="239466245" name=""/>
+                    <pic:cNvPicPr/>
+                  </pic:nvPicPr>
+                  <pic:blipFill>
+                    <a:blip r:embed="rId28"/>
+                    <a:stretch>
+                      <a:fillRect/>
+                    </a:stretch>
+                  </pic:blipFill>
+                  <pic:spPr>
+                    <a:xfrm>
+                      <a:off x="0" y="0"/>
+                      <a:ext cx="2896004" cy="990738"/>
+                    </a:xfrm>
+                    <a:prstGeom prst="rect">
+                      <a:avLst/>
+                    </a:prstGeom>
+                  </pic:spPr>
+                </pic:pic>
+              </a:graphicData>
+            </a:graphic>
+          </wp:inline>
+        </w:drawing>
+      </w:r>
+      <w:r>
+        <w:rPr>
+          <w:rFonts w:ascii="Lucida Console" w:hAnsi="Lucida Console"/>
+          <w:sz w:val="24"/>
+        </w:rPr>
+        <w:t xml:space="preserve"> </w:t>
+      </w:r>
+    </w:p>
+    <w:p>
+      <w:pPr>
+        <w:jc w:val="both"/>
+        <w:rPr>
+          <w:rFonts w:ascii="Lucida Console" w:hAnsi="Lucida Console"/>
+          <w:sz w:val="24"/>
+        </w:rPr>
+      </w:pPr>
+      <w:r>
+        <w:rPr>
+          <w:rFonts w:ascii="Lucida Console" w:hAnsi="Lucida Console"/>
+          <w:sz w:val="24"/>
+        </w:rPr>
+        <w:t>uv sync selection ile uv mapin sürekli siktirip kaybolmasını engellebiliriz</w:t>
+      </w:r>
+    </w:p>
+    <w:p>
+      <w:pPr>
+        <w:jc w:val="both"/>
+        <w:rPr>
+          <w:rFonts w:ascii="Lucida Console" w:hAnsi="Lucida Console"/>
+          <w:sz w:val="24"/>
+        </w:rPr>
+      </w:pPr>
+    </w:p>
+    <w:p>
+      <w:pPr>
+        <w:jc w:val="both"/>
+        <w:rPr>
+          <w:rFonts w:ascii="Lucida Console" w:hAnsi="Lucida Console"/>
+          <w:sz w:val="24"/>
+        </w:rPr>
+      </w:pPr>
+      <w:r>
+        <w:rPr>
+          <w:rFonts w:ascii="Lucida Console" w:hAnsi="Lucida Console"/>
+          <w:sz w:val="24"/>
+        </w:rPr>
+        <w:t>edge’i hareket ettirmek uv mapin esnemesine yol açarken edge slide (G+G) UV mapi bozmak yerine blenderin mapi uygun şekilde ayarlamasını sağlar.</w:t>
+      </w:r>
+    </w:p>
+    <w:p>
+      <w:pPr>
+        <w:jc w:val="both"/>
+        <w:rPr>
+          <w:rFonts w:ascii="Lucida Console" w:hAnsi="Lucida Console"/>
+          <w:sz w:val="24"/>
+        </w:rPr>
+      </w:pPr>
+    </w:p>
+    <w:p>
+      <w:pPr>
+        <w:jc w:val="both"/>
+        <w:rPr>
+          <w:rFonts w:ascii="Lucida Console" w:hAnsi="Lucida Console"/>
+          <w:sz w:val="24"/>
+        </w:rPr>
+      </w:pPr>
     </w:p>
     <w:sectPr>
       <w:pgSz w:w="11906" w:h="16838"/>

--- a/Blender.docx
+++ b/Blender.docx
@@ -274,6 +274,20 @@
           <w:rFonts w:ascii="Lucida Console" w:hAnsi="Lucida Console"/>
         </w:rPr>
       </w:pPr>
+      <w:r>
+        <w:rPr>
+          <w:rFonts w:ascii="Lucida Console" w:hAnsi="Lucida Console"/>
+        </w:rPr>
+        <w:t xml:space="preserve">Shift + S: ayrıca edit mode’ta seçim yapıp basıldığında cursor to selected seçilebilir </w:t>
+      </w:r>
+    </w:p>
+    <w:p>
+      <w:pPr>
+        <w:jc w:val="both"/>
+        <w:rPr>
+          <w:rFonts w:ascii="Lucida Console" w:hAnsi="Lucida Console"/>
+        </w:rPr>
+      </w:pPr>
     </w:p>
     <w:p>
       <w:pPr>
@@ -328,6 +342,7 @@
         <w:rPr>
           <w:rFonts w:ascii="Lucida Console" w:hAnsi="Lucida Console"/>
         </w:rPr>
+        <w:lastRenderedPageBreak/>
         <w:t>Alt + R : reset rotation</w:t>
       </w:r>
     </w:p>
@@ -356,7 +371,6 @@
         <w:rPr>
           <w:rFonts w:ascii="Lucida Console" w:hAnsi="Lucida Console"/>
         </w:rPr>
-        <w:lastRenderedPageBreak/>
         <w:t>G modunda Shift + Axis : Axisi hareket ekseninden çıkarır</w:t>
       </w:r>
     </w:p>
@@ -389,6 +403,26 @@
           <w:rFonts w:ascii="Lucida Console" w:hAnsi="Lucida Console"/>
         </w:rPr>
       </w:pPr>
+      <w:r>
+        <w:rPr>
+          <w:rFonts w:ascii="Lucida Console" w:hAnsi="Lucida Console"/>
+        </w:rPr>
+        <w:t>D + Sol tık : draw annotation</w:t>
+      </w:r>
+    </w:p>
+    <w:p>
+      <w:pPr>
+        <w:jc w:val="both"/>
+        <w:rPr>
+          <w:rFonts w:ascii="Lucida Console" w:hAnsi="Lucida Console"/>
+        </w:rPr>
+      </w:pPr>
+      <w:r>
+        <w:rPr>
+          <w:rFonts w:ascii="Lucida Console" w:hAnsi="Lucida Console"/>
+        </w:rPr>
+        <w:t>D + Sağ tık : annotation eraser</w:t>
+      </w:r>
     </w:p>
     <w:p>
       <w:pPr>
@@ -402,6 +436,42 @@
           <w:rFonts w:ascii="Lucida Console" w:hAnsi="Lucida Console"/>
         </w:rPr>
         <w:t>Birden fazla obje seçiliyken bir objeye shift + sol tık: selections arasında aktif obje haline getirir</w:t>
+      </w:r>
+    </w:p>
+    <w:p>
+      <w:pPr>
+        <w:jc w:val="both"/>
+        <w:rPr>
+          <w:rFonts w:ascii="Lucida Console" w:hAnsi="Lucida Console"/>
+        </w:rPr>
+      </w:pPr>
+    </w:p>
+    <w:p>
+      <w:pPr>
+        <w:jc w:val="both"/>
+        <w:rPr>
+          <w:rFonts w:ascii="Lucida Console" w:hAnsi="Lucida Console"/>
+        </w:rPr>
+      </w:pPr>
+      <w:r>
+        <w:rPr>
+          <w:rFonts w:ascii="Lucida Console" w:hAnsi="Lucida Console"/>
+        </w:rPr>
+        <w:t>L (edit mode) : mouse’un üzerine geldiği island’ı seçer</w:t>
+      </w:r>
+    </w:p>
+    <w:p>
+      <w:pPr>
+        <w:jc w:val="both"/>
+        <w:rPr>
+          <w:rFonts w:ascii="Lucida Console" w:hAnsi="Lucida Console"/>
+        </w:rPr>
+      </w:pPr>
+      <w:r>
+        <w:rPr>
+          <w:rFonts w:ascii="Lucida Console" w:hAnsi="Lucida Console"/>
+        </w:rPr>
+        <w:t>Alt + L : unselect selected</w:t>
       </w:r>
     </w:p>
     <w:p>
@@ -529,6 +599,7 @@
           <w:rFonts w:ascii="Lucida Console" w:hAnsi="Lucida Console"/>
           <w:noProof/>
         </w:rPr>
+        <w:lastRenderedPageBreak/>
         <w:drawing>
           <wp:inline distT="0" distB="0" distL="0" distR="0" wp14:anchorId="1DA5FC09" wp14:editId="1C11D426">
             <wp:extent cx="3277057" cy="2019582"/>
@@ -840,6 +911,7 @@
           <w:bCs/>
           <w:sz w:val="24"/>
         </w:rPr>
+        <w:lastRenderedPageBreak/>
         <w:t>Layout ekranında üstteki mıknatısa tıklayarak objeyi hareket ettirirken belli kuralları takip ettirebiliriz.</w:t>
       </w:r>
     </w:p>
@@ -5133,6 +5205,7 @@
       <w:r>
         <w:rPr>
           <w:rFonts w:ascii="Lucida Console" w:hAnsi="Lucida Console"/>
+          <w:noProof/>
           <w:sz w:val="24"/>
         </w:rPr>
         <w:drawing>
@@ -5231,6 +5304,7 @@
       <w:r>
         <w:rPr>
           <w:rFonts w:ascii="Lucida Console" w:hAnsi="Lucida Console"/>
+          <w:noProof/>
           <w:sz w:val="24"/>
         </w:rPr>
         <w:lastRenderedPageBreak/>
@@ -5333,9 +5407,111 @@
         <w:jc w:val="both"/>
         <w:rPr>
           <w:rFonts w:ascii="Lucida Console" w:hAnsi="Lucida Console"/>
-          <w:sz w:val="24"/>
-        </w:rPr>
-      </w:pPr>
+          <w:b/>
+          <w:bCs/>
+          <w:sz w:val="24"/>
+        </w:rPr>
+      </w:pPr>
+      <w:r>
+        <w:rPr>
+          <w:rFonts w:ascii="Lucida Console" w:hAnsi="Lucida Console"/>
+          <w:b/>
+          <w:bCs/>
+          <w:sz w:val="24"/>
+        </w:rPr>
+        <w:t>lesson.64</w:t>
+      </w:r>
+      <w:r>
+        <w:rPr>
+          <w:rFonts w:ascii="Lucida Console" w:hAnsi="Lucida Console"/>
+          <w:b/>
+          <w:bCs/>
+          <w:sz w:val="24"/>
+        </w:rPr>
+        <w:t xml:space="preserve"> uv unwrap</w:t>
+      </w:r>
+    </w:p>
+    <w:p>
+      <w:pPr>
+        <w:jc w:val="both"/>
+        <w:rPr>
+          <w:rFonts w:ascii="Lucida Console" w:hAnsi="Lucida Console"/>
+          <w:sz w:val="24"/>
+        </w:rPr>
+      </w:pPr>
+      <w:r>
+        <w:rPr>
+          <w:rFonts w:ascii="Lucida Console" w:hAnsi="Lucida Console"/>
+          <w:sz w:val="24"/>
+        </w:rPr>
+        <w:t xml:space="preserve">uv unwrap için parçaların kökünü seam olarak işaretleyerek parçaların ayrı bir island haline gelmesini sağlamak daha doğrudur. mirror modifier kullanılan ve apply edilmemiş objelerin uv unwrapini yaparken diğer taraftaki parça da her zaman orijinal parçanın üzerine biner. layout ekranında mark seam işaretledikten sonra L tuşuna basarak island’ı seçebiliriz. </w:t>
+      </w:r>
+    </w:p>
+    <w:p>
+      <w:pPr>
+        <w:jc w:val="both"/>
+        <w:rPr>
+          <w:rFonts w:ascii="Lucida Console" w:hAnsi="Lucida Console"/>
+          <w:sz w:val="24"/>
+        </w:rPr>
+      </w:pPr>
+    </w:p>
+    <w:p>
+      <w:pPr>
+        <w:jc w:val="both"/>
+        <w:rPr>
+          <w:rFonts w:ascii="Lucida Console" w:hAnsi="Lucida Console"/>
+          <w:sz w:val="24"/>
+        </w:rPr>
+      </w:pPr>
+      <w:r>
+        <w:rPr>
+          <w:rFonts w:ascii="Lucida Console" w:hAnsi="Lucida Console"/>
+          <w:sz w:val="24"/>
+        </w:rPr>
+        <w:t xml:space="preserve">mark seam falan filanla uğraşılmak istenmiyorsa tüm island seçilip side view modunda (numpad 3) U basıp </w:t>
+      </w:r>
+      <w:r>
+        <w:rPr>
+          <w:rFonts w:ascii="Lucida Console" w:hAnsi="Lucida Console"/>
+          <w:b/>
+          <w:bCs/>
+          <w:sz w:val="24"/>
+        </w:rPr>
+        <w:t>uv from project view</w:t>
+      </w:r>
+      <w:r>
+        <w:rPr>
+          <w:rFonts w:ascii="Lucida Console" w:hAnsi="Lucida Console"/>
+          <w:b/>
+          <w:bCs/>
+          <w:sz w:val="24"/>
+        </w:rPr>
+        <w:t xml:space="preserve"> </w:t>
+      </w:r>
+      <w:r>
+        <w:rPr>
+          <w:rFonts w:ascii="Lucida Console" w:hAnsi="Lucida Console"/>
+          <w:sz w:val="24"/>
+        </w:rPr>
+        <w:t xml:space="preserve">seçilebilir. böylece edit ekranında görünen mesh direkt olarak uv map’e aktarılır. </w:t>
+      </w:r>
+    </w:p>
+    <w:p>
+      <w:pPr>
+        <w:jc w:val="both"/>
+        <w:rPr>
+          <w:rFonts w:ascii="Lucida Console" w:hAnsi="Lucida Console"/>
+          <w:sz w:val="24"/>
+        </w:rPr>
+      </w:pPr>
+      <w:r>
+        <w:rPr>
+          <w:rFonts w:ascii="Lucida Console" w:hAnsi="Lucida Console"/>
+          <w:sz w:val="24"/>
+        </w:rPr>
+        <w:t>Olumsuz tarafı: yatay görünümde görünmeyen veya çok az görünen yüzler uv map’te de o şekilde çıkartıldığı için texture o yüzlerde esneme yapar. görünmeyen kısımlar için sorun oluşturmaz.</w:t>
+      </w:r>
     </w:p>
     <w:sectPr>
       <w:pgSz w:w="11906" w:h="16838"/>

--- a/Blender.docx
+++ b/Blender.docx
@@ -1,6 +1,6 @@
 
 <file path=word/document.xml><?xml version="1.0" encoding="utf-8"?>
-<w:document xmlns:wpc="http://schemas.microsoft.com/office/word/2010/wordprocessingCanvas" xmlns:cx="http://schemas.microsoft.com/office/drawing/2014/chartex" xmlns:cx1="http://schemas.microsoft.com/office/drawing/2015/9/8/chartex" xmlns:cx2="http://schemas.microsoft.com/office/drawing/2015/10/21/chartex" xmlns:cx3="http://schemas.microsoft.com/office/drawing/2016/5/9/chartex" xmlns:cx4="http://schemas.microsoft.com/office/drawing/2016/5/10/chartex" xmlns:cx5="http://schemas.microsoft.com/office/drawing/2016/5/11/chartex" xmlns:cx6="http://schemas.microsoft.com/office/drawing/2016/5/12/chartex" xmlns:cx7="http://schemas.microsoft.com/office/drawing/2016/5/13/chartex" xmlns:cx8="http://schemas.microsoft.com/office/drawing/2016/5/14/chartex" xmlns:mc="http://schemas.openxmlformats.org/markup-compatibility/2006" xmlns:aink="http://schemas.microsoft.com/office/drawing/2016/ink" xmlns:am3d="http://schemas.microsoft.com/office/drawing/2017/model3d" xmlns:o="urn:schemas-microsoft-com:office:office" xmlns:oel="http://schemas.microsoft.com/office/2019/extlst" xmlns:r="http://schemas.openxmlformats.org/officeDocument/2006/relationships" xmlns:m="http://schemas.openxmlformats.org/officeDocument/2006/math" xmlns:v="urn:schemas-microsoft-com:vml" xmlns:wp14="http://schemas.microsoft.com/office/word/2010/wordprocessingDrawing" xmlns:wp="http://schemas.openxmlformats.org/drawingml/2006/wordprocessingDrawing" xmlns:w10="urn:schemas-microsoft-com:office:word" xmlns:w="http://schemas.openxmlformats.org/wordprocessingml/2006/main" xmlns:w14="http://schemas.microsoft.com/office/word/2010/wordml" xmlns:w15="http://schemas.microsoft.com/office/word/2012/wordml" xmlns:w16cex="http://schemas.microsoft.com/office/word/2018/wordml/cex" xmlns:w16cid="http://schemas.microsoft.com/office/word/2016/wordml/cid" xmlns:w16="http://schemas.microsoft.com/office/word/2018/wordml" xmlns:w16du="http://schemas.microsoft.com/office/word/2023/wordml/word16du" xmlns:w16sdtdh="http://schemas.microsoft.com/office/word/2020/wordml/sdtdatahash" xmlns:w16sdtfl="http://schemas.microsoft.com/office/word/2024/wordml/sdtformatlock" xmlns:w16se="http://schemas.microsoft.com/office/word/2015/wordml/symex" xmlns:wpg="http://schemas.microsoft.com/office/word/2010/wordprocessingGroup" xmlns:wpi="http://schemas.microsoft.com/office/word/2010/wordprocessingInk" xmlns:wne="http://schemas.microsoft.com/office/word/2006/wordml" xmlns:wps="http://schemas.microsoft.com/office/word/2010/wordprocessingShape" mc:Ignorable="w14 w15 w16se w16cid w16 w16cex w16sdtdh w16sdtfl w16du wp14">
+<w:document xmlns:wpc="http://schemas.microsoft.com/office/word/2010/wordprocessingCanvas" xmlns:cx="http://schemas.microsoft.com/office/drawing/2014/chartex" xmlns:cx1="http://schemas.microsoft.com/office/drawing/2015/9/8/chartex" xmlns:cx2="http://schemas.microsoft.com/office/drawing/2015/10/21/chartex" xmlns:cx3="http://schemas.microsoft.com/office/drawing/2016/5/9/chartex" xmlns:cx4="http://schemas.microsoft.com/office/drawing/2016/5/10/chartex" xmlns:cx5="http://schemas.microsoft.com/office/drawing/2016/5/11/chartex" xmlns:cx6="http://schemas.microsoft.com/office/drawing/2016/5/12/chartex" xmlns:cx7="http://schemas.microsoft.com/office/drawing/2016/5/13/chartex" xmlns:cx8="http://schemas.microsoft.com/office/drawing/2016/5/14/chartex" xmlns:mc="http://schemas.openxmlformats.org/markup-compatibility/2006" xmlns:aink="http://schemas.microsoft.com/office/drawing/2016/ink" xmlns:am3d="http://schemas.microsoft.com/office/drawing/2017/model3d" xmlns:o="urn:schemas-microsoft-com:office:office" xmlns:oel="http://schemas.microsoft.com/office/2019/extlst" xmlns:r="http://schemas.openxmlformats.org/officeDocument/2006/relationships" xmlns:m="http://schemas.openxmlformats.org/officeDocument/2006/math" xmlns:v="urn:schemas-microsoft-com:vml" xmlns:wp14="http://schemas.microsoft.com/office/word/2010/wordprocessingDrawing" xmlns:wp="http://schemas.openxmlformats.org/drawingml/2006/wordprocessingDrawing" xmlns:w10="urn:schemas-microsoft-com:office:word" xmlns:w="http://schemas.openxmlformats.org/wordprocessingml/2006/main" xmlns:w14="http://schemas.microsoft.com/office/word/2010/wordml" xmlns:w15="http://schemas.microsoft.com/office/word/2012/wordml" xmlns:w16cei="http://schemas.microsoft.com/office/word/2026/wordml/cei" xmlns:w16cex="http://schemas.microsoft.com/office/word/2018/wordml/cex" xmlns:w16cid="http://schemas.microsoft.com/office/word/2016/wordml/cid" xmlns:w16="http://schemas.microsoft.com/office/word/2018/wordml" xmlns:w16du="http://schemas.microsoft.com/office/word/2023/wordml/word16du" xmlns:w16sdtdh="http://schemas.microsoft.com/office/word/2020/wordml/sdtdatahash" xmlns:w16sdtfl="http://schemas.microsoft.com/office/word/2024/wordml/sdtformatlock" xmlns:w16se="http://schemas.microsoft.com/office/word/2015/wordml/symex" xmlns:wpg="http://schemas.microsoft.com/office/word/2010/wordprocessingGroup" xmlns:wpi="http://schemas.microsoft.com/office/word/2010/wordprocessingInk" xmlns:wne="http://schemas.microsoft.com/office/word/2006/wordml" xmlns:wps="http://schemas.microsoft.com/office/word/2010/wordprocessingShape" mc:Ignorable="w14 w15 w16se w16cid w16 w16cex w16sdtdh w16sdtfl w16du wp14">
   <w:body>
     <w:p>
       <w:pPr>
@@ -472,6 +472,34 @@
           <w:rFonts w:ascii="Lucida Console" w:hAnsi="Lucida Console"/>
         </w:rPr>
         <w:t>Alt + L : unselect selected</w:t>
+      </w:r>
+    </w:p>
+    <w:p>
+      <w:pPr>
+        <w:jc w:val="both"/>
+        <w:rPr>
+          <w:rFonts w:ascii="Lucida Console" w:hAnsi="Lucida Console"/>
+        </w:rPr>
+      </w:pPr>
+      <w:r>
+        <w:rPr>
+          <w:rFonts w:ascii="Lucida Console" w:hAnsi="Lucida Console"/>
+        </w:rPr>
+        <w:t>Ctrl + P : set parent to</w:t>
+      </w:r>
+    </w:p>
+    <w:p>
+      <w:pPr>
+        <w:jc w:val="both"/>
+        <w:rPr>
+          <w:rFonts w:ascii="Lucida Console" w:hAnsi="Lucida Console"/>
+        </w:rPr>
+      </w:pPr>
+      <w:r>
+        <w:rPr>
+          <w:rFonts w:ascii="Lucida Console" w:hAnsi="Lucida Console"/>
+        </w:rPr>
+        <w:t xml:space="preserve">numpad virgül (,): kamerayı </w:t>
       </w:r>
     </w:p>
     <w:p>
@@ -5513,6 +5541,257 @@
         <w:t>Olumsuz tarafı: yatay görünümde görünmeyen veya çok az görünen yüzler uv map’te de o şekilde çıkartıldığı için texture o yüzlerde esneme yapar. görünmeyen kısımlar için sorun oluşturmaz.</w:t>
       </w:r>
     </w:p>
+    <w:p>
+      <w:pPr>
+        <w:jc w:val="both"/>
+        <w:rPr>
+          <w:rFonts w:ascii="Lucida Console" w:hAnsi="Lucida Console"/>
+          <w:sz w:val="24"/>
+        </w:rPr>
+      </w:pPr>
+    </w:p>
+    <w:p>
+      <w:pPr>
+        <w:jc w:val="both"/>
+        <w:rPr>
+          <w:rFonts w:ascii="Lucida Console" w:hAnsi="Lucida Console"/>
+          <w:sz w:val="24"/>
+        </w:rPr>
+      </w:pPr>
+    </w:p>
+    <w:p>
+      <w:pPr>
+        <w:jc w:val="both"/>
+        <w:rPr>
+          <w:rFonts w:ascii="Lucida Console" w:hAnsi="Lucida Console"/>
+          <w:sz w:val="24"/>
+        </w:rPr>
+      </w:pPr>
+      <w:r>
+        <w:rPr>
+          <w:rFonts w:ascii="Lucida Console" w:hAnsi="Lucida Console"/>
+          <w:sz w:val="24"/>
+        </w:rPr>
+        <w:lastRenderedPageBreak/>
+        <w:drawing>
+          <wp:inline distT="0" distB="0" distL="0" distR="0" wp14:anchorId="4C9E5F97" wp14:editId="72C5F6CC">
+            <wp:extent cx="3210373" cy="2886478"/>
+            <wp:effectExtent l="0" t="0" r="9525" b="9525"/>
+            <wp:docPr id="491995916" name="Resim 1"/>
+            <wp:cNvGraphicFramePr>
+              <a:graphicFrameLocks xmlns:a="http://schemas.openxmlformats.org/drawingml/2006/main" noChangeAspect="1"/>
+            </wp:cNvGraphicFramePr>
+            <a:graphic xmlns:a="http://schemas.openxmlformats.org/drawingml/2006/main">
+              <a:graphicData uri="http://schemas.openxmlformats.org/drawingml/2006/picture">
+                <pic:pic xmlns:pic="http://schemas.openxmlformats.org/drawingml/2006/picture">
+                  <pic:nvPicPr>
+                    <pic:cNvPr id="491995916" name=""/>
+                    <pic:cNvPicPr/>
+                  </pic:nvPicPr>
+                  <pic:blipFill>
+                    <a:blip r:embed="rId29"/>
+                    <a:stretch>
+                      <a:fillRect/>
+                    </a:stretch>
+                  </pic:blipFill>
+                  <pic:spPr>
+                    <a:xfrm>
+                      <a:off x="0" y="0"/>
+                      <a:ext cx="3210373" cy="2886478"/>
+                    </a:xfrm>
+                    <a:prstGeom prst="rect">
+                      <a:avLst/>
+                    </a:prstGeom>
+                  </pic:spPr>
+                </pic:pic>
+              </a:graphicData>
+            </a:graphic>
+          </wp:inline>
+        </w:drawing>
+      </w:r>
+    </w:p>
+    <w:p>
+      <w:pPr>
+        <w:jc w:val="both"/>
+        <w:rPr>
+          <w:rFonts w:ascii="Lucida Console" w:hAnsi="Lucida Console"/>
+          <w:sz w:val="24"/>
+        </w:rPr>
+      </w:pPr>
+    </w:p>
+    <w:p>
+      <w:pPr>
+        <w:jc w:val="both"/>
+        <w:rPr>
+          <w:rFonts w:ascii="Lucida Console" w:hAnsi="Lucida Console"/>
+          <w:sz w:val="24"/>
+        </w:rPr>
+      </w:pPr>
+      <w:r>
+        <w:rPr>
+          <w:rFonts w:ascii="Lucida Console" w:hAnsi="Lucida Console"/>
+          <w:sz w:val="24"/>
+        </w:rPr>
+        <w:t>modifierda bulunan on cage butonu (üçgen) editor panelinde objenin modifier apply edilmiş gibi seçilmesini sağlar</w:t>
+      </w:r>
+    </w:p>
+    <w:p>
+      <w:pPr>
+        <w:jc w:val="both"/>
+        <w:rPr>
+          <w:rFonts w:ascii="Lucida Console" w:hAnsi="Lucida Console"/>
+          <w:sz w:val="24"/>
+        </w:rPr>
+      </w:pPr>
+    </w:p>
+    <w:p>
+      <w:pPr>
+        <w:jc w:val="both"/>
+        <w:rPr>
+          <w:rFonts w:ascii="Lucida Console" w:hAnsi="Lucida Console"/>
+          <w:sz w:val="24"/>
+        </w:rPr>
+      </w:pPr>
+    </w:p>
+    <w:p>
+      <w:pPr>
+        <w:jc w:val="both"/>
+        <w:rPr>
+          <w:rFonts w:ascii="Lucida Console" w:hAnsi="Lucida Console"/>
+          <w:b/>
+          <w:bCs/>
+          <w:sz w:val="24"/>
+        </w:rPr>
+      </w:pPr>
+      <w:r>
+        <w:rPr>
+          <w:rFonts w:ascii="Lucida Console" w:hAnsi="Lucida Console"/>
+          <w:b/>
+          <w:bCs/>
+          <w:sz w:val="24"/>
+        </w:rPr>
+        <w:t>lesson.67 animating the plane</w:t>
+      </w:r>
+    </w:p>
+    <w:p>
+      <w:pPr>
+        <w:jc w:val="both"/>
+        <w:rPr>
+          <w:rFonts w:ascii="Lucida Console" w:hAnsi="Lucida Console"/>
+          <w:sz w:val="24"/>
+        </w:rPr>
+      </w:pPr>
+      <w:r>
+        <w:rPr>
+          <w:rFonts w:ascii="Lucida Console" w:hAnsi="Lucida Console"/>
+          <w:sz w:val="24"/>
+        </w:rPr>
+        <w:t xml:space="preserve">animasyon için animation workspace i kullanılabilir. </w:t>
+      </w:r>
+      <w:r>
+        <w:rPr>
+          <w:rFonts w:ascii="Lucida Console" w:hAnsi="Lucida Console"/>
+          <w:sz w:val="24"/>
+        </w:rPr>
+        <w:t xml:space="preserve">ayrıca objeler parent empty obje altında toplanarak işlemler kolaylaştırılabilir. yapmak için: </w:t>
+      </w:r>
+    </w:p>
+    <w:p>
+      <w:pPr>
+        <w:jc w:val="both"/>
+        <w:rPr>
+          <w:rFonts w:ascii="Lucida Console" w:hAnsi="Lucida Console"/>
+          <w:sz w:val="24"/>
+        </w:rPr>
+      </w:pPr>
+      <w:r>
+        <w:rPr>
+          <w:rFonts w:ascii="Lucida Console" w:hAnsi="Lucida Console"/>
+          <w:sz w:val="24"/>
+        </w:rPr>
+        <w:t>yeni bir empty obje oluşturulur (hangisi olduğu önemsiz)</w:t>
+      </w:r>
+    </w:p>
+    <w:p>
+      <w:pPr>
+        <w:jc w:val="both"/>
+        <w:rPr>
+          <w:rFonts w:ascii="Lucida Console" w:hAnsi="Lucida Console"/>
+          <w:sz w:val="24"/>
+        </w:rPr>
+      </w:pPr>
+      <w:r>
+        <w:rPr>
+          <w:rFonts w:ascii="Lucida Console" w:hAnsi="Lucida Console"/>
+          <w:sz w:val="24"/>
+        </w:rPr>
+        <w:t>bütün obje parçaları ve empty obje seçilir (empty obje aktif obje olmalı shift + sol tık)</w:t>
+      </w:r>
+    </w:p>
+    <w:p>
+      <w:pPr>
+        <w:jc w:val="both"/>
+        <w:rPr>
+          <w:rFonts w:ascii="Lucida Console" w:hAnsi="Lucida Console"/>
+          <w:sz w:val="24"/>
+        </w:rPr>
+      </w:pPr>
+      <w:r>
+        <w:rPr>
+          <w:rFonts w:ascii="Lucida Console" w:hAnsi="Lucida Console"/>
+          <w:sz w:val="24"/>
+        </w:rPr>
+        <w:t>object panelinden parent -&gt; object seçilir veya ctrl + p -&gt; object seçilir</w:t>
+      </w:r>
+      <w:r>
+        <w:rPr>
+          <w:rFonts w:ascii="Lucida Console" w:hAnsi="Lucida Console"/>
+          <w:sz w:val="24"/>
+        </w:rPr>
+        <w:t>.</w:t>
+      </w:r>
+    </w:p>
+    <w:p>
+      <w:pPr>
+        <w:jc w:val="both"/>
+        <w:rPr>
+          <w:rFonts w:ascii="Lucida Console" w:hAnsi="Lucida Console"/>
+          <w:sz w:val="24"/>
+        </w:rPr>
+      </w:pPr>
+    </w:p>
+    <w:p>
+      <w:pPr>
+        <w:jc w:val="both"/>
+        <w:rPr>
+          <w:rFonts w:ascii="Lucida Console" w:hAnsi="Lucida Console"/>
+          <w:sz w:val="24"/>
+        </w:rPr>
+      </w:pPr>
+      <w:r>
+        <w:rPr>
+          <w:rFonts w:ascii="Lucida Console" w:hAnsi="Lucida Console"/>
+          <w:sz w:val="24"/>
+        </w:rPr>
+        <w:t xml:space="preserve">seçili objenin lokasyonunu kaydetmek için I harfine basıp location + rotation seçilir. sonra alttan gerekli frame seçilir ve lokasyon ayarlanıp tekrar I -&gt; location + rotation basılır. </w:t>
+      </w:r>
+    </w:p>
+    <w:p>
+      <w:pPr>
+        <w:jc w:val="both"/>
+        <w:rPr>
+          <w:rFonts w:ascii="Lucida Console" w:hAnsi="Lucida Console"/>
+          <w:sz w:val="24"/>
+        </w:rPr>
+      </w:pPr>
+      <w:r>
+        <w:rPr>
+          <w:rFonts w:ascii="Lucida Console" w:hAnsi="Lucida Console"/>
+          <w:sz w:val="24"/>
+        </w:rPr>
+        <w:t>keyframe silmek için summary satırındaki nokta seçilir ve delete basılır.</w:t>
+      </w:r>
+    </w:p>
     <w:sectPr>
       <w:pgSz w:w="11906" w:h="16838"/>
       <w:pgMar w:top="1417" w:right="1417" w:bottom="1417" w:left="1417" w:header="708" w:footer="708" w:gutter="0"/>
@@ -5524,7 +5803,7 @@
 </file>
 
 <file path=word/endnotes.xml><?xml version="1.0" encoding="utf-8"?>
-<w:endnotes xmlns:wpc="http://schemas.microsoft.com/office/word/2010/wordprocessingCanvas" xmlns:cx="http://schemas.microsoft.com/office/drawing/2014/chartex" xmlns:cx1="http://schemas.microsoft.com/office/drawing/2015/9/8/chartex" xmlns:cx2="http://schemas.microsoft.com/office/drawing/2015/10/21/chartex" xmlns:cx3="http://schemas.microsoft.com/office/drawing/2016/5/9/chartex" xmlns:cx4="http://schemas.microsoft.com/office/drawing/2016/5/10/chartex" xmlns:cx5="http://schemas.microsoft.com/office/drawing/2016/5/11/chartex" xmlns:cx6="http://schemas.microsoft.com/office/drawing/2016/5/12/chartex" xmlns:cx7="http://schemas.microsoft.com/office/drawing/2016/5/13/chartex" xmlns:cx8="http://schemas.microsoft.com/office/drawing/2016/5/14/chartex" xmlns:mc="http://schemas.openxmlformats.org/markup-compatibility/2006" xmlns:aink="http://schemas.microsoft.com/office/drawing/2016/ink" xmlns:am3d="http://schemas.microsoft.com/office/drawing/2017/model3d" xmlns:o="urn:schemas-microsoft-com:office:office" xmlns:oel="http://schemas.microsoft.com/office/2019/extlst" xmlns:r="http://schemas.openxmlformats.org/officeDocument/2006/relationships" xmlns:m="http://schemas.openxmlformats.org/officeDocument/2006/math" xmlns:v="urn:schemas-microsoft-com:vml" xmlns:wp14="http://schemas.microsoft.com/office/word/2010/wordprocessingDrawing" xmlns:wp="http://schemas.openxmlformats.org/drawingml/2006/wordprocessingDrawing" xmlns:w10="urn:schemas-microsoft-com:office:word" xmlns:w="http://schemas.openxmlformats.org/wordprocessingml/2006/main" xmlns:w14="http://schemas.microsoft.com/office/word/2010/wordml" xmlns:w15="http://schemas.microsoft.com/office/word/2012/wordml" xmlns:w16cex="http://schemas.microsoft.com/office/word/2018/wordml/cex" xmlns:w16cid="http://schemas.microsoft.com/office/word/2016/wordml/cid" xmlns:w16="http://schemas.microsoft.com/office/word/2018/wordml" xmlns:w16du="http://schemas.microsoft.com/office/word/2023/wordml/word16du" xmlns:w16sdtdh="http://schemas.microsoft.com/office/word/2020/wordml/sdtdatahash" xmlns:w16sdtfl="http://schemas.microsoft.com/office/word/2024/wordml/sdtformatlock" xmlns:w16se="http://schemas.microsoft.com/office/word/2015/wordml/symex" xmlns:wpg="http://schemas.microsoft.com/office/word/2010/wordprocessingGroup" xmlns:wpi="http://schemas.microsoft.com/office/word/2010/wordprocessingInk" xmlns:wne="http://schemas.microsoft.com/office/word/2006/wordml" xmlns:wps="http://schemas.microsoft.com/office/word/2010/wordprocessingShape" mc:Ignorable="w14 w15 w16se w16cid w16 w16cex w16sdtdh w16sdtfl w16du wp14">
+<w:endnotes xmlns:wpc="http://schemas.microsoft.com/office/word/2010/wordprocessingCanvas" xmlns:cx="http://schemas.microsoft.com/office/drawing/2014/chartex" xmlns:cx1="http://schemas.microsoft.com/office/drawing/2015/9/8/chartex" xmlns:cx2="http://schemas.microsoft.com/office/drawing/2015/10/21/chartex" xmlns:cx3="http://schemas.microsoft.com/office/drawing/2016/5/9/chartex" xmlns:cx4="http://schemas.microsoft.com/office/drawing/2016/5/10/chartex" xmlns:cx5="http://schemas.microsoft.com/office/drawing/2016/5/11/chartex" xmlns:cx6="http://schemas.microsoft.com/office/drawing/2016/5/12/chartex" xmlns:cx7="http://schemas.microsoft.com/office/drawing/2016/5/13/chartex" xmlns:cx8="http://schemas.microsoft.com/office/drawing/2016/5/14/chartex" xmlns:mc="http://schemas.openxmlformats.org/markup-compatibility/2006" xmlns:aink="http://schemas.microsoft.com/office/drawing/2016/ink" xmlns:am3d="http://schemas.microsoft.com/office/drawing/2017/model3d" xmlns:o="urn:schemas-microsoft-com:office:office" xmlns:oel="http://schemas.microsoft.com/office/2019/extlst" xmlns:r="http://schemas.openxmlformats.org/officeDocument/2006/relationships" xmlns:m="http://schemas.openxmlformats.org/officeDocument/2006/math" xmlns:v="urn:schemas-microsoft-com:vml" xmlns:wp14="http://schemas.microsoft.com/office/word/2010/wordprocessingDrawing" xmlns:wp="http://schemas.openxmlformats.org/drawingml/2006/wordprocessingDrawing" xmlns:w10="urn:schemas-microsoft-com:office:word" xmlns:w="http://schemas.openxmlformats.org/wordprocessingml/2006/main" xmlns:w14="http://schemas.microsoft.com/office/word/2010/wordml" xmlns:w15="http://schemas.microsoft.com/office/word/2012/wordml" xmlns:w16cei="http://schemas.microsoft.com/office/word/2026/wordml/cei" xmlns:w16cex="http://schemas.microsoft.com/office/word/2018/wordml/cex" xmlns:w16cid="http://schemas.microsoft.com/office/word/2016/wordml/cid" xmlns:w16="http://schemas.microsoft.com/office/word/2018/wordml" xmlns:w16du="http://schemas.microsoft.com/office/word/2023/wordml/word16du" xmlns:w16sdtdh="http://schemas.microsoft.com/office/word/2020/wordml/sdtdatahash" xmlns:w16sdtfl="http://schemas.microsoft.com/office/word/2024/wordml/sdtformatlock" xmlns:w16se="http://schemas.microsoft.com/office/word/2015/wordml/symex" xmlns:wpg="http://schemas.microsoft.com/office/word/2010/wordprocessingGroup" xmlns:wpi="http://schemas.microsoft.com/office/word/2010/wordprocessingInk" xmlns:wne="http://schemas.microsoft.com/office/word/2006/wordml" xmlns:wps="http://schemas.microsoft.com/office/word/2010/wordprocessingShape" mc:Ignorable="w14 w15 w16se w16cid w16 w16cex w16sdtdh w16sdtfl w16du wp14">
   <w:endnote w:type="separator" w:id="-1">
     <w:p>
       <w:pPr>
@@ -5549,7 +5828,7 @@
 </file>
 
 <file path=word/footnotes.xml><?xml version="1.0" encoding="utf-8"?>
-<w:footnotes xmlns:wpc="http://schemas.microsoft.com/office/word/2010/wordprocessingCanvas" xmlns:cx="http://schemas.microsoft.com/office/drawing/2014/chartex" xmlns:cx1="http://schemas.microsoft.com/office/drawing/2015/9/8/chartex" xmlns:cx2="http://schemas.microsoft.com/office/drawing/2015/10/21/chartex" xmlns:cx3="http://schemas.microsoft.com/office/drawing/2016/5/9/chartex" xmlns:cx4="http://schemas.microsoft.com/office/drawing/2016/5/10/chartex" xmlns:cx5="http://schemas.microsoft.com/office/drawing/2016/5/11/chartex" xmlns:cx6="http://schemas.microsoft.com/office/drawing/2016/5/12/chartex" xmlns:cx7="http://schemas.microsoft.com/office/drawing/2016/5/13/chartex" xmlns:cx8="http://schemas.microsoft.com/office/drawing/2016/5/14/chartex" xmlns:mc="http://schemas.openxmlformats.org/markup-compatibility/2006" xmlns:aink="http://schemas.microsoft.com/office/drawing/2016/ink" xmlns:am3d="http://schemas.microsoft.com/office/drawing/2017/model3d" xmlns:o="urn:schemas-microsoft-com:office:office" xmlns:oel="http://schemas.microsoft.com/office/2019/extlst" xmlns:r="http://schemas.openxmlformats.org/officeDocument/2006/relationships" xmlns:m="http://schemas.openxmlformats.org/officeDocument/2006/math" xmlns:v="urn:schemas-microsoft-com:vml" xmlns:wp14="http://schemas.microsoft.com/office/word/2010/wordprocessingDrawing" xmlns:wp="http://schemas.openxmlformats.org/drawingml/2006/wordprocessingDrawing" xmlns:w10="urn:schemas-microsoft-com:office:word" xmlns:w="http://schemas.openxmlformats.org/wordprocessingml/2006/main" xmlns:w14="http://schemas.microsoft.com/office/word/2010/wordml" xmlns:w15="http://schemas.microsoft.com/office/word/2012/wordml" xmlns:w16cex="http://schemas.microsoft.com/office/word/2018/wordml/cex" xmlns:w16cid="http://schemas.microsoft.com/office/word/2016/wordml/cid" xmlns:w16="http://schemas.microsoft.com/office/word/2018/wordml" xmlns:w16du="http://schemas.microsoft.com/office/word/2023/wordml/word16du" xmlns:w16sdtdh="http://schemas.microsoft.com/office/word/2020/wordml/sdtdatahash" xmlns:w16sdtfl="http://schemas.microsoft.com/office/word/2024/wordml/sdtformatlock" xmlns:w16se="http://schemas.microsoft.com/office/word/2015/wordml/symex" xmlns:wpg="http://schemas.microsoft.com/office/word/2010/wordprocessingGroup" xmlns:wpi="http://schemas.microsoft.com/office/word/2010/wordprocessingInk" xmlns:wne="http://schemas.microsoft.com/office/word/2006/wordml" xmlns:wps="http://schemas.microsoft.com/office/word/2010/wordprocessingShape" mc:Ignorable="w14 w15 w16se w16cid w16 w16cex w16sdtdh w16sdtfl w16du wp14">
+<w:footnotes xmlns:wpc="http://schemas.microsoft.com/office/word/2010/wordprocessingCanvas" xmlns:cx="http://schemas.microsoft.com/office/drawing/2014/chartex" xmlns:cx1="http://schemas.microsoft.com/office/drawing/2015/9/8/chartex" xmlns:cx2="http://schemas.microsoft.com/office/drawing/2015/10/21/chartex" xmlns:cx3="http://schemas.microsoft.com/office/drawing/2016/5/9/chartex" xmlns:cx4="http://schemas.microsoft.com/office/drawing/2016/5/10/chartex" xmlns:cx5="http://schemas.microsoft.com/office/drawing/2016/5/11/chartex" xmlns:cx6="http://schemas.microsoft.com/office/drawing/2016/5/12/chartex" xmlns:cx7="http://schemas.microsoft.com/office/drawing/2016/5/13/chartex" xmlns:cx8="http://schemas.microsoft.com/office/drawing/2016/5/14/chartex" xmlns:mc="http://schemas.openxmlformats.org/markup-compatibility/2006" xmlns:aink="http://schemas.microsoft.com/office/drawing/2016/ink" xmlns:am3d="http://schemas.microsoft.com/office/drawing/2017/model3d" xmlns:o="urn:schemas-microsoft-com:office:office" xmlns:oel="http://schemas.microsoft.com/office/2019/extlst" xmlns:r="http://schemas.openxmlformats.org/officeDocument/2006/relationships" xmlns:m="http://schemas.openxmlformats.org/officeDocument/2006/math" xmlns:v="urn:schemas-microsoft-com:vml" xmlns:wp14="http://schemas.microsoft.com/office/word/2010/wordprocessingDrawing" xmlns:wp="http://schemas.openxmlformats.org/drawingml/2006/wordprocessingDrawing" xmlns:w10="urn:schemas-microsoft-com:office:word" xmlns:w="http://schemas.openxmlformats.org/wordprocessingml/2006/main" xmlns:w14="http://schemas.microsoft.com/office/word/2010/wordml" xmlns:w15="http://schemas.microsoft.com/office/word/2012/wordml" xmlns:w16cei="http://schemas.microsoft.com/office/word/2026/wordml/cei" xmlns:w16cex="http://schemas.microsoft.com/office/word/2018/wordml/cex" xmlns:w16cid="http://schemas.microsoft.com/office/word/2016/wordml/cid" xmlns:w16="http://schemas.microsoft.com/office/word/2018/wordml" xmlns:w16du="http://schemas.microsoft.com/office/word/2023/wordml/word16du" xmlns:w16sdtdh="http://schemas.microsoft.com/office/word/2020/wordml/sdtdatahash" xmlns:w16sdtfl="http://schemas.microsoft.com/office/word/2024/wordml/sdtformatlock" xmlns:w16se="http://schemas.microsoft.com/office/word/2015/wordml/symex" xmlns:wpg="http://schemas.microsoft.com/office/word/2010/wordprocessingGroup" xmlns:wpi="http://schemas.microsoft.com/office/word/2010/wordprocessingInk" xmlns:wne="http://schemas.microsoft.com/office/word/2006/wordml" xmlns:wps="http://schemas.microsoft.com/office/word/2010/wordprocessingShape" mc:Ignorable="w14 w15 w16se w16cid w16 w16cex w16sdtdh w16sdtfl w16du wp14">
   <w:footnote w:type="separator" w:id="-1">
     <w:p>
       <w:pPr>
